--- a/LAB3/1250080012_Vutuananh_lab3.docx
+++ b/LAB3/1250080012_Vutuananh_lab3.docx
@@ -4,20 +4,32 @@
   <w:body>
     <w:p>
       <w:pPr>
-        <w:ind w:left="720" w:hanging="360"/>
-        <w:rPr>
-          <w:rFonts w:ascii="Times New Roman" w:hAnsi="Times New Roman" w:cs="Times New Roman"/>
-          <w:sz w:val="26"/>
-          <w:szCs w:val="26"/>
-        </w:rPr>
-      </w:pPr>
-      <w:r>
-        <w:rPr>
-          <w:rFonts w:ascii="Times New Roman" w:hAnsi="Times New Roman" w:cs="Times New Roman"/>
-          <w:sz w:val="26"/>
-          <w:szCs w:val="26"/>
-        </w:rPr>
-        <w:t>Quy trình hoạt động của hệ thống quản lý khách sạn:</w:t>
+        <w:pStyle w:val="ListParagraph"/>
+        <w:numPr>
+          <w:ilvl w:val="0"/>
+          <w:numId w:val="4"/>
+        </w:numPr>
+        <w:rPr>
+          <w:rFonts w:ascii="Times New Roman" w:hAnsi="Times New Roman" w:cs="Times New Roman"/>
+          <w:sz w:val="26"/>
+          <w:szCs w:val="26"/>
+        </w:rPr>
+      </w:pPr>
+      <w:r>
+        <w:rPr>
+          <w:rFonts w:ascii="Times New Roman" w:hAnsi="Times New Roman" w:cs="Times New Roman"/>
+          <w:sz w:val="26"/>
+          <w:szCs w:val="26"/>
+        </w:rPr>
+        <w:t>Tóm tắt nghiệp vụ q</w:t>
+      </w:r>
+      <w:r>
+        <w:rPr>
+          <w:rFonts w:ascii="Times New Roman" w:hAnsi="Times New Roman" w:cs="Times New Roman"/>
+          <w:sz w:val="26"/>
+          <w:szCs w:val="26"/>
+        </w:rPr>
+        <w:t>uy trình hoạt động của hệ thống quản lý khách sạn:</w:t>
       </w:r>
     </w:p>
     <w:p>
@@ -232,7 +244,6268 @@
         <w:pStyle w:val="ListParagraph"/>
         <w:numPr>
           <w:ilvl w:val="0"/>
-          <w:numId w:val="1"/>
+          <w:numId w:val="4"/>
+        </w:numPr>
+        <w:spacing w:line="360" w:lineRule="auto"/>
+        <w:rPr>
+          <w:rFonts w:ascii="Times New Roman" w:hAnsi="Times New Roman" w:cs="Times New Roman"/>
+          <w:sz w:val="26"/>
+          <w:szCs w:val="26"/>
+        </w:rPr>
+      </w:pPr>
+      <w:r>
+        <w:rPr>
+          <w:rFonts w:ascii="Times New Roman" w:hAnsi="Times New Roman" w:cs="Times New Roman"/>
+          <w:sz w:val="26"/>
+          <w:szCs w:val="26"/>
+        </w:rPr>
+        <w:t>Yêu cầu hệ thống</w:t>
+      </w:r>
+    </w:p>
+    <w:p>
+      <w:pPr>
+        <w:pStyle w:val="ListParagraph"/>
+        <w:numPr>
+          <w:ilvl w:val="1"/>
+          <w:numId w:val="4"/>
+        </w:numPr>
+        <w:spacing w:line="360" w:lineRule="auto"/>
+        <w:rPr>
+          <w:rFonts w:ascii="Times New Roman" w:hAnsi="Times New Roman" w:cs="Times New Roman"/>
+          <w:sz w:val="26"/>
+          <w:szCs w:val="26"/>
+        </w:rPr>
+      </w:pPr>
+      <w:r>
+        <w:rPr>
+          <w:rFonts w:ascii="Times New Roman" w:hAnsi="Times New Roman" w:cs="Times New Roman"/>
+          <w:sz w:val="26"/>
+          <w:szCs w:val="26"/>
+        </w:rPr>
+        <w:t>Đầu vào - Xử lý - Đầu ra</w:t>
+      </w:r>
+    </w:p>
+    <w:tbl>
+      <w:tblPr>
+        <w:tblStyle w:val="TableGrid"/>
+        <w:tblW w:w="0" w:type="auto"/>
+        <w:jc w:val="center"/>
+        <w:tblLook w:val="04A0" w:firstRow="1" w:lastRow="0" w:firstColumn="1" w:lastColumn="0" w:noHBand="0" w:noVBand="1"/>
+      </w:tblPr>
+      <w:tblGrid>
+        <w:gridCol w:w="2336"/>
+        <w:gridCol w:w="2336"/>
+        <w:gridCol w:w="2336"/>
+        <w:gridCol w:w="2336"/>
+      </w:tblGrid>
+      <w:tr>
+        <w:trPr>
+          <w:jc w:val="center"/>
+        </w:trPr>
+        <w:tc>
+          <w:tcPr>
+            <w:tcW w:w="2336" w:type="dxa"/>
+          </w:tcPr>
+          <w:p>
+            <w:pPr>
+              <w:spacing w:after="110" w:line="300" w:lineRule="auto"/>
+              <w:jc w:val="center"/>
+              <w:rPr>
+                <w:b/>
+                <w:bCs/>
+              </w:rPr>
+            </w:pPr>
+            <w:r>
+              <w:rPr>
+                <w:b/>
+                <w:bCs/>
+              </w:rPr>
+              <w:t>nhóm nghiệp vụ</w:t>
+            </w:r>
+          </w:p>
+        </w:tc>
+        <w:tc>
+          <w:tcPr>
+            <w:tcW w:w="2336" w:type="dxa"/>
+          </w:tcPr>
+          <w:p>
+            <w:pPr>
+              <w:spacing w:after="110" w:line="300" w:lineRule="auto"/>
+              <w:jc w:val="center"/>
+              <w:rPr>
+                <w:b/>
+                <w:bCs/>
+              </w:rPr>
+            </w:pPr>
+            <w:r>
+              <w:rPr>
+                <w:b/>
+                <w:bCs/>
+              </w:rPr>
+              <w:t>Đầu vào</w:t>
+            </w:r>
+          </w:p>
+        </w:tc>
+        <w:tc>
+          <w:tcPr>
+            <w:tcW w:w="2336" w:type="dxa"/>
+          </w:tcPr>
+          <w:p>
+            <w:pPr>
+              <w:spacing w:after="110" w:line="300" w:lineRule="auto"/>
+              <w:jc w:val="center"/>
+              <w:rPr>
+                <w:b/>
+                <w:bCs/>
+              </w:rPr>
+            </w:pPr>
+            <w:r>
+              <w:rPr>
+                <w:b/>
+                <w:bCs/>
+              </w:rPr>
+              <w:t>Xử lý chính</w:t>
+            </w:r>
+          </w:p>
+        </w:tc>
+        <w:tc>
+          <w:tcPr>
+            <w:tcW w:w="2336" w:type="dxa"/>
+          </w:tcPr>
+          <w:p>
+            <w:pPr>
+              <w:spacing w:after="110" w:line="300" w:lineRule="auto"/>
+              <w:jc w:val="center"/>
+              <w:rPr>
+                <w:b/>
+                <w:bCs/>
+              </w:rPr>
+            </w:pPr>
+            <w:r>
+              <w:rPr>
+                <w:b/>
+                <w:bCs/>
+              </w:rPr>
+              <w:t>Xuất kết quả</w:t>
+            </w:r>
+          </w:p>
+        </w:tc>
+      </w:tr>
+      <w:tr>
+        <w:trPr>
+          <w:jc w:val="center"/>
+        </w:trPr>
+        <w:tc>
+          <w:tcPr>
+            <w:tcW w:w="2336" w:type="dxa"/>
+          </w:tcPr>
+          <w:p>
+            <w:pPr>
+              <w:spacing w:after="110" w:line="300" w:lineRule="auto"/>
+              <w:jc w:val="center"/>
+            </w:pPr>
+            <w:r>
+              <w:t>Phòng - Tiện nghi</w:t>
+            </w:r>
+          </w:p>
+        </w:tc>
+        <w:tc>
+          <w:tcPr>
+            <w:tcW w:w="2336" w:type="dxa"/>
+          </w:tcPr>
+          <w:p>
+            <w:pPr>
+              <w:spacing w:after="110" w:line="300" w:lineRule="auto"/>
+              <w:jc w:val="center"/>
+            </w:pPr>
+            <w:r>
+              <w:t>Thông tin Khu vực, Phòng, Loại tiện nghi, Thiết bị tiện nghi, Phiếu lắp đặt</w:t>
+            </w:r>
+          </w:p>
+        </w:tc>
+        <w:tc>
+          <w:tcPr>
+            <w:tcW w:w="2336" w:type="dxa"/>
+          </w:tcPr>
+          <w:p>
+            <w:pPr>
+              <w:spacing w:after="110" w:line="300" w:lineRule="auto"/>
+              <w:jc w:val="center"/>
+            </w:pPr>
+            <w:r>
+              <w:t>Lưu danh mục khu vực/phòng/tiện nghi</w:t>
+            </w:r>
+            <w:r>
+              <w:t xml:space="preserve">, </w:t>
+            </w:r>
+            <w:r>
+              <w:t>Lập phiếu lắp đặt/luân chuyển thiết bị.</w:t>
+            </w:r>
+          </w:p>
+        </w:tc>
+        <w:tc>
+          <w:tcPr>
+            <w:tcW w:w="2336" w:type="dxa"/>
+          </w:tcPr>
+          <w:p>
+            <w:pPr>
+              <w:spacing w:after="110" w:line="300" w:lineRule="auto"/>
+              <w:jc w:val="center"/>
+            </w:pPr>
+            <w:r>
+              <w:t>Danh sách Phòng, Tiện nghi</w:t>
+            </w:r>
+            <w:r>
+              <w:t xml:space="preserve">, </w:t>
+            </w:r>
+            <w:r>
+              <w:t>Lịch sử lắp đặt/luân chuyển thiết bị</w:t>
+            </w:r>
+          </w:p>
+        </w:tc>
+      </w:tr>
+      <w:tr>
+        <w:trPr>
+          <w:jc w:val="center"/>
+        </w:trPr>
+        <w:tc>
+          <w:tcPr>
+            <w:tcW w:w="2336" w:type="dxa"/>
+          </w:tcPr>
+          <w:p>
+            <w:pPr>
+              <w:spacing w:after="110" w:line="300" w:lineRule="auto"/>
+              <w:jc w:val="center"/>
+            </w:pPr>
+            <w:r>
+              <w:t>Đặt / Nhận phòng</w:t>
+            </w:r>
+          </w:p>
+        </w:tc>
+        <w:tc>
+          <w:tcPr>
+            <w:tcW w:w="2336" w:type="dxa"/>
+          </w:tcPr>
+          <w:p>
+            <w:pPr>
+              <w:spacing w:after="110" w:line="300" w:lineRule="auto"/>
+              <w:jc w:val="center"/>
+            </w:pPr>
+            <w:r>
+              <w:t>Thông tin Khách hàng, CCCD, Quốc tịch, Số người, Ngày nhận/trả dự kiến, Tiền cọc, Kênh đặt</w:t>
+            </w:r>
+          </w:p>
+        </w:tc>
+        <w:tc>
+          <w:tcPr>
+            <w:tcW w:w="2336" w:type="dxa"/>
+          </w:tcPr>
+          <w:p>
+            <w:pPr>
+              <w:spacing w:after="110" w:line="300" w:lineRule="auto"/>
+              <w:jc w:val="center"/>
+            </w:pPr>
+            <w:r>
+              <w:t>Kiểm tra sức chứa phòng &amp; trùng lịch đặt</w:t>
+            </w:r>
+            <w:r>
+              <w:t xml:space="preserve">, </w:t>
+            </w:r>
+            <w:r>
+              <w:t>Lập phiếu đặt phòng và thu tiền cọc</w:t>
+            </w:r>
+            <w:r>
+              <w:t xml:space="preserve">, </w:t>
+            </w:r>
+            <w:r>
+              <w:t>Ghi nhận thông tin người lưu trú thực tế</w:t>
+            </w:r>
+            <w:r>
+              <w:t xml:space="preserve">, </w:t>
+            </w:r>
+            <w:r>
+              <w:t>Chuyển trạng thái phòng</w:t>
+            </w:r>
+          </w:p>
+        </w:tc>
+        <w:tc>
+          <w:tcPr>
+            <w:tcW w:w="2336" w:type="dxa"/>
+          </w:tcPr>
+          <w:p>
+            <w:pPr>
+              <w:spacing w:after="110" w:line="300" w:lineRule="auto"/>
+              <w:jc w:val="center"/>
+            </w:pPr>
+            <w:r>
+              <w:t>Phiếu đặt phòng</w:t>
+            </w:r>
+            <w:r>
+              <w:t xml:space="preserve">, </w:t>
+            </w:r>
+            <w:r>
+              <w:t>Danh sách người lưu trú</w:t>
+            </w:r>
+            <w:r>
+              <w:t xml:space="preserve">, </w:t>
+            </w:r>
+            <w:r>
+              <w:t>Cập nhật sơ đồ trạng thái phòng.</w:t>
+            </w:r>
+          </w:p>
+        </w:tc>
+      </w:tr>
+      <w:tr>
+        <w:trPr>
+          <w:jc w:val="center"/>
+        </w:trPr>
+        <w:tc>
+          <w:tcPr>
+            <w:tcW w:w="2336" w:type="dxa"/>
+          </w:tcPr>
+          <w:p>
+            <w:pPr>
+              <w:spacing w:after="110" w:line="300" w:lineRule="auto"/>
+              <w:jc w:val="center"/>
+            </w:pPr>
+            <w:r>
+              <w:t>Sử dụng Dịch vụ</w:t>
+            </w:r>
+          </w:p>
+        </w:tc>
+        <w:tc>
+          <w:tcPr>
+            <w:tcW w:w="2336" w:type="dxa"/>
+          </w:tcPr>
+          <w:p>
+            <w:pPr>
+              <w:spacing w:after="110" w:line="300" w:lineRule="auto"/>
+              <w:jc w:val="both"/>
+            </w:pPr>
+            <w:r>
+              <w:t>Phiếu lưu trú (đang ở), Số phòng, Ngày sử dụng, Dịch vụ, Số lượng</w:t>
+            </w:r>
+          </w:p>
+          <w:p>
+            <w:pPr>
+              <w:spacing w:after="110" w:line="300" w:lineRule="auto"/>
+              <w:jc w:val="both"/>
+            </w:pPr>
+          </w:p>
+        </w:tc>
+        <w:tc>
+          <w:tcPr>
+            <w:tcW w:w="2336" w:type="dxa"/>
+          </w:tcPr>
+          <w:p>
+            <w:pPr>
+              <w:spacing w:after="110" w:line="300" w:lineRule="auto"/>
+              <w:jc w:val="both"/>
+            </w:pPr>
+            <w:r>
+              <w:t>Tìm/tạo phiếu dịch vụ theo phòng + ngày</w:t>
+            </w:r>
+            <w:r>
+              <w:t xml:space="preserve">, </w:t>
+            </w:r>
+            <w:r>
+              <w:t xml:space="preserve">Kiểm tra dịch vụ đã dùng trong ngày; cộng dồn số </w:t>
+            </w:r>
+            <w:r>
+              <w:lastRenderedPageBreak/>
+              <w:t>lượng nếu trùng dịch vụ</w:t>
+            </w:r>
+            <w:r>
+              <w:t xml:space="preserve"> </w:t>
+            </w:r>
+          </w:p>
+        </w:tc>
+        <w:tc>
+          <w:tcPr>
+            <w:tcW w:w="2336" w:type="dxa"/>
+          </w:tcPr>
+          <w:p>
+            <w:pPr>
+              <w:spacing w:after="110" w:line="300" w:lineRule="auto"/>
+              <w:jc w:val="both"/>
+            </w:pPr>
+            <w:r>
+              <w:lastRenderedPageBreak/>
+              <w:t>Phiếu sử dụng dịch vụ</w:t>
+            </w:r>
+            <w:r>
+              <w:t xml:space="preserve">, </w:t>
+            </w:r>
+            <w:r>
+              <w:t>Tổng hợp thành tiền dịch vụ</w:t>
+            </w:r>
+          </w:p>
+        </w:tc>
+      </w:tr>
+      <w:tr>
+        <w:trPr>
+          <w:jc w:val="center"/>
+        </w:trPr>
+        <w:tc>
+          <w:tcPr>
+            <w:tcW w:w="2336" w:type="dxa"/>
+          </w:tcPr>
+          <w:p>
+            <w:pPr>
+              <w:spacing w:after="110" w:line="300" w:lineRule="auto"/>
+              <w:jc w:val="center"/>
+            </w:pPr>
+            <w:r>
+              <w:t>Trả phòng &amp; Thanh toán</w:t>
+            </w:r>
+          </w:p>
+        </w:tc>
+        <w:tc>
+          <w:tcPr>
+            <w:tcW w:w="2336" w:type="dxa"/>
+          </w:tcPr>
+          <w:p>
+            <w:pPr>
+              <w:spacing w:after="110" w:line="300" w:lineRule="auto"/>
+              <w:jc w:val="both"/>
+            </w:pPr>
+            <w:r>
+              <w:t>Phiếu đang ở, Tình trạng tiện nghi hư hỏng/mất mát, Số ngày tính tiền, Hình thức thanh toán, Số tiền</w:t>
+            </w:r>
+          </w:p>
+        </w:tc>
+        <w:tc>
+          <w:tcPr>
+            <w:tcW w:w="2336" w:type="dxa"/>
+          </w:tcPr>
+          <w:p>
+            <w:pPr>
+              <w:spacing w:after="110" w:line="300" w:lineRule="auto"/>
+              <w:jc w:val="both"/>
+            </w:pPr>
+            <w:r>
+              <w:t xml:space="preserve">Kiểm tra tiện nghi phòng </w:t>
+            </w:r>
+            <m:oMath>
+              <m:r>
+                <w:rPr>
+                  <w:rFonts w:ascii="Cambria Math" w:hAnsi="Cambria Math"/>
+                </w:rPr>
+                <m:t>→</m:t>
+              </m:r>
+            </m:oMath>
+            <w:r>
+              <w:t xml:space="preserve"> Lập phiếu đền bù nếu hỏng/mất</w:t>
+            </w:r>
+            <w:r>
+              <w:t xml:space="preserve">, </w:t>
+            </w:r>
+            <w:r>
+              <w:t>Lập Hóa đơn = Tiền phòng + Tiền dịch vụ</w:t>
+            </w:r>
+            <w:r>
+              <w:t xml:space="preserve">, </w:t>
+            </w:r>
+            <w:r>
+              <w:t>Ghi nhận thanh toán (cho phép thanh toán nhiều lần/nhiều hình thức)</w:t>
+            </w:r>
+            <w:r>
+              <w:t xml:space="preserve">, </w:t>
+            </w:r>
+            <w:r>
+              <w:t>Xác nhận hóa đơn đã thanh toán</w:t>
+            </w:r>
+          </w:p>
+        </w:tc>
+        <w:tc>
+          <w:tcPr>
+            <w:tcW w:w="2336" w:type="dxa"/>
+          </w:tcPr>
+          <w:p>
+            <w:pPr>
+              <w:spacing w:after="110" w:line="300" w:lineRule="auto"/>
+              <w:jc w:val="center"/>
+            </w:pPr>
+            <w:r>
+              <w:t>Phiếu đền bù</w:t>
+            </w:r>
+            <w:r>
+              <w:t xml:space="preserve">,  </w:t>
+            </w:r>
+            <w:r>
+              <w:t>Hóa đơn thanh toán</w:t>
+            </w:r>
+            <w:r>
+              <w:t xml:space="preserve">, </w:t>
+            </w:r>
+            <w:r>
+              <w:t>Biên nhận giao dịch</w:t>
+            </w:r>
+            <w:r>
+              <w:t xml:space="preserve">, </w:t>
+            </w:r>
+            <w:r>
+              <w:t>Trạng thái phòng "Trống"</w:t>
+            </w:r>
+          </w:p>
+        </w:tc>
+      </w:tr>
+      <w:tr>
+        <w:trPr>
+          <w:jc w:val="center"/>
+        </w:trPr>
+        <w:tc>
+          <w:tcPr>
+            <w:tcW w:w="2336" w:type="dxa"/>
+          </w:tcPr>
+          <w:p>
+            <w:pPr>
+              <w:spacing w:after="110" w:line="300" w:lineRule="auto"/>
+              <w:jc w:val="center"/>
+            </w:pPr>
+            <w:r>
+              <w:t>Thống kê</w:t>
+            </w:r>
+          </w:p>
+        </w:tc>
+        <w:tc>
+          <w:tcPr>
+            <w:tcW w:w="2336" w:type="dxa"/>
+          </w:tcPr>
+          <w:p>
+            <w:pPr>
+              <w:spacing w:after="110" w:line="300" w:lineRule="auto"/>
+              <w:jc w:val="center"/>
+            </w:pPr>
+            <w:r>
+              <w:t>Khoảng thời gian (Từ ngày ... Đến ngày ...)</w:t>
+            </w:r>
+          </w:p>
+        </w:tc>
+        <w:tc>
+          <w:tcPr>
+            <w:tcW w:w="2336" w:type="dxa"/>
+          </w:tcPr>
+          <w:p>
+            <w:pPr>
+              <w:spacing w:after="110" w:line="300" w:lineRule="auto"/>
+              <w:jc w:val="center"/>
+            </w:pPr>
+            <w:r>
+              <w:t>Tổng hợp số liệu phiếu đặt, đang ở, hóa đơn, doanh thu, đền bù</w:t>
+            </w:r>
+            <w:r>
+              <w:t xml:space="preserve">, </w:t>
+            </w:r>
+            <w:r>
+              <w:t>Thống kê chi tiết số lượng và doanh thu theo từng dịch vụ</w:t>
+            </w:r>
+          </w:p>
+        </w:tc>
+        <w:tc>
+          <w:tcPr>
+            <w:tcW w:w="2336" w:type="dxa"/>
+          </w:tcPr>
+          <w:p>
+            <w:pPr>
+              <w:spacing w:after="110" w:line="300" w:lineRule="auto"/>
+              <w:jc w:val="center"/>
+            </w:pPr>
+            <w:r>
+              <w:t>Bảng thống kê tổng hợp</w:t>
+            </w:r>
+            <w:r>
+              <w:t xml:space="preserve">, </w:t>
+            </w:r>
+            <w:r>
+              <w:t>Báo cáo chi tiết dịch vụ</w:t>
+            </w:r>
+          </w:p>
+        </w:tc>
+      </w:tr>
+    </w:tbl>
+    <w:p>
+      <w:pPr>
+        <w:pStyle w:val="ListParagraph"/>
+        <w:numPr>
+          <w:ilvl w:val="1"/>
+          <w:numId w:val="4"/>
+        </w:numPr>
+        <w:spacing w:line="360" w:lineRule="auto"/>
+        <w:rPr>
+          <w:rFonts w:ascii="Times New Roman" w:hAnsi="Times New Roman" w:cs="Times New Roman"/>
+          <w:sz w:val="26"/>
+          <w:szCs w:val="26"/>
+        </w:rPr>
+      </w:pPr>
+      <w:r>
+        <w:rPr>
+          <w:rFonts w:ascii="Times New Roman" w:hAnsi="Times New Roman" w:cs="Times New Roman"/>
+          <w:sz w:val="26"/>
+          <w:szCs w:val="26"/>
+        </w:rPr>
+        <w:t>Các tác nhân của hệ thống</w:t>
+      </w:r>
+    </w:p>
+    <w:tbl>
+      <w:tblPr>
+        <w:tblStyle w:val="TableGrid"/>
+        <w:tblW w:w="0" w:type="auto"/>
+        <w:tblLook w:val="04A0" w:firstRow="1" w:lastRow="0" w:firstColumn="1" w:lastColumn="0" w:noHBand="0" w:noVBand="1"/>
+      </w:tblPr>
+      <w:tblGrid>
+        <w:gridCol w:w="2316"/>
+        <w:gridCol w:w="2317"/>
+        <w:gridCol w:w="2317"/>
+      </w:tblGrid>
+      <w:tr>
+        <w:trPr>
+          <w:trHeight w:val="763"/>
+        </w:trPr>
+        <w:tc>
+          <w:tcPr>
+            <w:tcW w:w="2316" w:type="dxa"/>
+          </w:tcPr>
+          <w:p>
+            <w:pPr>
+              <w:spacing w:after="110" w:line="300" w:lineRule="auto"/>
+              <w:jc w:val="both"/>
+            </w:pPr>
+            <w:r>
+              <w:t>Actor</w:t>
+            </w:r>
+          </w:p>
+        </w:tc>
+        <w:tc>
+          <w:tcPr>
+            <w:tcW w:w="2317" w:type="dxa"/>
+          </w:tcPr>
+          <w:p>
+            <w:pPr>
+              <w:spacing w:after="110" w:line="300" w:lineRule="auto"/>
+              <w:jc w:val="both"/>
+            </w:pPr>
+            <w:r>
+              <w:t>Công việc</w:t>
+            </w:r>
+          </w:p>
+        </w:tc>
+        <w:tc>
+          <w:tcPr>
+            <w:tcW w:w="2317" w:type="dxa"/>
+          </w:tcPr>
+          <w:p>
+            <w:pPr>
+              <w:spacing w:after="110" w:line="300" w:lineRule="auto"/>
+              <w:jc w:val="both"/>
+            </w:pPr>
+            <w:r>
+              <w:t>Loại công việc</w:t>
+            </w:r>
+          </w:p>
+        </w:tc>
+      </w:tr>
+      <w:tr>
+        <w:trPr>
+          <w:trHeight w:val="763"/>
+        </w:trPr>
+        <w:tc>
+          <w:tcPr>
+            <w:tcW w:w="2316" w:type="dxa"/>
+          </w:tcPr>
+          <w:p>
+            <w:pPr>
+              <w:spacing w:after="110" w:line="300" w:lineRule="auto"/>
+              <w:jc w:val="both"/>
+            </w:pPr>
+            <w:r>
+              <w:t>Nhân viên</w:t>
+            </w:r>
+          </w:p>
+        </w:tc>
+        <w:tc>
+          <w:tcPr>
+            <w:tcW w:w="2317" w:type="dxa"/>
+          </w:tcPr>
+          <w:p>
+            <w:pPr>
+              <w:spacing w:after="110" w:line="300" w:lineRule="auto"/>
+              <w:jc w:val="both"/>
+            </w:pPr>
+            <w:r>
+              <w:t>Tác nhân tổng quát. Quản lý danh mục nền (Khu vực, Loại tiện nghi, Dịch vụ, Quy định đền bù) và ghi nhận dịch vụ</w:t>
+            </w:r>
+          </w:p>
+        </w:tc>
+        <w:tc>
+          <w:tcPr>
+            <w:tcW w:w="2317" w:type="dxa"/>
+          </w:tcPr>
+          <w:p>
+            <w:pPr>
+              <w:spacing w:after="110" w:line="300" w:lineRule="auto"/>
+              <w:jc w:val="both"/>
+            </w:pPr>
+            <w:r>
+              <w:t>Tra cứu</w:t>
+            </w:r>
+          </w:p>
+        </w:tc>
+      </w:tr>
+      <w:tr>
+        <w:trPr>
+          <w:trHeight w:val="763"/>
+        </w:trPr>
+        <w:tc>
+          <w:tcPr>
+            <w:tcW w:w="2316" w:type="dxa"/>
+          </w:tcPr>
+          <w:p>
+            <w:pPr>
+              <w:spacing w:after="110" w:line="300" w:lineRule="auto"/>
+              <w:jc w:val="both"/>
+            </w:pPr>
+            <w:r>
+              <w:t>NV Lễ tân</w:t>
+            </w:r>
+          </w:p>
+        </w:tc>
+        <w:tc>
+          <w:tcPr>
+            <w:tcW w:w="2317" w:type="dxa"/>
+          </w:tcPr>
+          <w:p>
+            <w:pPr>
+              <w:spacing w:after="110" w:line="300" w:lineRule="auto"/>
+              <w:jc w:val="both"/>
+            </w:pPr>
+            <w:r>
+              <w:t xml:space="preserve">Kế thừa từ Nhân viên. Quản lý thông tin khách hàng, lập </w:t>
+            </w:r>
+            <w:r>
+              <w:lastRenderedPageBreak/>
+              <w:t>phiếu đặt phòng, ghi nhận người lưu trú, làm thủ tục nhận phòng (check-in) và đánh dấu No-show</w:t>
+            </w:r>
+          </w:p>
+        </w:tc>
+        <w:tc>
+          <w:tcPr>
+            <w:tcW w:w="2317" w:type="dxa"/>
+          </w:tcPr>
+          <w:p>
+            <w:pPr>
+              <w:spacing w:after="110" w:line="300" w:lineRule="auto"/>
+              <w:jc w:val="both"/>
+            </w:pPr>
+            <w:r>
+              <w:lastRenderedPageBreak/>
+              <w:t xml:space="preserve">Kiểm tra sức chứa, trùng lịch; Tuân thủ </w:t>
+            </w:r>
+            <w:r>
+              <w:lastRenderedPageBreak/>
+              <w:t>thông tin người lưu trú</w:t>
+            </w:r>
+          </w:p>
+        </w:tc>
+      </w:tr>
+      <w:tr>
+        <w:trPr>
+          <w:trHeight w:val="763"/>
+        </w:trPr>
+        <w:tc>
+          <w:tcPr>
+            <w:tcW w:w="2316" w:type="dxa"/>
+          </w:tcPr>
+          <w:p>
+            <w:pPr>
+              <w:spacing w:after="110" w:line="300" w:lineRule="auto"/>
+              <w:jc w:val="both"/>
+            </w:pPr>
+            <w:r>
+              <w:lastRenderedPageBreak/>
+              <w:t>Nhân viên phục vụ phòng</w:t>
+            </w:r>
+          </w:p>
+        </w:tc>
+        <w:tc>
+          <w:tcPr>
+            <w:tcW w:w="2317" w:type="dxa"/>
+          </w:tcPr>
+          <w:p>
+            <w:pPr>
+              <w:spacing w:after="110" w:line="300" w:lineRule="auto"/>
+              <w:jc w:val="both"/>
+            </w:pPr>
+            <w:r>
+              <w:t>Kế thừa từ Nhân viên. Quản lý tiện nghi, lập phiếu lắp đặt/luân chuyển thiết bị; kiểm tra phòng khi trả phòng và lập phiếu đền bù khi có hư hỏng/mất mát</w:t>
+            </w:r>
+          </w:p>
+        </w:tc>
+        <w:tc>
+          <w:tcPr>
+            <w:tcW w:w="2317" w:type="dxa"/>
+          </w:tcPr>
+          <w:p>
+            <w:pPr>
+              <w:spacing w:after="110" w:line="300" w:lineRule="auto"/>
+              <w:jc w:val="both"/>
+            </w:pPr>
+            <w:r>
+              <w:t>Mỗi thiết bị chỉ ở 1 phòng/1 ngày; Tính đền bù theo khung quy định</w:t>
+            </w:r>
+          </w:p>
+        </w:tc>
+      </w:tr>
+      <w:tr>
+        <w:trPr>
+          <w:trHeight w:val="763"/>
+        </w:trPr>
+        <w:tc>
+          <w:tcPr>
+            <w:tcW w:w="2316" w:type="dxa"/>
+          </w:tcPr>
+          <w:p>
+            <w:pPr>
+              <w:spacing w:after="110" w:line="300" w:lineRule="auto"/>
+              <w:jc w:val="both"/>
+            </w:pPr>
+            <w:r>
+              <w:t>NV Thanh toán</w:t>
+            </w:r>
+          </w:p>
+        </w:tc>
+        <w:tc>
+          <w:tcPr>
+            <w:tcW w:w="2317" w:type="dxa"/>
+          </w:tcPr>
+          <w:p>
+            <w:pPr>
+              <w:spacing w:after="110" w:line="300" w:lineRule="auto"/>
+              <w:jc w:val="both"/>
+            </w:pPr>
+            <w:r>
+              <w:t>Kế thừa từ Nhân viên. Lập hóa đơn thanh toán (tiền phòng + tiền dịch vụ), ghi nhận giao dịch thanh toán và hoàn tất trả phòng</w:t>
+            </w:r>
+          </w:p>
+        </w:tc>
+        <w:tc>
+          <w:tcPr>
+            <w:tcW w:w="2317" w:type="dxa"/>
+          </w:tcPr>
+          <w:p>
+            <w:pPr>
+              <w:spacing w:after="110" w:line="300" w:lineRule="auto"/>
+              <w:jc w:val="both"/>
+            </w:pPr>
+            <w:r>
+              <w:t>Hóa đơn phải thanh toán đủ trước khi giải phóng phòng</w:t>
+            </w:r>
+          </w:p>
+        </w:tc>
+      </w:tr>
+      <w:tr>
+        <w:trPr>
+          <w:trHeight w:val="763"/>
+        </w:trPr>
+        <w:tc>
+          <w:tcPr>
+            <w:tcW w:w="2316" w:type="dxa"/>
+          </w:tcPr>
+          <w:p>
+            <w:pPr>
+              <w:spacing w:after="110" w:line="300" w:lineRule="auto"/>
+              <w:jc w:val="both"/>
+            </w:pPr>
+            <w:r>
+              <w:t>Quản lý</w:t>
+            </w:r>
+          </w:p>
+        </w:tc>
+        <w:tc>
+          <w:tcPr>
+            <w:tcW w:w="2317" w:type="dxa"/>
+          </w:tcPr>
+          <w:p>
+            <w:pPr>
+              <w:spacing w:after="110" w:line="300" w:lineRule="auto"/>
+              <w:jc w:val="both"/>
+            </w:pPr>
+            <w:r>
+              <w:t>Kế thừa từ Nhân viên. Xem báo cáo, kết xuất thống kê doanh thu, hóa đơn, dịch vụ theo khoảng thời gian.</w:t>
+            </w:r>
+          </w:p>
+        </w:tc>
+        <w:tc>
+          <w:tcPr>
+            <w:tcW w:w="2317" w:type="dxa"/>
+          </w:tcPr>
+          <w:p>
+            <w:pPr>
+              <w:spacing w:after="110" w:line="300" w:lineRule="auto"/>
+              <w:jc w:val="both"/>
+            </w:pPr>
+            <w:r>
+              <w:t>Tổng hợp theo mốc thời gian</w:t>
+            </w:r>
+          </w:p>
+        </w:tc>
+      </w:tr>
+    </w:tbl>
+    <w:p>
+      <w:pPr>
+        <w:pStyle w:val="ListParagraph"/>
+        <w:numPr>
+          <w:ilvl w:val="1"/>
+          <w:numId w:val="4"/>
+        </w:numPr>
+        <w:spacing w:line="360" w:lineRule="auto"/>
+        <w:rPr>
+          <w:rFonts w:ascii="Times New Roman" w:hAnsi="Times New Roman" w:cs="Times New Roman"/>
+          <w:sz w:val="26"/>
+          <w:szCs w:val="26"/>
+        </w:rPr>
+      </w:pPr>
+      <w:r>
+        <w:rPr>
+          <w:rFonts w:ascii="Times New Roman" w:hAnsi="Times New Roman" w:cs="Times New Roman"/>
+          <w:sz w:val="26"/>
+          <w:szCs w:val="26"/>
+        </w:rPr>
+        <w:t>Quy tắc nghiệp vụ</w:t>
+      </w:r>
+    </w:p>
+    <w:p>
+      <w:pPr>
+        <w:pStyle w:val="ListParagraph"/>
+        <w:numPr>
+          <w:ilvl w:val="0"/>
+          <w:numId w:val="3"/>
+        </w:numPr>
+        <w:spacing w:line="360" w:lineRule="auto"/>
+        <w:rPr>
+          <w:rFonts w:ascii="Times New Roman" w:hAnsi="Times New Roman" w:cs="Times New Roman"/>
+          <w:sz w:val="26"/>
+          <w:szCs w:val="26"/>
+        </w:rPr>
+      </w:pPr>
+      <w:r>
+        <w:rPr>
+          <w:rFonts w:ascii="Times New Roman" w:hAnsi="Times New Roman" w:cs="Times New Roman"/>
+          <w:sz w:val="26"/>
+          <w:szCs w:val="26"/>
+        </w:rPr>
+        <w:t xml:space="preserve">BR01: </w:t>
+      </w:r>
+      <w:r>
+        <w:rPr>
+          <w:rFonts w:ascii="Times New Roman" w:hAnsi="Times New Roman" w:cs="Times New Roman"/>
+          <w:sz w:val="26"/>
+          <w:szCs w:val="26"/>
+        </w:rPr>
+        <w:t>Một khu vực có nhiều phòng; một phòng bắt buộc thuộc về một khu vực cụ thể.</w:t>
+      </w:r>
+    </w:p>
+    <w:p>
+      <w:pPr>
+        <w:pStyle w:val="ListParagraph"/>
+        <w:numPr>
+          <w:ilvl w:val="0"/>
+          <w:numId w:val="3"/>
+        </w:numPr>
+        <w:spacing w:line="360" w:lineRule="auto"/>
+        <w:rPr>
+          <w:rFonts w:ascii="Times New Roman" w:hAnsi="Times New Roman" w:cs="Times New Roman"/>
+          <w:sz w:val="26"/>
+          <w:szCs w:val="26"/>
+        </w:rPr>
+      </w:pPr>
+      <w:r>
+        <w:rPr>
+          <w:rFonts w:ascii="Times New Roman" w:hAnsi="Times New Roman" w:cs="Times New Roman"/>
+          <w:sz w:val="26"/>
+          <w:szCs w:val="26"/>
+        </w:rPr>
+        <w:t xml:space="preserve">BR02: </w:t>
+      </w:r>
+      <w:r>
+        <w:rPr>
+          <w:rFonts w:ascii="Times New Roman" w:hAnsi="Times New Roman" w:cs="Times New Roman"/>
+          <w:sz w:val="26"/>
+          <w:szCs w:val="26"/>
+        </w:rPr>
+        <w:t>Mỗi phòng có sức chứa tối đa (số người tối đa) và đơn giá thuê tính theo ngày.</w:t>
+      </w:r>
+    </w:p>
+    <w:p>
+      <w:pPr>
+        <w:pStyle w:val="ListParagraph"/>
+        <w:numPr>
+          <w:ilvl w:val="0"/>
+          <w:numId w:val="3"/>
+        </w:numPr>
+        <w:spacing w:line="360" w:lineRule="auto"/>
+        <w:rPr>
+          <w:rFonts w:ascii="Times New Roman" w:hAnsi="Times New Roman" w:cs="Times New Roman"/>
+          <w:sz w:val="26"/>
+          <w:szCs w:val="26"/>
+        </w:rPr>
+      </w:pPr>
+      <w:r>
+        <w:rPr>
+          <w:rFonts w:ascii="Times New Roman" w:hAnsi="Times New Roman" w:cs="Times New Roman"/>
+          <w:sz w:val="26"/>
+          <w:szCs w:val="26"/>
+        </w:rPr>
+        <w:t xml:space="preserve">BR03: </w:t>
+      </w:r>
+      <w:r>
+        <w:rPr>
+          <w:rFonts w:ascii="Times New Roman" w:hAnsi="Times New Roman" w:cs="Times New Roman"/>
+          <w:sz w:val="26"/>
+          <w:szCs w:val="26"/>
+        </w:rPr>
+        <w:t>Một tiện nghi có số thứ tự phân biệt trong cùng một loại tiện nghi.</w:t>
+      </w:r>
+    </w:p>
+    <w:p>
+      <w:pPr>
+        <w:pStyle w:val="ListParagraph"/>
+        <w:numPr>
+          <w:ilvl w:val="0"/>
+          <w:numId w:val="3"/>
+        </w:numPr>
+        <w:spacing w:line="360" w:lineRule="auto"/>
+        <w:rPr>
+          <w:rFonts w:ascii="Times New Roman" w:hAnsi="Times New Roman" w:cs="Times New Roman"/>
+          <w:sz w:val="26"/>
+          <w:szCs w:val="26"/>
+        </w:rPr>
+      </w:pPr>
+      <w:r>
+        <w:rPr>
+          <w:rFonts w:ascii="Times New Roman" w:hAnsi="Times New Roman" w:cs="Times New Roman"/>
+          <w:sz w:val="26"/>
+          <w:szCs w:val="26"/>
+        </w:rPr>
+        <w:lastRenderedPageBreak/>
+        <w:t xml:space="preserve">BR04: </w:t>
+      </w:r>
+      <w:r>
+        <w:rPr>
+          <w:rFonts w:ascii="Times New Roman" w:hAnsi="Times New Roman" w:cs="Times New Roman"/>
+          <w:sz w:val="26"/>
+          <w:szCs w:val="26"/>
+        </w:rPr>
+        <w:t>Trong một ngày, một thiết bị tiện nghi cụ thể chỉ được lắp đặt/trang bị cho duy nhất một phòng.</w:t>
+      </w:r>
+    </w:p>
+    <w:p>
+      <w:pPr>
+        <w:pStyle w:val="ListParagraph"/>
+        <w:numPr>
+          <w:ilvl w:val="0"/>
+          <w:numId w:val="3"/>
+        </w:numPr>
+        <w:spacing w:line="360" w:lineRule="auto"/>
+        <w:rPr>
+          <w:rFonts w:ascii="Times New Roman" w:hAnsi="Times New Roman" w:cs="Times New Roman"/>
+          <w:sz w:val="26"/>
+          <w:szCs w:val="26"/>
+        </w:rPr>
+      </w:pPr>
+      <w:r>
+        <w:rPr>
+          <w:rFonts w:ascii="Times New Roman" w:hAnsi="Times New Roman" w:cs="Times New Roman"/>
+          <w:sz w:val="26"/>
+          <w:szCs w:val="26"/>
+        </w:rPr>
+        <w:t xml:space="preserve">BR05: </w:t>
+      </w:r>
+      <w:r>
+        <w:rPr>
+          <w:rFonts w:ascii="Times New Roman" w:hAnsi="Times New Roman" w:cs="Times New Roman"/>
+          <w:sz w:val="26"/>
+          <w:szCs w:val="26"/>
+        </w:rPr>
+        <w:t>Phiếu đặt phòng lưu trữ thông tin phòng, ngày nhận, ngày trả dự kiến, tiền cọc và kênh đặt phòng.</w:t>
+      </w:r>
+    </w:p>
+    <w:p>
+      <w:pPr>
+        <w:pStyle w:val="ListParagraph"/>
+        <w:numPr>
+          <w:ilvl w:val="0"/>
+          <w:numId w:val="3"/>
+        </w:numPr>
+        <w:spacing w:line="360" w:lineRule="auto"/>
+        <w:rPr>
+          <w:rFonts w:ascii="Times New Roman" w:hAnsi="Times New Roman" w:cs="Times New Roman"/>
+          <w:sz w:val="26"/>
+          <w:szCs w:val="26"/>
+        </w:rPr>
+      </w:pPr>
+      <w:r>
+        <w:rPr>
+          <w:rFonts w:ascii="Times New Roman" w:hAnsi="Times New Roman" w:cs="Times New Roman"/>
+          <w:sz w:val="26"/>
+          <w:szCs w:val="26"/>
+        </w:rPr>
+        <w:t xml:space="preserve">BR06: </w:t>
+      </w:r>
+      <w:r>
+        <w:rPr>
+          <w:rFonts w:ascii="Times New Roman" w:hAnsi="Times New Roman" w:cs="Times New Roman"/>
+          <w:sz w:val="26"/>
+          <w:szCs w:val="26"/>
+        </w:rPr>
+        <w:t>Hệ thống bắt buộc ghi nhận Họ tên, Số CCCD/CMND và Quốc tịch của từng người lưu trú thực tế tại phòng.</w:t>
+      </w:r>
+    </w:p>
+    <w:p>
+      <w:pPr>
+        <w:pStyle w:val="ListParagraph"/>
+        <w:numPr>
+          <w:ilvl w:val="0"/>
+          <w:numId w:val="3"/>
+        </w:numPr>
+        <w:spacing w:line="360" w:lineRule="auto"/>
+        <w:rPr>
+          <w:rFonts w:ascii="Times New Roman" w:hAnsi="Times New Roman" w:cs="Times New Roman"/>
+          <w:sz w:val="26"/>
+          <w:szCs w:val="26"/>
+        </w:rPr>
+      </w:pPr>
+      <w:r>
+        <w:rPr>
+          <w:rFonts w:ascii="Times New Roman" w:hAnsi="Times New Roman" w:cs="Times New Roman"/>
+          <w:sz w:val="26"/>
+          <w:szCs w:val="26"/>
+        </w:rPr>
+        <w:t xml:space="preserve">BR07: </w:t>
+      </w:r>
+      <w:r>
+        <w:rPr>
+          <w:rFonts w:ascii="Times New Roman" w:hAnsi="Times New Roman" w:cs="Times New Roman"/>
+          <w:sz w:val="26"/>
+          <w:szCs w:val="26"/>
+        </w:rPr>
+        <w:t>Cùng một dịch vụ được sử dụng nhiều lần trong cùng một ngày tại một phòng sẽ được tự động cộng dồn số lượng thành một dòng duy nhất.</w:t>
+      </w:r>
+    </w:p>
+    <w:p>
+      <w:pPr>
+        <w:pStyle w:val="ListParagraph"/>
+        <w:numPr>
+          <w:ilvl w:val="0"/>
+          <w:numId w:val="3"/>
+        </w:numPr>
+        <w:spacing w:line="360" w:lineRule="auto"/>
+        <w:rPr>
+          <w:rFonts w:ascii="Times New Roman" w:hAnsi="Times New Roman" w:cs="Times New Roman"/>
+          <w:sz w:val="26"/>
+          <w:szCs w:val="26"/>
+        </w:rPr>
+      </w:pPr>
+      <w:r>
+        <w:rPr>
+          <w:rFonts w:ascii="Times New Roman" w:hAnsi="Times New Roman" w:cs="Times New Roman"/>
+          <w:sz w:val="26"/>
+          <w:szCs w:val="26"/>
+        </w:rPr>
+        <w:t xml:space="preserve">BR08: </w:t>
+      </w:r>
+      <w:r>
+        <w:rPr>
+          <w:rFonts w:ascii="Times New Roman" w:hAnsi="Times New Roman" w:cs="Times New Roman"/>
+          <w:sz w:val="26"/>
+          <w:szCs w:val="26"/>
+        </w:rPr>
+        <w:t>Khi có hư hỏng hoặc mất mát tiện nghi, nhân viên phải lập Phiếu đền bù dựa trên loại tiện nghi và mức độ thiệt hại đã quy định.</w:t>
+      </w:r>
+    </w:p>
+    <w:p>
+      <w:pPr>
+        <w:pStyle w:val="ListParagraph"/>
+        <w:numPr>
+          <w:ilvl w:val="0"/>
+          <w:numId w:val="3"/>
+        </w:numPr>
+        <w:spacing w:line="360" w:lineRule="auto"/>
+        <w:rPr>
+          <w:rFonts w:ascii="Times New Roman" w:hAnsi="Times New Roman" w:cs="Times New Roman"/>
+          <w:sz w:val="26"/>
+          <w:szCs w:val="26"/>
+        </w:rPr>
+      </w:pPr>
+      <w:r>
+        <w:rPr>
+          <w:rFonts w:ascii="Times New Roman" w:hAnsi="Times New Roman" w:cs="Times New Roman"/>
+          <w:sz w:val="26"/>
+          <w:szCs w:val="26"/>
+        </w:rPr>
+        <w:t xml:space="preserve">BR09: </w:t>
+      </w:r>
+      <w:r>
+        <w:rPr>
+          <w:rFonts w:ascii="Times New Roman" w:hAnsi="Times New Roman" w:cs="Times New Roman"/>
+          <w:sz w:val="26"/>
+          <w:szCs w:val="26"/>
+        </w:rPr>
+        <w:t>Hóa đơn tổng tiền thanh toán = Tiền thuê phòng + Tiền dịch vụ phát sinh.</w:t>
+      </w:r>
+    </w:p>
+    <w:p>
+      <w:pPr>
+        <w:pStyle w:val="ListParagraph"/>
+        <w:numPr>
+          <w:ilvl w:val="0"/>
+          <w:numId w:val="3"/>
+        </w:numPr>
+        <w:spacing w:line="360" w:lineRule="auto"/>
+        <w:rPr>
+          <w:rFonts w:ascii="Times New Roman" w:hAnsi="Times New Roman" w:cs="Times New Roman"/>
+          <w:sz w:val="26"/>
+          <w:szCs w:val="26"/>
+        </w:rPr>
+      </w:pPr>
+      <w:r>
+        <w:rPr>
+          <w:rFonts w:ascii="Times New Roman" w:hAnsi="Times New Roman" w:cs="Times New Roman"/>
+          <w:sz w:val="26"/>
+          <w:szCs w:val="26"/>
+        </w:rPr>
+        <w:t xml:space="preserve">BR10: </w:t>
+      </w:r>
+      <w:r>
+        <w:rPr>
+          <w:rFonts w:ascii="Times New Roman" w:hAnsi="Times New Roman" w:cs="Times New Roman"/>
+          <w:sz w:val="26"/>
+          <w:szCs w:val="26"/>
+        </w:rPr>
+        <w:t>Hệ thống hỗ trợ 4 phương thức thanh toán linh hoạt: Tiền mặt, Chuyển khoản, Thẻ, Ví điện tử.</w:t>
+      </w:r>
+    </w:p>
+    <w:p>
+      <w:pPr>
+        <w:pStyle w:val="ListParagraph"/>
+        <w:numPr>
+          <w:ilvl w:val="1"/>
+          <w:numId w:val="4"/>
+        </w:numPr>
+        <w:spacing w:line="360" w:lineRule="auto"/>
+        <w:rPr>
+          <w:rFonts w:ascii="Times New Roman" w:hAnsi="Times New Roman" w:cs="Times New Roman"/>
+          <w:sz w:val="26"/>
+          <w:szCs w:val="26"/>
+        </w:rPr>
+      </w:pPr>
+      <w:r>
+        <w:rPr>
+          <w:rFonts w:ascii="Times New Roman" w:hAnsi="Times New Roman" w:cs="Times New Roman"/>
+          <w:sz w:val="26"/>
+          <w:szCs w:val="26"/>
+        </w:rPr>
+        <w:t>Quyết định triển khai</w:t>
+      </w:r>
+    </w:p>
+    <w:p>
+      <w:pPr>
+        <w:pStyle w:val="ListParagraph"/>
+        <w:numPr>
+          <w:ilvl w:val="0"/>
+          <w:numId w:val="3"/>
+        </w:numPr>
+        <w:spacing w:line="360" w:lineRule="auto"/>
+        <w:rPr>
+          <w:rFonts w:ascii="Times New Roman" w:hAnsi="Times New Roman" w:cs="Times New Roman"/>
+          <w:sz w:val="26"/>
+          <w:szCs w:val="26"/>
+        </w:rPr>
+      </w:pPr>
+      <w:r>
+        <w:rPr>
+          <w:rFonts w:ascii="Times New Roman" w:hAnsi="Times New Roman" w:cs="Times New Roman"/>
+          <w:sz w:val="26"/>
+          <w:szCs w:val="26"/>
+        </w:rPr>
+        <w:t xml:space="preserve">QD01: </w:t>
+      </w:r>
+      <w:r>
+        <w:rPr>
+          <w:rFonts w:ascii="Times New Roman" w:hAnsi="Times New Roman" w:cs="Times New Roman"/>
+          <w:sz w:val="26"/>
+          <w:szCs w:val="26"/>
+        </w:rPr>
+        <w:t>Bổ sung các trường trạng thái (TrangThai) cho Phòng, Phiếu đặt phòng và Hóa đơn để điều khiển luồng giao diện. Kiểm tra phòng trống dựa trên thuật toán kiểm tra khoảng thời gian giao nhau (trùng lịch), không chỉ phụ thuộc vào trạng thái hiện tại.</w:t>
+      </w:r>
+    </w:p>
+    <w:p>
+      <w:pPr>
+        <w:pStyle w:val="ListParagraph"/>
+        <w:numPr>
+          <w:ilvl w:val="0"/>
+          <w:numId w:val="3"/>
+        </w:numPr>
+        <w:spacing w:line="360" w:lineRule="auto"/>
+        <w:rPr>
+          <w:rFonts w:ascii="Times New Roman" w:hAnsi="Times New Roman" w:cs="Times New Roman"/>
+          <w:sz w:val="26"/>
+          <w:szCs w:val="26"/>
+        </w:rPr>
+      </w:pPr>
+      <w:r>
+        <w:rPr>
+          <w:rFonts w:ascii="Times New Roman" w:hAnsi="Times New Roman" w:cs="Times New Roman"/>
+          <w:sz w:val="26"/>
+          <w:szCs w:val="26"/>
+        </w:rPr>
+        <w:t xml:space="preserve">QD02: </w:t>
+      </w:r>
+      <w:r>
+        <w:rPr>
+          <w:rFonts w:ascii="Times New Roman" w:hAnsi="Times New Roman" w:cs="Times New Roman"/>
+          <w:sz w:val="26"/>
+          <w:szCs w:val="26"/>
+        </w:rPr>
+        <w:t>Số ngày tính tiền do nhân viên xác nhận khi lập hóa đơn để linh hoạt theo thời gian nhận/trả thực tế của khách.</w:t>
+      </w:r>
+    </w:p>
+    <w:p>
+      <w:pPr>
+        <w:pStyle w:val="ListParagraph"/>
+        <w:numPr>
+          <w:ilvl w:val="0"/>
+          <w:numId w:val="3"/>
+        </w:numPr>
+        <w:spacing w:line="360" w:lineRule="auto"/>
+        <w:rPr>
+          <w:rFonts w:ascii="Times New Roman" w:hAnsi="Times New Roman" w:cs="Times New Roman"/>
+          <w:sz w:val="26"/>
+          <w:szCs w:val="26"/>
+        </w:rPr>
+      </w:pPr>
+      <w:r>
+        <w:rPr>
+          <w:rFonts w:ascii="Times New Roman" w:hAnsi="Times New Roman" w:cs="Times New Roman"/>
+          <w:sz w:val="26"/>
+          <w:szCs w:val="26"/>
+        </w:rPr>
+        <w:t xml:space="preserve">QD03: </w:t>
+      </w:r>
+      <w:r>
+        <w:rPr>
+          <w:rFonts w:ascii="Times New Roman" w:hAnsi="Times New Roman" w:cs="Times New Roman"/>
+          <w:sz w:val="26"/>
+          <w:szCs w:val="26"/>
+        </w:rPr>
+        <w:t>Mức đền bù được cấu hình sẵn trong bảng QuyDinhDenBu giúp nhân viên tra cứu và áp dụng chuẩn xác khi lập phiếu</w:t>
+      </w:r>
+      <w:r>
+        <w:rPr>
+          <w:rFonts w:ascii="Times New Roman" w:hAnsi="Times New Roman" w:cs="Times New Roman"/>
+          <w:sz w:val="26"/>
+          <w:szCs w:val="26"/>
+        </w:rPr>
+        <w:t>.</w:t>
+      </w:r>
+    </w:p>
+    <w:p>
+      <w:pPr>
+        <w:pStyle w:val="ListParagraph"/>
+        <w:numPr>
+          <w:ilvl w:val="0"/>
+          <w:numId w:val="3"/>
+        </w:numPr>
+        <w:spacing w:line="360" w:lineRule="auto"/>
+        <w:rPr>
+          <w:rFonts w:ascii="Times New Roman" w:hAnsi="Times New Roman" w:cs="Times New Roman"/>
+          <w:sz w:val="26"/>
+          <w:szCs w:val="26"/>
+        </w:rPr>
+      </w:pPr>
+      <w:r>
+        <w:rPr>
+          <w:rFonts w:ascii="Times New Roman" w:hAnsi="Times New Roman" w:cs="Times New Roman"/>
+          <w:sz w:val="26"/>
+          <w:szCs w:val="26"/>
+        </w:rPr>
+        <w:t xml:space="preserve">QD04: </w:t>
+      </w:r>
+      <w:r>
+        <w:rPr>
+          <w:rFonts w:ascii="Times New Roman" w:hAnsi="Times New Roman" w:cs="Times New Roman"/>
+          <w:sz w:val="26"/>
+          <w:szCs w:val="26"/>
+        </w:rPr>
+        <w:t>Một hóa đơn có thể chứa nhiều giao dịch thanh toán (bảng ThanhToan) để cho phép khách thanh toán làm nhiều lần hoặc kết hợp nhiều hình thức thanh toán.</w:t>
+      </w:r>
+    </w:p>
+    <w:p>
+      <w:pPr>
+        <w:pStyle w:val="ListParagraph"/>
+        <w:numPr>
+          <w:ilvl w:val="0"/>
+          <w:numId w:val="4"/>
+        </w:numPr>
+        <w:spacing w:line="360" w:lineRule="auto"/>
+        <w:rPr>
+          <w:rFonts w:ascii="Times New Roman" w:hAnsi="Times New Roman" w:cs="Times New Roman"/>
+          <w:sz w:val="26"/>
+          <w:szCs w:val="26"/>
+        </w:rPr>
+      </w:pPr>
+      <w:r>
+        <w:rPr>
+          <w:rFonts w:ascii="Times New Roman" w:hAnsi="Times New Roman" w:cs="Times New Roman"/>
+          <w:sz w:val="26"/>
+          <w:szCs w:val="26"/>
+        </w:rPr>
+        <w:t>Sơ đồ use-case</w:t>
+      </w:r>
+    </w:p>
+    <w:p>
+      <w:pPr>
+        <w:pStyle w:val="ListParagraph"/>
+        <w:numPr>
+          <w:ilvl w:val="1"/>
+          <w:numId w:val="4"/>
+        </w:numPr>
+        <w:spacing w:line="360" w:lineRule="auto"/>
+        <w:rPr>
+          <w:rFonts w:ascii="Times New Roman" w:hAnsi="Times New Roman" w:cs="Times New Roman"/>
+          <w:sz w:val="26"/>
+          <w:szCs w:val="26"/>
+        </w:rPr>
+      </w:pPr>
+      <w:r>
+        <w:rPr>
+          <w:rFonts w:ascii="Times New Roman" w:hAnsi="Times New Roman" w:cs="Times New Roman"/>
+          <w:sz w:val="26"/>
+          <w:szCs w:val="26"/>
+        </w:rPr>
+        <w:t>Sơ đồ use-case tổng quan</w:t>
+      </w:r>
+    </w:p>
+    <w:p>
+      <w:pPr>
+        <w:spacing w:line="360" w:lineRule="auto"/>
+        <w:rPr>
+          <w:rFonts w:ascii="Times New Roman" w:hAnsi="Times New Roman" w:cs="Times New Roman"/>
+          <w:sz w:val="26"/>
+          <w:szCs w:val="26"/>
+        </w:rPr>
+      </w:pPr>
+      <w:r>
+        <w:rPr>
+          <w:rFonts w:ascii="Times New Roman" w:hAnsi="Times New Roman" w:cs="Times New Roman"/>
+          <w:sz w:val="26"/>
+          <w:szCs w:val="26"/>
+        </w:rPr>
+        <w:lastRenderedPageBreak/>
+        <w:drawing>
+          <wp:inline distT="0" distB="0" distL="0" distR="0" wp14:anchorId="13602AFF" wp14:editId="6B5E3879">
+            <wp:extent cx="4153260" cy="4023709"/>
+            <wp:effectExtent l="0" t="0" r="0" b="0"/>
+            <wp:docPr id="2030616945" name="Picture 1"/>
+            <wp:cNvGraphicFramePr>
+              <a:graphicFrameLocks xmlns:a="http://schemas.openxmlformats.org/drawingml/2006/main" noChangeAspect="1"/>
+            </wp:cNvGraphicFramePr>
+            <a:graphic xmlns:a="http://schemas.openxmlformats.org/drawingml/2006/main">
+              <a:graphicData uri="http://schemas.openxmlformats.org/drawingml/2006/picture">
+                <pic:pic xmlns:pic="http://schemas.openxmlformats.org/drawingml/2006/picture">
+                  <pic:nvPicPr>
+                    <pic:cNvPr id="2030616945" name=""/>
+                    <pic:cNvPicPr/>
+                  </pic:nvPicPr>
+                  <pic:blipFill>
+                    <a:blip r:embed="rId5"/>
+                    <a:stretch>
+                      <a:fillRect/>
+                    </a:stretch>
+                  </pic:blipFill>
+                  <pic:spPr>
+                    <a:xfrm>
+                      <a:off x="0" y="0"/>
+                      <a:ext cx="4153260" cy="4023709"/>
+                    </a:xfrm>
+                    <a:prstGeom prst="rect">
+                      <a:avLst/>
+                    </a:prstGeom>
+                  </pic:spPr>
+                </pic:pic>
+              </a:graphicData>
+            </a:graphic>
+          </wp:inline>
+        </w:drawing>
+      </w:r>
+    </w:p>
+    <w:p>
+      <w:pPr>
+        <w:pStyle w:val="ListParagraph"/>
+        <w:numPr>
+          <w:ilvl w:val="1"/>
+          <w:numId w:val="4"/>
+        </w:numPr>
+        <w:spacing w:line="360" w:lineRule="auto"/>
+        <w:rPr>
+          <w:rFonts w:ascii="Times New Roman" w:hAnsi="Times New Roman" w:cs="Times New Roman"/>
+          <w:sz w:val="26"/>
+          <w:szCs w:val="26"/>
+        </w:rPr>
+      </w:pPr>
+      <w:r>
+        <w:rPr>
+          <w:rFonts w:ascii="Times New Roman" w:hAnsi="Times New Roman" w:cs="Times New Roman"/>
+          <w:sz w:val="26"/>
+          <w:szCs w:val="26"/>
+        </w:rPr>
+        <w:t>Phân rã use-case quản lý phòng</w:t>
+      </w:r>
+    </w:p>
+    <w:p>
+      <w:pPr>
+        <w:spacing w:line="360" w:lineRule="auto"/>
+        <w:rPr>
+          <w:rFonts w:ascii="Times New Roman" w:hAnsi="Times New Roman" w:cs="Times New Roman"/>
+          <w:sz w:val="26"/>
+          <w:szCs w:val="26"/>
+        </w:rPr>
+      </w:pPr>
+      <w:r>
+        <w:rPr>
+          <w:rFonts w:ascii="Times New Roman" w:hAnsi="Times New Roman" w:cs="Times New Roman"/>
+          <w:sz w:val="26"/>
+          <w:szCs w:val="26"/>
+        </w:rPr>
+        <w:drawing>
+          <wp:inline distT="0" distB="0" distL="0" distR="0" wp14:anchorId="06BEB483" wp14:editId="5D1FAFA0">
+            <wp:extent cx="4000847" cy="3139712"/>
+            <wp:effectExtent l="0" t="0" r="0" b="3810"/>
+            <wp:docPr id="1218417395" name="Picture 1"/>
+            <wp:cNvGraphicFramePr>
+              <a:graphicFrameLocks xmlns:a="http://schemas.openxmlformats.org/drawingml/2006/main" noChangeAspect="1"/>
+            </wp:cNvGraphicFramePr>
+            <a:graphic xmlns:a="http://schemas.openxmlformats.org/drawingml/2006/main">
+              <a:graphicData uri="http://schemas.openxmlformats.org/drawingml/2006/picture">
+                <pic:pic xmlns:pic="http://schemas.openxmlformats.org/drawingml/2006/picture">
+                  <pic:nvPicPr>
+                    <pic:cNvPr id="1218417395" name=""/>
+                    <pic:cNvPicPr/>
+                  </pic:nvPicPr>
+                  <pic:blipFill>
+                    <a:blip r:embed="rId6"/>
+                    <a:stretch>
+                      <a:fillRect/>
+                    </a:stretch>
+                  </pic:blipFill>
+                  <pic:spPr>
+                    <a:xfrm>
+                      <a:off x="0" y="0"/>
+                      <a:ext cx="4000847" cy="3139712"/>
+                    </a:xfrm>
+                    <a:prstGeom prst="rect">
+                      <a:avLst/>
+                    </a:prstGeom>
+                  </pic:spPr>
+                </pic:pic>
+              </a:graphicData>
+            </a:graphic>
+          </wp:inline>
+        </w:drawing>
+      </w:r>
+    </w:p>
+    <w:p>
+      <w:pPr>
+        <w:pStyle w:val="ListParagraph"/>
+        <w:numPr>
+          <w:ilvl w:val="1"/>
+          <w:numId w:val="4"/>
+        </w:numPr>
+        <w:spacing w:line="360" w:lineRule="auto"/>
+        <w:rPr>
+          <w:rFonts w:ascii="Times New Roman" w:hAnsi="Times New Roman" w:cs="Times New Roman"/>
+          <w:sz w:val="26"/>
+          <w:szCs w:val="26"/>
+        </w:rPr>
+      </w:pPr>
+      <w:r>
+        <w:rPr>
+          <w:rFonts w:ascii="Times New Roman" w:hAnsi="Times New Roman" w:cs="Times New Roman"/>
+          <w:sz w:val="26"/>
+          <w:szCs w:val="26"/>
+        </w:rPr>
+        <w:t>Phân rã use-case đặt/nhận phòng</w:t>
+      </w:r>
+    </w:p>
+    <w:p>
+      <w:pPr>
+        <w:spacing w:line="360" w:lineRule="auto"/>
+        <w:rPr>
+          <w:rFonts w:ascii="Times New Roman" w:hAnsi="Times New Roman" w:cs="Times New Roman"/>
+          <w:sz w:val="26"/>
+          <w:szCs w:val="26"/>
+        </w:rPr>
+      </w:pPr>
+      <w:r>
+        <w:rPr>
+          <w:rFonts w:ascii="Times New Roman" w:hAnsi="Times New Roman" w:cs="Times New Roman"/>
+          <w:sz w:val="26"/>
+          <w:szCs w:val="26"/>
+        </w:rPr>
+        <w:lastRenderedPageBreak/>
+        <w:drawing>
+          <wp:inline distT="0" distB="0" distL="0" distR="0" wp14:anchorId="438A5416" wp14:editId="2CC8BAB1">
+            <wp:extent cx="4861981" cy="3696020"/>
+            <wp:effectExtent l="0" t="0" r="0" b="0"/>
+            <wp:docPr id="509362046" name="Picture 1"/>
+            <wp:cNvGraphicFramePr>
+              <a:graphicFrameLocks xmlns:a="http://schemas.openxmlformats.org/drawingml/2006/main" noChangeAspect="1"/>
+            </wp:cNvGraphicFramePr>
+            <a:graphic xmlns:a="http://schemas.openxmlformats.org/drawingml/2006/main">
+              <a:graphicData uri="http://schemas.openxmlformats.org/drawingml/2006/picture">
+                <pic:pic xmlns:pic="http://schemas.openxmlformats.org/drawingml/2006/picture">
+                  <pic:nvPicPr>
+                    <pic:cNvPr id="509362046" name=""/>
+                    <pic:cNvPicPr/>
+                  </pic:nvPicPr>
+                  <pic:blipFill>
+                    <a:blip r:embed="rId7"/>
+                    <a:stretch>
+                      <a:fillRect/>
+                    </a:stretch>
+                  </pic:blipFill>
+                  <pic:spPr>
+                    <a:xfrm>
+                      <a:off x="0" y="0"/>
+                      <a:ext cx="4861981" cy="3696020"/>
+                    </a:xfrm>
+                    <a:prstGeom prst="rect">
+                      <a:avLst/>
+                    </a:prstGeom>
+                  </pic:spPr>
+                </pic:pic>
+              </a:graphicData>
+            </a:graphic>
+          </wp:inline>
+        </w:drawing>
+      </w:r>
+    </w:p>
+    <w:p>
+      <w:pPr>
+        <w:pStyle w:val="ListParagraph"/>
+        <w:numPr>
+          <w:ilvl w:val="0"/>
+          <w:numId w:val="4"/>
+        </w:numPr>
+        <w:spacing w:line="360" w:lineRule="auto"/>
+        <w:rPr>
+          <w:rFonts w:ascii="Times New Roman" w:hAnsi="Times New Roman" w:cs="Times New Roman"/>
+          <w:sz w:val="26"/>
+          <w:szCs w:val="26"/>
+        </w:rPr>
+      </w:pPr>
+      <w:r>
+        <w:rPr>
+          <w:rFonts w:ascii="Times New Roman" w:hAnsi="Times New Roman" w:cs="Times New Roman"/>
+          <w:sz w:val="26"/>
+          <w:szCs w:val="26"/>
+        </w:rPr>
+        <w:t>Sơ đồ lớp phân tích</w:t>
+      </w:r>
+    </w:p>
+    <w:p>
+      <w:pPr>
+        <w:pStyle w:val="ListParagraph"/>
+        <w:numPr>
+          <w:ilvl w:val="1"/>
+          <w:numId w:val="4"/>
+        </w:numPr>
+        <w:spacing w:line="360" w:lineRule="auto"/>
+        <w:rPr>
+          <w:rFonts w:ascii="Times New Roman" w:hAnsi="Times New Roman" w:cs="Times New Roman"/>
+          <w:sz w:val="26"/>
+          <w:szCs w:val="26"/>
+        </w:rPr>
+      </w:pPr>
+      <w:r>
+        <w:rPr>
+          <w:rFonts w:ascii="Times New Roman" w:hAnsi="Times New Roman" w:cs="Times New Roman"/>
+          <w:sz w:val="26"/>
+          <w:szCs w:val="26"/>
+        </w:rPr>
+        <w:t>Lớp phân tích tổng quan</w:t>
+      </w:r>
+    </w:p>
+    <w:p>
+      <w:pPr>
+        <w:spacing w:line="360" w:lineRule="auto"/>
+        <w:rPr>
+          <w:rFonts w:ascii="Times New Roman" w:hAnsi="Times New Roman" w:cs="Times New Roman"/>
+          <w:sz w:val="26"/>
+          <w:szCs w:val="26"/>
+        </w:rPr>
+      </w:pPr>
+      <w:r>
+        <w:rPr>
+          <w:rFonts w:ascii="Times New Roman" w:hAnsi="Times New Roman" w:cs="Times New Roman"/>
+          <w:sz w:val="26"/>
+          <w:szCs w:val="26"/>
+        </w:rPr>
+        <w:lastRenderedPageBreak/>
+        <w:drawing>
+          <wp:inline distT="0" distB="0" distL="0" distR="0" wp14:anchorId="5A5C8E89" wp14:editId="2BD5027A">
+            <wp:extent cx="5581650" cy="7077075"/>
+            <wp:effectExtent l="0" t="0" r="0" b="9525"/>
+            <wp:docPr id="957582672" name="Picture 1"/>
+            <wp:cNvGraphicFramePr>
+              <a:graphicFrameLocks xmlns:a="http://schemas.openxmlformats.org/drawingml/2006/main" noChangeAspect="1"/>
+            </wp:cNvGraphicFramePr>
+            <a:graphic xmlns:a="http://schemas.openxmlformats.org/drawingml/2006/main">
+              <a:graphicData uri="http://schemas.openxmlformats.org/drawingml/2006/picture">
+                <pic:pic xmlns:pic="http://schemas.openxmlformats.org/drawingml/2006/picture">
+                  <pic:nvPicPr>
+                    <pic:cNvPr id="957582672" name=""/>
+                    <pic:cNvPicPr/>
+                  </pic:nvPicPr>
+                  <pic:blipFill>
+                    <a:blip r:embed="rId8"/>
+                    <a:stretch>
+                      <a:fillRect/>
+                    </a:stretch>
+                  </pic:blipFill>
+                  <pic:spPr>
+                    <a:xfrm>
+                      <a:off x="0" y="0"/>
+                      <a:ext cx="5581650" cy="7077075"/>
+                    </a:xfrm>
+                    <a:prstGeom prst="rect">
+                      <a:avLst/>
+                    </a:prstGeom>
+                  </pic:spPr>
+                </pic:pic>
+              </a:graphicData>
+            </a:graphic>
+          </wp:inline>
+        </w:drawing>
+      </w:r>
+    </w:p>
+    <w:p>
+      <w:pPr>
+        <w:pStyle w:val="ListParagraph"/>
+        <w:numPr>
+          <w:ilvl w:val="1"/>
+          <w:numId w:val="4"/>
+        </w:numPr>
+        <w:spacing w:line="360" w:lineRule="auto"/>
+        <w:rPr>
+          <w:rFonts w:ascii="Times New Roman" w:hAnsi="Times New Roman" w:cs="Times New Roman"/>
+          <w:sz w:val="26"/>
+          <w:szCs w:val="26"/>
+        </w:rPr>
+      </w:pPr>
+      <w:r>
+        <w:rPr>
+          <w:rFonts w:ascii="Times New Roman" w:hAnsi="Times New Roman" w:cs="Times New Roman"/>
+          <w:sz w:val="26"/>
+          <w:szCs w:val="26"/>
+        </w:rPr>
+        <w:t>Lớp phân tích đặt phòng</w:t>
+      </w:r>
+    </w:p>
+    <w:p>
+      <w:pPr>
+        <w:spacing w:line="360" w:lineRule="auto"/>
+        <w:rPr>
+          <w:rFonts w:ascii="Times New Roman" w:hAnsi="Times New Roman" w:cs="Times New Roman"/>
+          <w:sz w:val="26"/>
+          <w:szCs w:val="26"/>
+        </w:rPr>
+      </w:pPr>
+      <w:r>
+        <w:rPr>
+          <w:rFonts w:ascii="Times New Roman" w:hAnsi="Times New Roman" w:cs="Times New Roman"/>
+          <w:sz w:val="26"/>
+          <w:szCs w:val="26"/>
+        </w:rPr>
+        <w:lastRenderedPageBreak/>
+        <w:drawing>
+          <wp:inline distT="0" distB="0" distL="0" distR="0" wp14:anchorId="1C75CEA3" wp14:editId="6E850F31">
+            <wp:extent cx="3400425" cy="6115050"/>
+            <wp:effectExtent l="0" t="0" r="9525" b="0"/>
+            <wp:docPr id="230752719" name="Picture 1"/>
+            <wp:cNvGraphicFramePr>
+              <a:graphicFrameLocks xmlns:a="http://schemas.openxmlformats.org/drawingml/2006/main" noChangeAspect="1"/>
+            </wp:cNvGraphicFramePr>
+            <a:graphic xmlns:a="http://schemas.openxmlformats.org/drawingml/2006/main">
+              <a:graphicData uri="http://schemas.openxmlformats.org/drawingml/2006/picture">
+                <pic:pic xmlns:pic="http://schemas.openxmlformats.org/drawingml/2006/picture">
+                  <pic:nvPicPr>
+                    <pic:cNvPr id="230752719" name=""/>
+                    <pic:cNvPicPr/>
+                  </pic:nvPicPr>
+                  <pic:blipFill>
+                    <a:blip r:embed="rId9"/>
+                    <a:stretch>
+                      <a:fillRect/>
+                    </a:stretch>
+                  </pic:blipFill>
+                  <pic:spPr>
+                    <a:xfrm>
+                      <a:off x="0" y="0"/>
+                      <a:ext cx="3400425" cy="6115050"/>
+                    </a:xfrm>
+                    <a:prstGeom prst="rect">
+                      <a:avLst/>
+                    </a:prstGeom>
+                  </pic:spPr>
+                </pic:pic>
+              </a:graphicData>
+            </a:graphic>
+          </wp:inline>
+        </w:drawing>
+      </w:r>
+    </w:p>
+    <w:p>
+      <w:pPr>
+        <w:pStyle w:val="ListParagraph"/>
+        <w:numPr>
+          <w:ilvl w:val="0"/>
+          <w:numId w:val="4"/>
+        </w:numPr>
+        <w:spacing w:line="360" w:lineRule="auto"/>
+        <w:rPr>
+          <w:rFonts w:ascii="Times New Roman" w:hAnsi="Times New Roman" w:cs="Times New Roman"/>
+          <w:sz w:val="26"/>
+          <w:szCs w:val="26"/>
+        </w:rPr>
+      </w:pPr>
+      <w:r>
+        <w:rPr>
+          <w:rFonts w:ascii="Times New Roman" w:hAnsi="Times New Roman" w:cs="Times New Roman"/>
+          <w:sz w:val="26"/>
+          <w:szCs w:val="26"/>
+        </w:rPr>
+        <w:t>Sơ đồ activity</w:t>
+      </w:r>
+    </w:p>
+    <w:p>
+      <w:pPr>
+        <w:pStyle w:val="ListParagraph"/>
+        <w:numPr>
+          <w:ilvl w:val="1"/>
+          <w:numId w:val="4"/>
+        </w:numPr>
+        <w:spacing w:line="360" w:lineRule="auto"/>
+        <w:rPr>
+          <w:rFonts w:ascii="Times New Roman" w:hAnsi="Times New Roman" w:cs="Times New Roman"/>
+          <w:sz w:val="26"/>
+          <w:szCs w:val="26"/>
+        </w:rPr>
+      </w:pPr>
+      <w:r>
+        <w:rPr>
+          <w:rFonts w:ascii="Times New Roman" w:hAnsi="Times New Roman" w:cs="Times New Roman"/>
+          <w:sz w:val="26"/>
+          <w:szCs w:val="26"/>
+        </w:rPr>
+        <w:t>Activity đặt phòng</w:t>
+      </w:r>
+    </w:p>
+    <w:p>
+      <w:pPr>
+        <w:spacing w:line="360" w:lineRule="auto"/>
+        <w:rPr>
+          <w:rFonts w:ascii="Times New Roman" w:hAnsi="Times New Roman" w:cs="Times New Roman"/>
+          <w:sz w:val="26"/>
+          <w:szCs w:val="26"/>
+        </w:rPr>
+      </w:pPr>
+      <w:r>
+        <w:rPr>
+          <w:rFonts w:ascii="Times New Roman" w:hAnsi="Times New Roman" w:cs="Times New Roman"/>
+          <w:sz w:val="26"/>
+          <w:szCs w:val="26"/>
+        </w:rPr>
+        <w:lastRenderedPageBreak/>
+        <w:drawing>
+          <wp:inline distT="0" distB="0" distL="0" distR="0" wp14:anchorId="4E0CE1F1" wp14:editId="5F44BC7B">
+            <wp:extent cx="5581650" cy="5114925"/>
+            <wp:effectExtent l="0" t="0" r="0" b="9525"/>
+            <wp:docPr id="276755944" name="Picture 1"/>
+            <wp:cNvGraphicFramePr>
+              <a:graphicFrameLocks xmlns:a="http://schemas.openxmlformats.org/drawingml/2006/main" noChangeAspect="1"/>
+            </wp:cNvGraphicFramePr>
+            <a:graphic xmlns:a="http://schemas.openxmlformats.org/drawingml/2006/main">
+              <a:graphicData uri="http://schemas.openxmlformats.org/drawingml/2006/picture">
+                <pic:pic xmlns:pic="http://schemas.openxmlformats.org/drawingml/2006/picture">
+                  <pic:nvPicPr>
+                    <pic:cNvPr id="276755944" name=""/>
+                    <pic:cNvPicPr/>
+                  </pic:nvPicPr>
+                  <pic:blipFill>
+                    <a:blip r:embed="rId10"/>
+                    <a:stretch>
+                      <a:fillRect/>
+                    </a:stretch>
+                  </pic:blipFill>
+                  <pic:spPr>
+                    <a:xfrm>
+                      <a:off x="0" y="0"/>
+                      <a:ext cx="5581650" cy="5114925"/>
+                    </a:xfrm>
+                    <a:prstGeom prst="rect">
+                      <a:avLst/>
+                    </a:prstGeom>
+                  </pic:spPr>
+                </pic:pic>
+              </a:graphicData>
+            </a:graphic>
+          </wp:inline>
+        </w:drawing>
+      </w:r>
+    </w:p>
+    <w:p>
+      <w:pPr>
+        <w:pStyle w:val="ListParagraph"/>
+        <w:numPr>
+          <w:ilvl w:val="0"/>
+          <w:numId w:val="4"/>
+        </w:numPr>
+        <w:spacing w:line="360" w:lineRule="auto"/>
+        <w:rPr>
+          <w:rFonts w:ascii="Times New Roman" w:hAnsi="Times New Roman" w:cs="Times New Roman"/>
+          <w:sz w:val="26"/>
+          <w:szCs w:val="26"/>
+        </w:rPr>
+      </w:pPr>
+      <w:r>
+        <w:rPr>
+          <w:rFonts w:ascii="Times New Roman" w:hAnsi="Times New Roman" w:cs="Times New Roman"/>
+          <w:sz w:val="26"/>
+          <w:szCs w:val="26"/>
+        </w:rPr>
+        <w:t>Sơ đồ sequence</w:t>
+      </w:r>
+    </w:p>
+    <w:p>
+      <w:pPr>
+        <w:pStyle w:val="ListParagraph"/>
+        <w:numPr>
+          <w:ilvl w:val="1"/>
+          <w:numId w:val="4"/>
+        </w:numPr>
+        <w:spacing w:line="360" w:lineRule="auto"/>
+        <w:rPr>
+          <w:rFonts w:ascii="Times New Roman" w:hAnsi="Times New Roman" w:cs="Times New Roman"/>
+          <w:sz w:val="26"/>
+          <w:szCs w:val="26"/>
+        </w:rPr>
+      </w:pPr>
+      <w:r>
+        <w:rPr>
+          <w:rFonts w:ascii="Times New Roman" w:hAnsi="Times New Roman" w:cs="Times New Roman"/>
+          <w:sz w:val="26"/>
+          <w:szCs w:val="26"/>
+        </w:rPr>
+        <w:t>Sequence chức năng đặt phòng</w:t>
+      </w:r>
+    </w:p>
+    <w:p>
+      <w:pPr>
+        <w:spacing w:line="360" w:lineRule="auto"/>
+        <w:rPr>
+          <w:rFonts w:ascii="Times New Roman" w:hAnsi="Times New Roman" w:cs="Times New Roman"/>
+          <w:sz w:val="26"/>
+          <w:szCs w:val="26"/>
+        </w:rPr>
+      </w:pPr>
+      <w:r>
+        <w:rPr>
+          <w:rFonts w:ascii="Times New Roman" w:hAnsi="Times New Roman" w:cs="Times New Roman"/>
+          <w:sz w:val="26"/>
+          <w:szCs w:val="26"/>
+        </w:rPr>
+        <w:lastRenderedPageBreak/>
+        <w:drawing>
+          <wp:inline distT="0" distB="0" distL="0" distR="0" wp14:anchorId="4976B2A9" wp14:editId="69B0EB16">
+            <wp:extent cx="5581650" cy="5343525"/>
+            <wp:effectExtent l="0" t="0" r="0" b="9525"/>
+            <wp:docPr id="1262481820" name="Picture 1"/>
+            <wp:cNvGraphicFramePr>
+              <a:graphicFrameLocks xmlns:a="http://schemas.openxmlformats.org/drawingml/2006/main" noChangeAspect="1"/>
+            </wp:cNvGraphicFramePr>
+            <a:graphic xmlns:a="http://schemas.openxmlformats.org/drawingml/2006/main">
+              <a:graphicData uri="http://schemas.openxmlformats.org/drawingml/2006/picture">
+                <pic:pic xmlns:pic="http://schemas.openxmlformats.org/drawingml/2006/picture">
+                  <pic:nvPicPr>
+                    <pic:cNvPr id="1262481820" name=""/>
+                    <pic:cNvPicPr/>
+                  </pic:nvPicPr>
+                  <pic:blipFill>
+                    <a:blip r:embed="rId11"/>
+                    <a:stretch>
+                      <a:fillRect/>
+                    </a:stretch>
+                  </pic:blipFill>
+                  <pic:spPr>
+                    <a:xfrm>
+                      <a:off x="0" y="0"/>
+                      <a:ext cx="5581650" cy="5343525"/>
+                    </a:xfrm>
+                    <a:prstGeom prst="rect">
+                      <a:avLst/>
+                    </a:prstGeom>
+                  </pic:spPr>
+                </pic:pic>
+              </a:graphicData>
+            </a:graphic>
+          </wp:inline>
+        </w:drawing>
+      </w:r>
+    </w:p>
+    <w:p>
+      <w:pPr>
+        <w:pStyle w:val="ListParagraph"/>
+        <w:numPr>
+          <w:ilvl w:val="0"/>
+          <w:numId w:val="4"/>
+        </w:numPr>
+        <w:spacing w:line="360" w:lineRule="auto"/>
+        <w:rPr>
+          <w:rFonts w:ascii="Times New Roman" w:hAnsi="Times New Roman" w:cs="Times New Roman"/>
+          <w:sz w:val="26"/>
+          <w:szCs w:val="26"/>
+        </w:rPr>
+      </w:pPr>
+      <w:r>
+        <w:rPr>
+          <w:rFonts w:ascii="Times New Roman" w:hAnsi="Times New Roman" w:cs="Times New Roman"/>
+          <w:sz w:val="26"/>
+          <w:szCs w:val="26"/>
+        </w:rPr>
+        <w:t xml:space="preserve">Thiết kế csdl </w:t>
+      </w:r>
+    </w:p>
+    <w:p>
+      <w:pPr>
+        <w:spacing w:line="360" w:lineRule="auto"/>
+        <w:rPr>
+          <w:rFonts w:ascii="Times New Roman" w:hAnsi="Times New Roman" w:cs="Times New Roman"/>
+          <w:sz w:val="26"/>
+          <w:szCs w:val="26"/>
+        </w:rPr>
+      </w:pPr>
+    </w:p>
+    <w:p>
+      <w:pPr>
+        <w:spacing w:line="360" w:lineRule="auto"/>
+        <w:rPr>
+          <w:rFonts w:ascii="Times New Roman" w:hAnsi="Times New Roman" w:cs="Times New Roman"/>
+          <w:sz w:val="26"/>
+          <w:szCs w:val="26"/>
+        </w:rPr>
+      </w:pPr>
+      <w:r>
+        <w:rPr>
+          <w:rFonts w:ascii="Times New Roman" w:hAnsi="Times New Roman" w:cs="Times New Roman"/>
+          <w:sz w:val="26"/>
+          <w:szCs w:val="26"/>
+        </w:rPr>
+        <w:t>CREATE TABLE NhanVien(</w:t>
+      </w:r>
+    </w:p>
+    <w:p>
+      <w:pPr>
+        <w:spacing w:line="360" w:lineRule="auto"/>
+        <w:rPr>
+          <w:rFonts w:ascii="Times New Roman" w:hAnsi="Times New Roman" w:cs="Times New Roman"/>
+          <w:sz w:val="26"/>
+          <w:szCs w:val="26"/>
+        </w:rPr>
+      </w:pPr>
+      <w:r>
+        <w:rPr>
+          <w:rFonts w:ascii="Times New Roman" w:hAnsi="Times New Roman" w:cs="Times New Roman"/>
+          <w:sz w:val="26"/>
+          <w:szCs w:val="26"/>
+        </w:rPr>
+        <w:t>    MaNV varchar(20) NOT NULL PRIMARY KEY,</w:t>
+      </w:r>
+    </w:p>
+    <w:p>
+      <w:pPr>
+        <w:spacing w:line="360" w:lineRule="auto"/>
+        <w:rPr>
+          <w:rFonts w:ascii="Times New Roman" w:hAnsi="Times New Roman" w:cs="Times New Roman"/>
+          <w:sz w:val="26"/>
+          <w:szCs w:val="26"/>
+        </w:rPr>
+      </w:pPr>
+      <w:r>
+        <w:rPr>
+          <w:rFonts w:ascii="Times New Roman" w:hAnsi="Times New Roman" w:cs="Times New Roman"/>
+          <w:sz w:val="26"/>
+          <w:szCs w:val="26"/>
+        </w:rPr>
+        <w:t>    HoTen nvarchar(120) NOT NULL,</w:t>
+      </w:r>
+    </w:p>
+    <w:p>
+      <w:pPr>
+        <w:spacing w:line="360" w:lineRule="auto"/>
+        <w:rPr>
+          <w:rFonts w:ascii="Times New Roman" w:hAnsi="Times New Roman" w:cs="Times New Roman"/>
+          <w:sz w:val="26"/>
+          <w:szCs w:val="26"/>
+        </w:rPr>
+      </w:pPr>
+      <w:r>
+        <w:rPr>
+          <w:rFonts w:ascii="Times New Roman" w:hAnsi="Times New Roman" w:cs="Times New Roman"/>
+          <w:sz w:val="26"/>
+          <w:szCs w:val="26"/>
+        </w:rPr>
+        <w:t>    VaiTro nvarchar(50) NOT NULL,</w:t>
+      </w:r>
+    </w:p>
+    <w:p>
+      <w:pPr>
+        <w:spacing w:line="360" w:lineRule="auto"/>
+        <w:rPr>
+          <w:rFonts w:ascii="Times New Roman" w:hAnsi="Times New Roman" w:cs="Times New Roman"/>
+          <w:sz w:val="26"/>
+          <w:szCs w:val="26"/>
+        </w:rPr>
+      </w:pPr>
+      <w:r>
+        <w:rPr>
+          <w:rFonts w:ascii="Times New Roman" w:hAnsi="Times New Roman" w:cs="Times New Roman"/>
+          <w:sz w:val="26"/>
+          <w:szCs w:val="26"/>
+        </w:rPr>
+        <w:t>    SoDienThoai varchar(20) NULL</w:t>
+      </w:r>
+    </w:p>
+    <w:p>
+      <w:pPr>
+        <w:spacing w:line="360" w:lineRule="auto"/>
+        <w:rPr>
+          <w:rFonts w:ascii="Times New Roman" w:hAnsi="Times New Roman" w:cs="Times New Roman"/>
+          <w:sz w:val="26"/>
+          <w:szCs w:val="26"/>
+        </w:rPr>
+      </w:pPr>
+      <w:r>
+        <w:rPr>
+          <w:rFonts w:ascii="Times New Roman" w:hAnsi="Times New Roman" w:cs="Times New Roman"/>
+          <w:sz w:val="26"/>
+          <w:szCs w:val="26"/>
+        </w:rPr>
+        <w:lastRenderedPageBreak/>
+        <w:t>);</w:t>
+      </w:r>
+    </w:p>
+    <w:p>
+      <w:pPr>
+        <w:spacing w:line="360" w:lineRule="auto"/>
+        <w:rPr>
+          <w:rFonts w:ascii="Times New Roman" w:hAnsi="Times New Roman" w:cs="Times New Roman"/>
+          <w:sz w:val="26"/>
+          <w:szCs w:val="26"/>
+        </w:rPr>
+      </w:pPr>
+    </w:p>
+    <w:p>
+      <w:pPr>
+        <w:spacing w:line="360" w:lineRule="auto"/>
+        <w:rPr>
+          <w:rFonts w:ascii="Times New Roman" w:hAnsi="Times New Roman" w:cs="Times New Roman"/>
+          <w:sz w:val="26"/>
+          <w:szCs w:val="26"/>
+        </w:rPr>
+      </w:pPr>
+      <w:r>
+        <w:rPr>
+          <w:rFonts w:ascii="Times New Roman" w:hAnsi="Times New Roman" w:cs="Times New Roman"/>
+          <w:sz w:val="26"/>
+          <w:szCs w:val="26"/>
+        </w:rPr>
+        <w:t>-- Bảng Khu vực</w:t>
+      </w:r>
+    </w:p>
+    <w:p>
+      <w:pPr>
+        <w:spacing w:line="360" w:lineRule="auto"/>
+        <w:rPr>
+          <w:rFonts w:ascii="Times New Roman" w:hAnsi="Times New Roman" w:cs="Times New Roman"/>
+          <w:sz w:val="26"/>
+          <w:szCs w:val="26"/>
+        </w:rPr>
+      </w:pPr>
+      <w:r>
+        <w:rPr>
+          <w:rFonts w:ascii="Times New Roman" w:hAnsi="Times New Roman" w:cs="Times New Roman"/>
+          <w:sz w:val="26"/>
+          <w:szCs w:val="26"/>
+        </w:rPr>
+        <w:t>CREATE TABLE KhuVuc(</w:t>
+      </w:r>
+    </w:p>
+    <w:p>
+      <w:pPr>
+        <w:spacing w:line="360" w:lineRule="auto"/>
+        <w:rPr>
+          <w:rFonts w:ascii="Times New Roman" w:hAnsi="Times New Roman" w:cs="Times New Roman"/>
+          <w:sz w:val="26"/>
+          <w:szCs w:val="26"/>
+        </w:rPr>
+      </w:pPr>
+      <w:r>
+        <w:rPr>
+          <w:rFonts w:ascii="Times New Roman" w:hAnsi="Times New Roman" w:cs="Times New Roman"/>
+          <w:sz w:val="26"/>
+          <w:szCs w:val="26"/>
+        </w:rPr>
+        <w:t>    MaKhuVuc varchar(20) NOT NULL PRIMARY KEY,</w:t>
+      </w:r>
+    </w:p>
+    <w:p>
+      <w:pPr>
+        <w:spacing w:line="360" w:lineRule="auto"/>
+        <w:rPr>
+          <w:rFonts w:ascii="Times New Roman" w:hAnsi="Times New Roman" w:cs="Times New Roman"/>
+          <w:sz w:val="26"/>
+          <w:szCs w:val="26"/>
+        </w:rPr>
+      </w:pPr>
+      <w:r>
+        <w:rPr>
+          <w:rFonts w:ascii="Times New Roman" w:hAnsi="Times New Roman" w:cs="Times New Roman"/>
+          <w:sz w:val="26"/>
+          <w:szCs w:val="26"/>
+        </w:rPr>
+        <w:t>    TenKhuVuc nvarchar(100) NOT NULL UNIQUE</w:t>
+      </w:r>
+    </w:p>
+    <w:p>
+      <w:pPr>
+        <w:spacing w:line="360" w:lineRule="auto"/>
+        <w:rPr>
+          <w:rFonts w:ascii="Times New Roman" w:hAnsi="Times New Roman" w:cs="Times New Roman"/>
+          <w:sz w:val="26"/>
+          <w:szCs w:val="26"/>
+        </w:rPr>
+      </w:pPr>
+      <w:r>
+        <w:rPr>
+          <w:rFonts w:ascii="Times New Roman" w:hAnsi="Times New Roman" w:cs="Times New Roman"/>
+          <w:sz w:val="26"/>
+          <w:szCs w:val="26"/>
+        </w:rPr>
+        <w:t>);</w:t>
+      </w:r>
+    </w:p>
+    <w:p>
+      <w:pPr>
+        <w:spacing w:line="360" w:lineRule="auto"/>
+        <w:rPr>
+          <w:rFonts w:ascii="Times New Roman" w:hAnsi="Times New Roman" w:cs="Times New Roman"/>
+          <w:sz w:val="26"/>
+          <w:szCs w:val="26"/>
+        </w:rPr>
+      </w:pPr>
+    </w:p>
+    <w:p>
+      <w:pPr>
+        <w:spacing w:line="360" w:lineRule="auto"/>
+        <w:rPr>
+          <w:rFonts w:ascii="Times New Roman" w:hAnsi="Times New Roman" w:cs="Times New Roman"/>
+          <w:sz w:val="26"/>
+          <w:szCs w:val="26"/>
+        </w:rPr>
+      </w:pPr>
+      <w:r>
+        <w:rPr>
+          <w:rFonts w:ascii="Times New Roman" w:hAnsi="Times New Roman" w:cs="Times New Roman"/>
+          <w:sz w:val="26"/>
+          <w:szCs w:val="26"/>
+        </w:rPr>
+        <w:t>-- Bảng Phòng</w:t>
+      </w:r>
+    </w:p>
+    <w:p>
+      <w:pPr>
+        <w:spacing w:line="360" w:lineRule="auto"/>
+        <w:rPr>
+          <w:rFonts w:ascii="Times New Roman" w:hAnsi="Times New Roman" w:cs="Times New Roman"/>
+          <w:sz w:val="26"/>
+          <w:szCs w:val="26"/>
+        </w:rPr>
+      </w:pPr>
+      <w:r>
+        <w:rPr>
+          <w:rFonts w:ascii="Times New Roman" w:hAnsi="Times New Roman" w:cs="Times New Roman"/>
+          <w:sz w:val="26"/>
+          <w:szCs w:val="26"/>
+        </w:rPr>
+        <w:t>CREATE TABLE Phong(</w:t>
+      </w:r>
+    </w:p>
+    <w:p>
+      <w:pPr>
+        <w:spacing w:line="360" w:lineRule="auto"/>
+        <w:rPr>
+          <w:rFonts w:ascii="Times New Roman" w:hAnsi="Times New Roman" w:cs="Times New Roman"/>
+          <w:sz w:val="26"/>
+          <w:szCs w:val="26"/>
+        </w:rPr>
+      </w:pPr>
+      <w:r>
+        <w:rPr>
+          <w:rFonts w:ascii="Times New Roman" w:hAnsi="Times New Roman" w:cs="Times New Roman"/>
+          <w:sz w:val="26"/>
+          <w:szCs w:val="26"/>
+        </w:rPr>
+        <w:t>    SoPhong varchar(20) NOT NULL PRIMARY KEY,</w:t>
+      </w:r>
+    </w:p>
+    <w:p>
+      <w:pPr>
+        <w:spacing w:line="360" w:lineRule="auto"/>
+        <w:rPr>
+          <w:rFonts w:ascii="Times New Roman" w:hAnsi="Times New Roman" w:cs="Times New Roman"/>
+          <w:sz w:val="26"/>
+          <w:szCs w:val="26"/>
+        </w:rPr>
+      </w:pPr>
+      <w:r>
+        <w:rPr>
+          <w:rFonts w:ascii="Times New Roman" w:hAnsi="Times New Roman" w:cs="Times New Roman"/>
+          <w:sz w:val="26"/>
+          <w:szCs w:val="26"/>
+        </w:rPr>
+        <w:t>    MaKhuVuc varchar(20) NOT NULL,</w:t>
+      </w:r>
+    </w:p>
+    <w:p>
+      <w:pPr>
+        <w:spacing w:line="360" w:lineRule="auto"/>
+        <w:rPr>
+          <w:rFonts w:ascii="Times New Roman" w:hAnsi="Times New Roman" w:cs="Times New Roman"/>
+          <w:sz w:val="26"/>
+          <w:szCs w:val="26"/>
+        </w:rPr>
+      </w:pPr>
+      <w:r>
+        <w:rPr>
+          <w:rFonts w:ascii="Times New Roman" w:hAnsi="Times New Roman" w:cs="Times New Roman"/>
+          <w:sz w:val="26"/>
+          <w:szCs w:val="26"/>
+        </w:rPr>
+        <w:t>    SoNguoiToiDa int NOT NULL CHECK(SoNguoiToiDa &gt; 0),</w:t>
+      </w:r>
+    </w:p>
+    <w:p>
+      <w:pPr>
+        <w:spacing w:line="360" w:lineRule="auto"/>
+        <w:rPr>
+          <w:rFonts w:ascii="Times New Roman" w:hAnsi="Times New Roman" w:cs="Times New Roman"/>
+          <w:sz w:val="26"/>
+          <w:szCs w:val="26"/>
+        </w:rPr>
+      </w:pPr>
+      <w:r>
+        <w:rPr>
+          <w:rFonts w:ascii="Times New Roman" w:hAnsi="Times New Roman" w:cs="Times New Roman"/>
+          <w:sz w:val="26"/>
+          <w:szCs w:val="26"/>
+        </w:rPr>
+        <w:t>    DonGiaNgay decimal(18,2) NOT NULL CHECK(DonGiaNgay &gt;= 0),</w:t>
+      </w:r>
+    </w:p>
+    <w:p>
+      <w:pPr>
+        <w:spacing w:line="360" w:lineRule="auto"/>
+        <w:rPr>
+          <w:rFonts w:ascii="Times New Roman" w:hAnsi="Times New Roman" w:cs="Times New Roman"/>
+          <w:sz w:val="26"/>
+          <w:szCs w:val="26"/>
+        </w:rPr>
+      </w:pPr>
+      <w:r>
+        <w:rPr>
+          <w:rFonts w:ascii="Times New Roman" w:hAnsi="Times New Roman" w:cs="Times New Roman"/>
+          <w:sz w:val="26"/>
+          <w:szCs w:val="26"/>
+        </w:rPr>
+        <w:t>    TrangThai nvarchar(30) NOT NULL DEFAULT N'Trống',</w:t>
+      </w:r>
+    </w:p>
+    <w:p>
+      <w:pPr>
+        <w:spacing w:line="360" w:lineRule="auto"/>
+        <w:rPr>
+          <w:rFonts w:ascii="Times New Roman" w:hAnsi="Times New Roman" w:cs="Times New Roman"/>
+          <w:sz w:val="26"/>
+          <w:szCs w:val="26"/>
+        </w:rPr>
+      </w:pPr>
+      <w:r>
+        <w:rPr>
+          <w:rFonts w:ascii="Times New Roman" w:hAnsi="Times New Roman" w:cs="Times New Roman"/>
+          <w:sz w:val="26"/>
+          <w:szCs w:val="26"/>
+        </w:rPr>
+        <w:t>    CONSTRAINT CK_Phong_TrangThai CHECK(TrangThai IN (N'Trống', N'Đã đặt', N'Đang ở', N'Bảo trì')),</w:t>
+      </w:r>
+    </w:p>
+    <w:p>
+      <w:pPr>
+        <w:spacing w:line="360" w:lineRule="auto"/>
+        <w:rPr>
+          <w:rFonts w:ascii="Times New Roman" w:hAnsi="Times New Roman" w:cs="Times New Roman"/>
+          <w:sz w:val="26"/>
+          <w:szCs w:val="26"/>
+        </w:rPr>
+      </w:pPr>
+      <w:r>
+        <w:rPr>
+          <w:rFonts w:ascii="Times New Roman" w:hAnsi="Times New Roman" w:cs="Times New Roman"/>
+          <w:sz w:val="26"/>
+          <w:szCs w:val="26"/>
+        </w:rPr>
+        <w:t>    CONSTRAINT FK_Phong_KhuVuc FOREIGN KEY(MaKhuVuc) REFERENCES KhuVuc(MaKhuVuc)</w:t>
+      </w:r>
+    </w:p>
+    <w:p>
+      <w:pPr>
+        <w:spacing w:line="360" w:lineRule="auto"/>
+        <w:rPr>
+          <w:rFonts w:ascii="Times New Roman" w:hAnsi="Times New Roman" w:cs="Times New Roman"/>
+          <w:sz w:val="26"/>
+          <w:szCs w:val="26"/>
+        </w:rPr>
+      </w:pPr>
+      <w:r>
+        <w:rPr>
+          <w:rFonts w:ascii="Times New Roman" w:hAnsi="Times New Roman" w:cs="Times New Roman"/>
+          <w:sz w:val="26"/>
+          <w:szCs w:val="26"/>
+        </w:rPr>
+        <w:t>);</w:t>
+      </w:r>
+    </w:p>
+    <w:p>
+      <w:pPr>
+        <w:spacing w:line="360" w:lineRule="auto"/>
+        <w:rPr>
+          <w:rFonts w:ascii="Times New Roman" w:hAnsi="Times New Roman" w:cs="Times New Roman"/>
+          <w:sz w:val="26"/>
+          <w:szCs w:val="26"/>
+        </w:rPr>
+      </w:pPr>
+    </w:p>
+    <w:p>
+      <w:pPr>
+        <w:spacing w:line="360" w:lineRule="auto"/>
+        <w:rPr>
+          <w:rFonts w:ascii="Times New Roman" w:hAnsi="Times New Roman" w:cs="Times New Roman"/>
+          <w:sz w:val="26"/>
+          <w:szCs w:val="26"/>
+        </w:rPr>
+      </w:pPr>
+      <w:r>
+        <w:rPr>
+          <w:rFonts w:ascii="Times New Roman" w:hAnsi="Times New Roman" w:cs="Times New Roman"/>
+          <w:sz w:val="26"/>
+          <w:szCs w:val="26"/>
+        </w:rPr>
+        <w:t>-- Bảng Loại tiện nghi</w:t>
+      </w:r>
+    </w:p>
+    <w:p>
+      <w:pPr>
+        <w:spacing w:line="360" w:lineRule="auto"/>
+        <w:rPr>
+          <w:rFonts w:ascii="Times New Roman" w:hAnsi="Times New Roman" w:cs="Times New Roman"/>
+          <w:sz w:val="26"/>
+          <w:szCs w:val="26"/>
+        </w:rPr>
+      </w:pPr>
+      <w:r>
+        <w:rPr>
+          <w:rFonts w:ascii="Times New Roman" w:hAnsi="Times New Roman" w:cs="Times New Roman"/>
+          <w:sz w:val="26"/>
+          <w:szCs w:val="26"/>
+        </w:rPr>
+        <w:lastRenderedPageBreak/>
+        <w:t>CREATE TABLE LoaiTienNghi(</w:t>
+      </w:r>
+    </w:p>
+    <w:p>
+      <w:pPr>
+        <w:spacing w:line="360" w:lineRule="auto"/>
+        <w:rPr>
+          <w:rFonts w:ascii="Times New Roman" w:hAnsi="Times New Roman" w:cs="Times New Roman"/>
+          <w:sz w:val="26"/>
+          <w:szCs w:val="26"/>
+        </w:rPr>
+      </w:pPr>
+      <w:r>
+        <w:rPr>
+          <w:rFonts w:ascii="Times New Roman" w:hAnsi="Times New Roman" w:cs="Times New Roman"/>
+          <w:sz w:val="26"/>
+          <w:szCs w:val="26"/>
+        </w:rPr>
+        <w:t>    MaLoaiTN varchar(20) NOT NULL PRIMARY KEY,</w:t>
+      </w:r>
+    </w:p>
+    <w:p>
+      <w:pPr>
+        <w:spacing w:line="360" w:lineRule="auto"/>
+        <w:rPr>
+          <w:rFonts w:ascii="Times New Roman" w:hAnsi="Times New Roman" w:cs="Times New Roman"/>
+          <w:sz w:val="26"/>
+          <w:szCs w:val="26"/>
+        </w:rPr>
+      </w:pPr>
+      <w:r>
+        <w:rPr>
+          <w:rFonts w:ascii="Times New Roman" w:hAnsi="Times New Roman" w:cs="Times New Roman"/>
+          <w:sz w:val="26"/>
+          <w:szCs w:val="26"/>
+        </w:rPr>
+        <w:t>    TenLoaiTN nvarchar(100) NOT NULL UNIQUE</w:t>
+      </w:r>
+    </w:p>
+    <w:p>
+      <w:pPr>
+        <w:spacing w:line="360" w:lineRule="auto"/>
+        <w:rPr>
+          <w:rFonts w:ascii="Times New Roman" w:hAnsi="Times New Roman" w:cs="Times New Roman"/>
+          <w:sz w:val="26"/>
+          <w:szCs w:val="26"/>
+        </w:rPr>
+      </w:pPr>
+      <w:r>
+        <w:rPr>
+          <w:rFonts w:ascii="Times New Roman" w:hAnsi="Times New Roman" w:cs="Times New Roman"/>
+          <w:sz w:val="26"/>
+          <w:szCs w:val="26"/>
+        </w:rPr>
+        <w:t>);</w:t>
+      </w:r>
+    </w:p>
+    <w:p>
+      <w:pPr>
+        <w:spacing w:line="360" w:lineRule="auto"/>
+        <w:rPr>
+          <w:rFonts w:ascii="Times New Roman" w:hAnsi="Times New Roman" w:cs="Times New Roman"/>
+          <w:sz w:val="26"/>
+          <w:szCs w:val="26"/>
+        </w:rPr>
+      </w:pPr>
+    </w:p>
+    <w:p>
+      <w:pPr>
+        <w:spacing w:line="360" w:lineRule="auto"/>
+        <w:rPr>
+          <w:rFonts w:ascii="Times New Roman" w:hAnsi="Times New Roman" w:cs="Times New Roman"/>
+          <w:sz w:val="26"/>
+          <w:szCs w:val="26"/>
+        </w:rPr>
+      </w:pPr>
+      <w:r>
+        <w:rPr>
+          <w:rFonts w:ascii="Times New Roman" w:hAnsi="Times New Roman" w:cs="Times New Roman"/>
+          <w:sz w:val="26"/>
+          <w:szCs w:val="26"/>
+        </w:rPr>
+        <w:t>-- Bảng Tiện nghi</w:t>
+      </w:r>
+    </w:p>
+    <w:p>
+      <w:pPr>
+        <w:spacing w:line="360" w:lineRule="auto"/>
+        <w:rPr>
+          <w:rFonts w:ascii="Times New Roman" w:hAnsi="Times New Roman" w:cs="Times New Roman"/>
+          <w:sz w:val="26"/>
+          <w:szCs w:val="26"/>
+        </w:rPr>
+      </w:pPr>
+      <w:r>
+        <w:rPr>
+          <w:rFonts w:ascii="Times New Roman" w:hAnsi="Times New Roman" w:cs="Times New Roman"/>
+          <w:sz w:val="26"/>
+          <w:szCs w:val="26"/>
+        </w:rPr>
+        <w:t>CREATE TABLE TienNghi(</w:t>
+      </w:r>
+    </w:p>
+    <w:p>
+      <w:pPr>
+        <w:spacing w:line="360" w:lineRule="auto"/>
+        <w:rPr>
+          <w:rFonts w:ascii="Times New Roman" w:hAnsi="Times New Roman" w:cs="Times New Roman"/>
+          <w:sz w:val="26"/>
+          <w:szCs w:val="26"/>
+        </w:rPr>
+      </w:pPr>
+      <w:r>
+        <w:rPr>
+          <w:rFonts w:ascii="Times New Roman" w:hAnsi="Times New Roman" w:cs="Times New Roman"/>
+          <w:sz w:val="26"/>
+          <w:szCs w:val="26"/>
+        </w:rPr>
+        <w:t>    MaTienNghi varchar(30) NOT NULL PRIMARY KEY,</w:t>
+      </w:r>
+    </w:p>
+    <w:p>
+      <w:pPr>
+        <w:spacing w:line="360" w:lineRule="auto"/>
+        <w:rPr>
+          <w:rFonts w:ascii="Times New Roman" w:hAnsi="Times New Roman" w:cs="Times New Roman"/>
+          <w:sz w:val="26"/>
+          <w:szCs w:val="26"/>
+        </w:rPr>
+      </w:pPr>
+      <w:r>
+        <w:rPr>
+          <w:rFonts w:ascii="Times New Roman" w:hAnsi="Times New Roman" w:cs="Times New Roman"/>
+          <w:sz w:val="26"/>
+          <w:szCs w:val="26"/>
+        </w:rPr>
+        <w:t>    MaLoaiTN varchar(20) NOT NULL,</w:t>
+      </w:r>
+    </w:p>
+    <w:p>
+      <w:pPr>
+        <w:spacing w:line="360" w:lineRule="auto"/>
+        <w:rPr>
+          <w:rFonts w:ascii="Times New Roman" w:hAnsi="Times New Roman" w:cs="Times New Roman"/>
+          <w:sz w:val="26"/>
+          <w:szCs w:val="26"/>
+        </w:rPr>
+      </w:pPr>
+      <w:r>
+        <w:rPr>
+          <w:rFonts w:ascii="Times New Roman" w:hAnsi="Times New Roman" w:cs="Times New Roman"/>
+          <w:sz w:val="26"/>
+          <w:szCs w:val="26"/>
+        </w:rPr>
+        <w:t>    SoThuTu int NOT NULL,</w:t>
+      </w:r>
+    </w:p>
+    <w:p>
+      <w:pPr>
+        <w:spacing w:line="360" w:lineRule="auto"/>
+        <w:rPr>
+          <w:rFonts w:ascii="Times New Roman" w:hAnsi="Times New Roman" w:cs="Times New Roman"/>
+          <w:sz w:val="26"/>
+          <w:szCs w:val="26"/>
+        </w:rPr>
+      </w:pPr>
+      <w:r>
+        <w:rPr>
+          <w:rFonts w:ascii="Times New Roman" w:hAnsi="Times New Roman" w:cs="Times New Roman"/>
+          <w:sz w:val="26"/>
+          <w:szCs w:val="26"/>
+        </w:rPr>
+        <w:t>    TinhTrangHienTai nvarchar(100) NULL,</w:t>
+      </w:r>
+    </w:p>
+    <w:p>
+      <w:pPr>
+        <w:spacing w:line="360" w:lineRule="auto"/>
+        <w:rPr>
+          <w:rFonts w:ascii="Times New Roman" w:hAnsi="Times New Roman" w:cs="Times New Roman"/>
+          <w:sz w:val="26"/>
+          <w:szCs w:val="26"/>
+        </w:rPr>
+      </w:pPr>
+      <w:r>
+        <w:rPr>
+          <w:rFonts w:ascii="Times New Roman" w:hAnsi="Times New Roman" w:cs="Times New Roman"/>
+          <w:sz w:val="26"/>
+          <w:szCs w:val="26"/>
+        </w:rPr>
+        <w:t>    CONSTRAINT UQ_TienNghi_Loai_STT UNIQUE(MaLoaiTN, SoThuTu),</w:t>
+      </w:r>
+    </w:p>
+    <w:p>
+      <w:pPr>
+        <w:spacing w:line="360" w:lineRule="auto"/>
+        <w:rPr>
+          <w:rFonts w:ascii="Times New Roman" w:hAnsi="Times New Roman" w:cs="Times New Roman"/>
+          <w:sz w:val="26"/>
+          <w:szCs w:val="26"/>
+        </w:rPr>
+      </w:pPr>
+      <w:r>
+        <w:rPr>
+          <w:rFonts w:ascii="Times New Roman" w:hAnsi="Times New Roman" w:cs="Times New Roman"/>
+          <w:sz w:val="26"/>
+          <w:szCs w:val="26"/>
+        </w:rPr>
+        <w:t>    CONSTRAINT FK_TienNghi_Loai FOREIGN KEY(MaLoaiTN) REFERENCES LoaiTienNghi(MaLoaiTN)</w:t>
+      </w:r>
+    </w:p>
+    <w:p>
+      <w:pPr>
+        <w:spacing w:line="360" w:lineRule="auto"/>
+        <w:rPr>
+          <w:rFonts w:ascii="Times New Roman" w:hAnsi="Times New Roman" w:cs="Times New Roman"/>
+          <w:sz w:val="26"/>
+          <w:szCs w:val="26"/>
+        </w:rPr>
+      </w:pPr>
+      <w:r>
+        <w:rPr>
+          <w:rFonts w:ascii="Times New Roman" w:hAnsi="Times New Roman" w:cs="Times New Roman"/>
+          <w:sz w:val="26"/>
+          <w:szCs w:val="26"/>
+        </w:rPr>
+        <w:t>);</w:t>
+      </w:r>
+    </w:p>
+    <w:p>
+      <w:pPr>
+        <w:spacing w:line="360" w:lineRule="auto"/>
+        <w:rPr>
+          <w:rFonts w:ascii="Times New Roman" w:hAnsi="Times New Roman" w:cs="Times New Roman"/>
+          <w:sz w:val="26"/>
+          <w:szCs w:val="26"/>
+        </w:rPr>
+      </w:pPr>
+    </w:p>
+    <w:p>
+      <w:pPr>
+        <w:spacing w:line="360" w:lineRule="auto"/>
+        <w:rPr>
+          <w:rFonts w:ascii="Times New Roman" w:hAnsi="Times New Roman" w:cs="Times New Roman"/>
+          <w:sz w:val="26"/>
+          <w:szCs w:val="26"/>
+        </w:rPr>
+      </w:pPr>
+      <w:r>
+        <w:rPr>
+          <w:rFonts w:ascii="Times New Roman" w:hAnsi="Times New Roman" w:cs="Times New Roman"/>
+          <w:sz w:val="26"/>
+          <w:szCs w:val="26"/>
+        </w:rPr>
+        <w:t>-- Bảng Phiếu lắp đặt (Một thiết bị chỉ trang bị cho một phòng trong cùng một ngày)</w:t>
+      </w:r>
+    </w:p>
+    <w:p>
+      <w:pPr>
+        <w:spacing w:line="360" w:lineRule="auto"/>
+        <w:rPr>
+          <w:rFonts w:ascii="Times New Roman" w:hAnsi="Times New Roman" w:cs="Times New Roman"/>
+          <w:sz w:val="26"/>
+          <w:szCs w:val="26"/>
+        </w:rPr>
+      </w:pPr>
+      <w:r>
+        <w:rPr>
+          <w:rFonts w:ascii="Times New Roman" w:hAnsi="Times New Roman" w:cs="Times New Roman"/>
+          <w:sz w:val="26"/>
+          <w:szCs w:val="26"/>
+        </w:rPr>
+        <w:t>CREATE TABLE PhieuLapDat(</w:t>
+      </w:r>
+    </w:p>
+    <w:p>
+      <w:pPr>
+        <w:spacing w:line="360" w:lineRule="auto"/>
+        <w:rPr>
+          <w:rFonts w:ascii="Times New Roman" w:hAnsi="Times New Roman" w:cs="Times New Roman"/>
+          <w:sz w:val="26"/>
+          <w:szCs w:val="26"/>
+        </w:rPr>
+      </w:pPr>
+      <w:r>
+        <w:rPr>
+          <w:rFonts w:ascii="Times New Roman" w:hAnsi="Times New Roman" w:cs="Times New Roman"/>
+          <w:sz w:val="26"/>
+          <w:szCs w:val="26"/>
+        </w:rPr>
+        <w:t>    SoPhieuLapDat varchar(30) NOT NULL PRIMARY KEY,</w:t>
+      </w:r>
+    </w:p>
+    <w:p>
+      <w:pPr>
+        <w:spacing w:line="360" w:lineRule="auto"/>
+        <w:rPr>
+          <w:rFonts w:ascii="Times New Roman" w:hAnsi="Times New Roman" w:cs="Times New Roman"/>
+          <w:sz w:val="26"/>
+          <w:szCs w:val="26"/>
+        </w:rPr>
+      </w:pPr>
+      <w:r>
+        <w:rPr>
+          <w:rFonts w:ascii="Times New Roman" w:hAnsi="Times New Roman" w:cs="Times New Roman"/>
+          <w:sz w:val="26"/>
+          <w:szCs w:val="26"/>
+        </w:rPr>
+        <w:t>    MaTienNghi varchar(30) NOT NULL,</w:t>
+      </w:r>
+    </w:p>
+    <w:p>
+      <w:pPr>
+        <w:spacing w:line="360" w:lineRule="auto"/>
+        <w:rPr>
+          <w:rFonts w:ascii="Times New Roman" w:hAnsi="Times New Roman" w:cs="Times New Roman"/>
+          <w:sz w:val="26"/>
+          <w:szCs w:val="26"/>
+        </w:rPr>
+      </w:pPr>
+      <w:r>
+        <w:rPr>
+          <w:rFonts w:ascii="Times New Roman" w:hAnsi="Times New Roman" w:cs="Times New Roman"/>
+          <w:sz w:val="26"/>
+          <w:szCs w:val="26"/>
+        </w:rPr>
+        <w:t>    SoPhong varchar(20) NOT NULL,</w:t>
+      </w:r>
+    </w:p>
+    <w:p>
+      <w:pPr>
+        <w:spacing w:line="360" w:lineRule="auto"/>
+        <w:rPr>
+          <w:rFonts w:ascii="Times New Roman" w:hAnsi="Times New Roman" w:cs="Times New Roman"/>
+          <w:sz w:val="26"/>
+          <w:szCs w:val="26"/>
+        </w:rPr>
+      </w:pPr>
+      <w:r>
+        <w:rPr>
+          <w:rFonts w:ascii="Times New Roman" w:hAnsi="Times New Roman" w:cs="Times New Roman"/>
+          <w:sz w:val="26"/>
+          <w:szCs w:val="26"/>
+        </w:rPr>
+        <w:t>    NgayLap date NOT NULL,</w:t>
+      </w:r>
+    </w:p>
+    <w:p>
+      <w:pPr>
+        <w:spacing w:line="360" w:lineRule="auto"/>
+        <w:rPr>
+          <w:rFonts w:ascii="Times New Roman" w:hAnsi="Times New Roman" w:cs="Times New Roman"/>
+          <w:sz w:val="26"/>
+          <w:szCs w:val="26"/>
+        </w:rPr>
+      </w:pPr>
+      <w:r>
+        <w:rPr>
+          <w:rFonts w:ascii="Times New Roman" w:hAnsi="Times New Roman" w:cs="Times New Roman"/>
+          <w:sz w:val="26"/>
+          <w:szCs w:val="26"/>
+        </w:rPr>
+        <w:lastRenderedPageBreak/>
+        <w:t>    TinhTrang nvarchar(100) NOT NULL,</w:t>
+      </w:r>
+    </w:p>
+    <w:p>
+      <w:pPr>
+        <w:spacing w:line="360" w:lineRule="auto"/>
+        <w:rPr>
+          <w:rFonts w:ascii="Times New Roman" w:hAnsi="Times New Roman" w:cs="Times New Roman"/>
+          <w:sz w:val="26"/>
+          <w:szCs w:val="26"/>
+        </w:rPr>
+      </w:pPr>
+      <w:r>
+        <w:rPr>
+          <w:rFonts w:ascii="Times New Roman" w:hAnsi="Times New Roman" w:cs="Times New Roman"/>
+          <w:sz w:val="26"/>
+          <w:szCs w:val="26"/>
+        </w:rPr>
+        <w:t>    MaNV varchar(20) NOT NULL,</w:t>
+      </w:r>
+    </w:p>
+    <w:p>
+      <w:pPr>
+        <w:spacing w:line="360" w:lineRule="auto"/>
+        <w:rPr>
+          <w:rFonts w:ascii="Times New Roman" w:hAnsi="Times New Roman" w:cs="Times New Roman"/>
+          <w:sz w:val="26"/>
+          <w:szCs w:val="26"/>
+        </w:rPr>
+      </w:pPr>
+      <w:r>
+        <w:rPr>
+          <w:rFonts w:ascii="Times New Roman" w:hAnsi="Times New Roman" w:cs="Times New Roman"/>
+          <w:sz w:val="26"/>
+          <w:szCs w:val="26"/>
+        </w:rPr>
+        <w:t>    GhiChu nvarchar(250) NULL,</w:t>
+      </w:r>
+    </w:p>
+    <w:p>
+      <w:pPr>
+        <w:spacing w:line="360" w:lineRule="auto"/>
+        <w:rPr>
+          <w:rFonts w:ascii="Times New Roman" w:hAnsi="Times New Roman" w:cs="Times New Roman"/>
+          <w:sz w:val="26"/>
+          <w:szCs w:val="26"/>
+        </w:rPr>
+      </w:pPr>
+      <w:r>
+        <w:rPr>
+          <w:rFonts w:ascii="Times New Roman" w:hAnsi="Times New Roman" w:cs="Times New Roman"/>
+          <w:sz w:val="26"/>
+          <w:szCs w:val="26"/>
+        </w:rPr>
+        <w:t>    CONSTRAINT UQ_PhieuLapDat_ThietBi_Ngay UNIQUE(MaTienNghi, NgayLap),</w:t>
+      </w:r>
+    </w:p>
+    <w:p>
+      <w:pPr>
+        <w:spacing w:line="360" w:lineRule="auto"/>
+        <w:rPr>
+          <w:rFonts w:ascii="Times New Roman" w:hAnsi="Times New Roman" w:cs="Times New Roman"/>
+          <w:sz w:val="26"/>
+          <w:szCs w:val="26"/>
+        </w:rPr>
+      </w:pPr>
+      <w:r>
+        <w:rPr>
+          <w:rFonts w:ascii="Times New Roman" w:hAnsi="Times New Roman" w:cs="Times New Roman"/>
+          <w:sz w:val="26"/>
+          <w:szCs w:val="26"/>
+        </w:rPr>
+        <w:t>    CONSTRAINT FK_PhieuLapDat_TienNghi FOREIGN KEY(MaTienNghi) REFERENCES TienNghi(MaTienNghi),</w:t>
+      </w:r>
+    </w:p>
+    <w:p>
+      <w:pPr>
+        <w:spacing w:line="360" w:lineRule="auto"/>
+        <w:rPr>
+          <w:rFonts w:ascii="Times New Roman" w:hAnsi="Times New Roman" w:cs="Times New Roman"/>
+          <w:sz w:val="26"/>
+          <w:szCs w:val="26"/>
+        </w:rPr>
+      </w:pPr>
+      <w:r>
+        <w:rPr>
+          <w:rFonts w:ascii="Times New Roman" w:hAnsi="Times New Roman" w:cs="Times New Roman"/>
+          <w:sz w:val="26"/>
+          <w:szCs w:val="26"/>
+        </w:rPr>
+        <w:t>    CONSTRAINT FK_PhieuLapDat_Phong FOREIGN KEY(SoPhong) REFERENCES Phong(SoPhong),</w:t>
+      </w:r>
+    </w:p>
+    <w:p>
+      <w:pPr>
+        <w:spacing w:line="360" w:lineRule="auto"/>
+        <w:rPr>
+          <w:rFonts w:ascii="Times New Roman" w:hAnsi="Times New Roman" w:cs="Times New Roman"/>
+          <w:sz w:val="26"/>
+          <w:szCs w:val="26"/>
+        </w:rPr>
+      </w:pPr>
+      <w:r>
+        <w:rPr>
+          <w:rFonts w:ascii="Times New Roman" w:hAnsi="Times New Roman" w:cs="Times New Roman"/>
+          <w:sz w:val="26"/>
+          <w:szCs w:val="26"/>
+        </w:rPr>
+        <w:t>    CONSTRAINT FK_PhieuLapDat_NV FOREIGN KEY(MaNV) REFERENCES NhanVien(MaNV)</w:t>
+      </w:r>
+    </w:p>
+    <w:p>
+      <w:pPr>
+        <w:spacing w:line="360" w:lineRule="auto"/>
+        <w:rPr>
+          <w:rFonts w:ascii="Times New Roman" w:hAnsi="Times New Roman" w:cs="Times New Roman"/>
+          <w:sz w:val="26"/>
+          <w:szCs w:val="26"/>
+        </w:rPr>
+      </w:pPr>
+      <w:r>
+        <w:rPr>
+          <w:rFonts w:ascii="Times New Roman" w:hAnsi="Times New Roman" w:cs="Times New Roman"/>
+          <w:sz w:val="26"/>
+          <w:szCs w:val="26"/>
+        </w:rPr>
+        <w:t>);</w:t>
+      </w:r>
+    </w:p>
+    <w:p>
+      <w:pPr>
+        <w:spacing w:line="360" w:lineRule="auto"/>
+        <w:rPr>
+          <w:rFonts w:ascii="Times New Roman" w:hAnsi="Times New Roman" w:cs="Times New Roman"/>
+          <w:sz w:val="26"/>
+          <w:szCs w:val="26"/>
+        </w:rPr>
+      </w:pPr>
+    </w:p>
+    <w:p>
+      <w:pPr>
+        <w:spacing w:line="360" w:lineRule="auto"/>
+        <w:rPr>
+          <w:rFonts w:ascii="Times New Roman" w:hAnsi="Times New Roman" w:cs="Times New Roman"/>
+          <w:sz w:val="26"/>
+          <w:szCs w:val="26"/>
+        </w:rPr>
+      </w:pPr>
+      <w:r>
+        <w:rPr>
+          <w:rFonts w:ascii="Times New Roman" w:hAnsi="Times New Roman" w:cs="Times New Roman"/>
+          <w:sz w:val="26"/>
+          <w:szCs w:val="26"/>
+        </w:rPr>
+        <w:t>-- Bảng Khách hàng</w:t>
+      </w:r>
+    </w:p>
+    <w:p>
+      <w:pPr>
+        <w:spacing w:line="360" w:lineRule="auto"/>
+        <w:rPr>
+          <w:rFonts w:ascii="Times New Roman" w:hAnsi="Times New Roman" w:cs="Times New Roman"/>
+          <w:sz w:val="26"/>
+          <w:szCs w:val="26"/>
+        </w:rPr>
+      </w:pPr>
+      <w:r>
+        <w:rPr>
+          <w:rFonts w:ascii="Times New Roman" w:hAnsi="Times New Roman" w:cs="Times New Roman"/>
+          <w:sz w:val="26"/>
+          <w:szCs w:val="26"/>
+        </w:rPr>
+        <w:t>CREATE TABLE KhachHang(</w:t>
+      </w:r>
+    </w:p>
+    <w:p>
+      <w:pPr>
+        <w:spacing w:line="360" w:lineRule="auto"/>
+        <w:rPr>
+          <w:rFonts w:ascii="Times New Roman" w:hAnsi="Times New Roman" w:cs="Times New Roman"/>
+          <w:sz w:val="26"/>
+          <w:szCs w:val="26"/>
+        </w:rPr>
+      </w:pPr>
+      <w:r>
+        <w:rPr>
+          <w:rFonts w:ascii="Times New Roman" w:hAnsi="Times New Roman" w:cs="Times New Roman"/>
+          <w:sz w:val="26"/>
+          <w:szCs w:val="26"/>
+        </w:rPr>
+        <w:t>    MaKhach varchar(20) NOT NULL PRIMARY KEY,</w:t>
+      </w:r>
+    </w:p>
+    <w:p>
+      <w:pPr>
+        <w:spacing w:line="360" w:lineRule="auto"/>
+        <w:rPr>
+          <w:rFonts w:ascii="Times New Roman" w:hAnsi="Times New Roman" w:cs="Times New Roman"/>
+          <w:sz w:val="26"/>
+          <w:szCs w:val="26"/>
+        </w:rPr>
+      </w:pPr>
+      <w:r>
+        <w:rPr>
+          <w:rFonts w:ascii="Times New Roman" w:hAnsi="Times New Roman" w:cs="Times New Roman"/>
+          <w:sz w:val="26"/>
+          <w:szCs w:val="26"/>
+        </w:rPr>
+        <w:t>    HoTen nvarchar(120) NOT NULL,</w:t>
+      </w:r>
+    </w:p>
+    <w:p>
+      <w:pPr>
+        <w:spacing w:line="360" w:lineRule="auto"/>
+        <w:rPr>
+          <w:rFonts w:ascii="Times New Roman" w:hAnsi="Times New Roman" w:cs="Times New Roman"/>
+          <w:sz w:val="26"/>
+          <w:szCs w:val="26"/>
+        </w:rPr>
+      </w:pPr>
+      <w:r>
+        <w:rPr>
+          <w:rFonts w:ascii="Times New Roman" w:hAnsi="Times New Roman" w:cs="Times New Roman"/>
+          <w:sz w:val="26"/>
+          <w:szCs w:val="26"/>
+        </w:rPr>
+        <w:t>    SoCMND varchar(30) NOT NULL UNIQUE,</w:t>
+      </w:r>
+    </w:p>
+    <w:p>
+      <w:pPr>
+        <w:spacing w:line="360" w:lineRule="auto"/>
+        <w:rPr>
+          <w:rFonts w:ascii="Times New Roman" w:hAnsi="Times New Roman" w:cs="Times New Roman"/>
+          <w:sz w:val="26"/>
+          <w:szCs w:val="26"/>
+        </w:rPr>
+      </w:pPr>
+      <w:r>
+        <w:rPr>
+          <w:rFonts w:ascii="Times New Roman" w:hAnsi="Times New Roman" w:cs="Times New Roman"/>
+          <w:sz w:val="26"/>
+          <w:szCs w:val="26"/>
+        </w:rPr>
+        <w:t>    QuocTich nvarchar(80) NOT NULL,</w:t>
+      </w:r>
+    </w:p>
+    <w:p>
+      <w:pPr>
+        <w:spacing w:line="360" w:lineRule="auto"/>
+        <w:rPr>
+          <w:rFonts w:ascii="Times New Roman" w:hAnsi="Times New Roman" w:cs="Times New Roman"/>
+          <w:sz w:val="26"/>
+          <w:szCs w:val="26"/>
+        </w:rPr>
+      </w:pPr>
+      <w:r>
+        <w:rPr>
+          <w:rFonts w:ascii="Times New Roman" w:hAnsi="Times New Roman" w:cs="Times New Roman"/>
+          <w:sz w:val="26"/>
+          <w:szCs w:val="26"/>
+        </w:rPr>
+        <w:t>    SoDienThoai varchar(20) NULL</w:t>
+      </w:r>
+    </w:p>
+    <w:p>
+      <w:pPr>
+        <w:spacing w:line="360" w:lineRule="auto"/>
+        <w:rPr>
+          <w:rFonts w:ascii="Times New Roman" w:hAnsi="Times New Roman" w:cs="Times New Roman"/>
+          <w:sz w:val="26"/>
+          <w:szCs w:val="26"/>
+        </w:rPr>
+      </w:pPr>
+      <w:r>
+        <w:rPr>
+          <w:rFonts w:ascii="Times New Roman" w:hAnsi="Times New Roman" w:cs="Times New Roman"/>
+          <w:sz w:val="26"/>
+          <w:szCs w:val="26"/>
+        </w:rPr>
+        <w:t>);</w:t>
+      </w:r>
+    </w:p>
+    <w:p>
+      <w:pPr>
+        <w:spacing w:line="360" w:lineRule="auto"/>
+        <w:rPr>
+          <w:rFonts w:ascii="Times New Roman" w:hAnsi="Times New Roman" w:cs="Times New Roman"/>
+          <w:sz w:val="26"/>
+          <w:szCs w:val="26"/>
+        </w:rPr>
+      </w:pPr>
+    </w:p>
+    <w:p>
+      <w:pPr>
+        <w:spacing w:line="360" w:lineRule="auto"/>
+        <w:rPr>
+          <w:rFonts w:ascii="Times New Roman" w:hAnsi="Times New Roman" w:cs="Times New Roman"/>
+          <w:sz w:val="26"/>
+          <w:szCs w:val="26"/>
+        </w:rPr>
+      </w:pPr>
+      <w:r>
+        <w:rPr>
+          <w:rFonts w:ascii="Times New Roman" w:hAnsi="Times New Roman" w:cs="Times New Roman"/>
+          <w:sz w:val="26"/>
+          <w:szCs w:val="26"/>
+        </w:rPr>
+        <w:t>-- Bảng Phiếu đặt phòng</w:t>
+      </w:r>
+    </w:p>
+    <w:p>
+      <w:pPr>
+        <w:spacing w:line="360" w:lineRule="auto"/>
+        <w:rPr>
+          <w:rFonts w:ascii="Times New Roman" w:hAnsi="Times New Roman" w:cs="Times New Roman"/>
+          <w:sz w:val="26"/>
+          <w:szCs w:val="26"/>
+        </w:rPr>
+      </w:pPr>
+      <w:r>
+        <w:rPr>
+          <w:rFonts w:ascii="Times New Roman" w:hAnsi="Times New Roman" w:cs="Times New Roman"/>
+          <w:sz w:val="26"/>
+          <w:szCs w:val="26"/>
+        </w:rPr>
+        <w:t>CREATE TABLE PhieuDatPhong(</w:t>
+      </w:r>
+    </w:p>
+    <w:p>
+      <w:pPr>
+        <w:spacing w:line="360" w:lineRule="auto"/>
+        <w:rPr>
+          <w:rFonts w:ascii="Times New Roman" w:hAnsi="Times New Roman" w:cs="Times New Roman"/>
+          <w:sz w:val="26"/>
+          <w:szCs w:val="26"/>
+        </w:rPr>
+      </w:pPr>
+      <w:r>
+        <w:rPr>
+          <w:rFonts w:ascii="Times New Roman" w:hAnsi="Times New Roman" w:cs="Times New Roman"/>
+          <w:sz w:val="26"/>
+          <w:szCs w:val="26"/>
+        </w:rPr>
+        <w:lastRenderedPageBreak/>
+        <w:t>    SoPhieuDat varchar(30) NOT NULL PRIMARY KEY,</w:t>
+      </w:r>
+    </w:p>
+    <w:p>
+      <w:pPr>
+        <w:spacing w:line="360" w:lineRule="auto"/>
+        <w:rPr>
+          <w:rFonts w:ascii="Times New Roman" w:hAnsi="Times New Roman" w:cs="Times New Roman"/>
+          <w:sz w:val="26"/>
+          <w:szCs w:val="26"/>
+        </w:rPr>
+      </w:pPr>
+      <w:r>
+        <w:rPr>
+          <w:rFonts w:ascii="Times New Roman" w:hAnsi="Times New Roman" w:cs="Times New Roman"/>
+          <w:sz w:val="26"/>
+          <w:szCs w:val="26"/>
+        </w:rPr>
+        <w:t>    MaKhach varchar(20) NOT NULL,</w:t>
+      </w:r>
+    </w:p>
+    <w:p>
+      <w:pPr>
+        <w:spacing w:line="360" w:lineRule="auto"/>
+        <w:rPr>
+          <w:rFonts w:ascii="Times New Roman" w:hAnsi="Times New Roman" w:cs="Times New Roman"/>
+          <w:sz w:val="26"/>
+          <w:szCs w:val="26"/>
+        </w:rPr>
+      </w:pPr>
+      <w:r>
+        <w:rPr>
+          <w:rFonts w:ascii="Times New Roman" w:hAnsi="Times New Roman" w:cs="Times New Roman"/>
+          <w:sz w:val="26"/>
+          <w:szCs w:val="26"/>
+        </w:rPr>
+        <w:t>    MaNVLeTan varchar(20) NOT NULL,</w:t>
+      </w:r>
+    </w:p>
+    <w:p>
+      <w:pPr>
+        <w:spacing w:line="360" w:lineRule="auto"/>
+        <w:rPr>
+          <w:rFonts w:ascii="Times New Roman" w:hAnsi="Times New Roman" w:cs="Times New Roman"/>
+          <w:sz w:val="26"/>
+          <w:szCs w:val="26"/>
+        </w:rPr>
+      </w:pPr>
+      <w:r>
+        <w:rPr>
+          <w:rFonts w:ascii="Times New Roman" w:hAnsi="Times New Roman" w:cs="Times New Roman"/>
+          <w:sz w:val="26"/>
+          <w:szCs w:val="26"/>
+        </w:rPr>
+        <w:t>    NgayLap datetime NOT NULL,</w:t>
+      </w:r>
+    </w:p>
+    <w:p>
+      <w:pPr>
+        <w:spacing w:line="360" w:lineRule="auto"/>
+        <w:rPr>
+          <w:rFonts w:ascii="Times New Roman" w:hAnsi="Times New Roman" w:cs="Times New Roman"/>
+          <w:sz w:val="26"/>
+          <w:szCs w:val="26"/>
+        </w:rPr>
+      </w:pPr>
+      <w:r>
+        <w:rPr>
+          <w:rFonts w:ascii="Times New Roman" w:hAnsi="Times New Roman" w:cs="Times New Roman"/>
+          <w:sz w:val="26"/>
+          <w:szCs w:val="26"/>
+        </w:rPr>
+        <w:t>    NgayNhan date NOT NULL,</w:t>
+      </w:r>
+    </w:p>
+    <w:p>
+      <w:pPr>
+        <w:spacing w:line="360" w:lineRule="auto"/>
+        <w:rPr>
+          <w:rFonts w:ascii="Times New Roman" w:hAnsi="Times New Roman" w:cs="Times New Roman"/>
+          <w:sz w:val="26"/>
+          <w:szCs w:val="26"/>
+        </w:rPr>
+      </w:pPr>
+      <w:r>
+        <w:rPr>
+          <w:rFonts w:ascii="Times New Roman" w:hAnsi="Times New Roman" w:cs="Times New Roman"/>
+          <w:sz w:val="26"/>
+          <w:szCs w:val="26"/>
+        </w:rPr>
+        <w:t>    NgayTraDuKien date NOT NULL,</w:t>
+      </w:r>
+    </w:p>
+    <w:p>
+      <w:pPr>
+        <w:spacing w:line="360" w:lineRule="auto"/>
+        <w:rPr>
+          <w:rFonts w:ascii="Times New Roman" w:hAnsi="Times New Roman" w:cs="Times New Roman"/>
+          <w:sz w:val="26"/>
+          <w:szCs w:val="26"/>
+        </w:rPr>
+      </w:pPr>
+      <w:r>
+        <w:rPr>
+          <w:rFonts w:ascii="Times New Roman" w:hAnsi="Times New Roman" w:cs="Times New Roman"/>
+          <w:sz w:val="26"/>
+          <w:szCs w:val="26"/>
+        </w:rPr>
+        <w:t>    TienCoc decimal(18,2) NOT NULL DEFAULT 0 CHECK(TienCoc &gt;= 0),</w:t>
+      </w:r>
+    </w:p>
+    <w:p>
+      <w:pPr>
+        <w:spacing w:line="360" w:lineRule="auto"/>
+        <w:rPr>
+          <w:rFonts w:ascii="Times New Roman" w:hAnsi="Times New Roman" w:cs="Times New Roman"/>
+          <w:sz w:val="26"/>
+          <w:szCs w:val="26"/>
+        </w:rPr>
+      </w:pPr>
+      <w:r>
+        <w:rPr>
+          <w:rFonts w:ascii="Times New Roman" w:hAnsi="Times New Roman" w:cs="Times New Roman"/>
+          <w:sz w:val="26"/>
+          <w:szCs w:val="26"/>
+        </w:rPr>
+        <w:t>    KenhDat nvarchar(20) NOT NULL,</w:t>
+      </w:r>
+    </w:p>
+    <w:p>
+      <w:pPr>
+        <w:spacing w:line="360" w:lineRule="auto"/>
+        <w:rPr>
+          <w:rFonts w:ascii="Times New Roman" w:hAnsi="Times New Roman" w:cs="Times New Roman"/>
+          <w:sz w:val="26"/>
+          <w:szCs w:val="26"/>
+        </w:rPr>
+      </w:pPr>
+      <w:r>
+        <w:rPr>
+          <w:rFonts w:ascii="Times New Roman" w:hAnsi="Times New Roman" w:cs="Times New Roman"/>
+          <w:sz w:val="26"/>
+          <w:szCs w:val="26"/>
+        </w:rPr>
+        <w:t>    TrangThai nvarchar(30) NOT NULL DEFAULT N'Đã đặt',</w:t>
+      </w:r>
+    </w:p>
+    <w:p>
+      <w:pPr>
+        <w:spacing w:line="360" w:lineRule="auto"/>
+        <w:rPr>
+          <w:rFonts w:ascii="Times New Roman" w:hAnsi="Times New Roman" w:cs="Times New Roman"/>
+          <w:sz w:val="26"/>
+          <w:szCs w:val="26"/>
+        </w:rPr>
+      </w:pPr>
+      <w:r>
+        <w:rPr>
+          <w:rFonts w:ascii="Times New Roman" w:hAnsi="Times New Roman" w:cs="Times New Roman"/>
+          <w:sz w:val="26"/>
+          <w:szCs w:val="26"/>
+        </w:rPr>
+        <w:t>    NgayNhanThucTe datetime NULL,</w:t>
+      </w:r>
+    </w:p>
+    <w:p>
+      <w:pPr>
+        <w:spacing w:line="360" w:lineRule="auto"/>
+        <w:rPr>
+          <w:rFonts w:ascii="Times New Roman" w:hAnsi="Times New Roman" w:cs="Times New Roman"/>
+          <w:sz w:val="26"/>
+          <w:szCs w:val="26"/>
+        </w:rPr>
+      </w:pPr>
+      <w:r>
+        <w:rPr>
+          <w:rFonts w:ascii="Times New Roman" w:hAnsi="Times New Roman" w:cs="Times New Roman"/>
+          <w:sz w:val="26"/>
+          <w:szCs w:val="26"/>
+        </w:rPr>
+        <w:t>    NgayTraThucTe datetime NULL,</w:t>
+      </w:r>
+    </w:p>
+    <w:p>
+      <w:pPr>
+        <w:spacing w:line="360" w:lineRule="auto"/>
+        <w:rPr>
+          <w:rFonts w:ascii="Times New Roman" w:hAnsi="Times New Roman" w:cs="Times New Roman"/>
+          <w:sz w:val="26"/>
+          <w:szCs w:val="26"/>
+        </w:rPr>
+      </w:pPr>
+      <w:r>
+        <w:rPr>
+          <w:rFonts w:ascii="Times New Roman" w:hAnsi="Times New Roman" w:cs="Times New Roman"/>
+          <w:sz w:val="26"/>
+          <w:szCs w:val="26"/>
+        </w:rPr>
+        <w:t>    CONSTRAINT CK_PhieuDat_Ngay CHECK(NgayTraDuKien &gt;= NgayNhan),</w:t>
+      </w:r>
+    </w:p>
+    <w:p>
+      <w:pPr>
+        <w:spacing w:line="360" w:lineRule="auto"/>
+        <w:rPr>
+          <w:rFonts w:ascii="Times New Roman" w:hAnsi="Times New Roman" w:cs="Times New Roman"/>
+          <w:sz w:val="26"/>
+          <w:szCs w:val="26"/>
+        </w:rPr>
+      </w:pPr>
+      <w:r>
+        <w:rPr>
+          <w:rFonts w:ascii="Times New Roman" w:hAnsi="Times New Roman" w:cs="Times New Roman"/>
+          <w:sz w:val="26"/>
+          <w:szCs w:val="26"/>
+        </w:rPr>
+        <w:t>    CONSTRAINT CK_PhieuDat_Kenh CHECK(KenhDat IN (N'Điện thoại', N'Website', N'Trực tiếp')),</w:t>
+      </w:r>
+    </w:p>
+    <w:p>
+      <w:pPr>
+        <w:spacing w:line="360" w:lineRule="auto"/>
+        <w:rPr>
+          <w:rFonts w:ascii="Times New Roman" w:hAnsi="Times New Roman" w:cs="Times New Roman"/>
+          <w:sz w:val="26"/>
+          <w:szCs w:val="26"/>
+        </w:rPr>
+      </w:pPr>
+      <w:r>
+        <w:rPr>
+          <w:rFonts w:ascii="Times New Roman" w:hAnsi="Times New Roman" w:cs="Times New Roman"/>
+          <w:sz w:val="26"/>
+          <w:szCs w:val="26"/>
+        </w:rPr>
+        <w:t>    CONSTRAINT CK_PhieuDat_TrangThai CHECK(TrangThai IN (N'Đã đặt', N'Đang ở', N'Đã trả', N'No-show', N'Hủy')),</w:t>
+      </w:r>
+    </w:p>
+    <w:p>
+      <w:pPr>
+        <w:spacing w:line="360" w:lineRule="auto"/>
+        <w:rPr>
+          <w:rFonts w:ascii="Times New Roman" w:hAnsi="Times New Roman" w:cs="Times New Roman"/>
+          <w:sz w:val="26"/>
+          <w:szCs w:val="26"/>
+        </w:rPr>
+      </w:pPr>
+      <w:r>
+        <w:rPr>
+          <w:rFonts w:ascii="Times New Roman" w:hAnsi="Times New Roman" w:cs="Times New Roman"/>
+          <w:sz w:val="26"/>
+          <w:szCs w:val="26"/>
+        </w:rPr>
+        <w:t>    CONSTRAINT FK_PhieuDat_Khach FOREIGN KEY(MaKhach) REFERENCES KhachHang(MaKhach),</w:t>
+      </w:r>
+    </w:p>
+    <w:p>
+      <w:pPr>
+        <w:spacing w:line="360" w:lineRule="auto"/>
+        <w:rPr>
+          <w:rFonts w:ascii="Times New Roman" w:hAnsi="Times New Roman" w:cs="Times New Roman"/>
+          <w:sz w:val="26"/>
+          <w:szCs w:val="26"/>
+        </w:rPr>
+      </w:pPr>
+      <w:r>
+        <w:rPr>
+          <w:rFonts w:ascii="Times New Roman" w:hAnsi="Times New Roman" w:cs="Times New Roman"/>
+          <w:sz w:val="26"/>
+          <w:szCs w:val="26"/>
+        </w:rPr>
+        <w:t>    CONSTRAINT FK_PhieuDat_NV FOREIGN KEY(MaNVLeTan) REFERENCES NhanVien(MaNV)</w:t>
+      </w:r>
+    </w:p>
+    <w:p>
+      <w:pPr>
+        <w:spacing w:line="360" w:lineRule="auto"/>
+        <w:rPr>
+          <w:rFonts w:ascii="Times New Roman" w:hAnsi="Times New Roman" w:cs="Times New Roman"/>
+          <w:sz w:val="26"/>
+          <w:szCs w:val="26"/>
+        </w:rPr>
+      </w:pPr>
+      <w:r>
+        <w:rPr>
+          <w:rFonts w:ascii="Times New Roman" w:hAnsi="Times New Roman" w:cs="Times New Roman"/>
+          <w:sz w:val="26"/>
+          <w:szCs w:val="26"/>
+        </w:rPr>
+        <w:t>);</w:t>
+      </w:r>
+    </w:p>
+    <w:p>
+      <w:pPr>
+        <w:spacing w:line="360" w:lineRule="auto"/>
+        <w:rPr>
+          <w:rFonts w:ascii="Times New Roman" w:hAnsi="Times New Roman" w:cs="Times New Roman"/>
+          <w:sz w:val="26"/>
+          <w:szCs w:val="26"/>
+        </w:rPr>
+      </w:pPr>
+    </w:p>
+    <w:p>
+      <w:pPr>
+        <w:spacing w:line="360" w:lineRule="auto"/>
+        <w:rPr>
+          <w:rFonts w:ascii="Times New Roman" w:hAnsi="Times New Roman" w:cs="Times New Roman"/>
+          <w:sz w:val="26"/>
+          <w:szCs w:val="26"/>
+        </w:rPr>
+      </w:pPr>
+      <w:r>
+        <w:rPr>
+          <w:rFonts w:ascii="Times New Roman" w:hAnsi="Times New Roman" w:cs="Times New Roman"/>
+          <w:sz w:val="26"/>
+          <w:szCs w:val="26"/>
+        </w:rPr>
+        <w:t>-- Bảng Chi tiết đặt phòng</w:t>
+      </w:r>
+    </w:p>
+    <w:p>
+      <w:pPr>
+        <w:spacing w:line="360" w:lineRule="auto"/>
+        <w:rPr>
+          <w:rFonts w:ascii="Times New Roman" w:hAnsi="Times New Roman" w:cs="Times New Roman"/>
+          <w:sz w:val="26"/>
+          <w:szCs w:val="26"/>
+        </w:rPr>
+      </w:pPr>
+      <w:r>
+        <w:rPr>
+          <w:rFonts w:ascii="Times New Roman" w:hAnsi="Times New Roman" w:cs="Times New Roman"/>
+          <w:sz w:val="26"/>
+          <w:szCs w:val="26"/>
+        </w:rPr>
+        <w:lastRenderedPageBreak/>
+        <w:t>CREATE TABLE ChiTietDatPhong(</w:t>
+      </w:r>
+    </w:p>
+    <w:p>
+      <w:pPr>
+        <w:spacing w:line="360" w:lineRule="auto"/>
+        <w:rPr>
+          <w:rFonts w:ascii="Times New Roman" w:hAnsi="Times New Roman" w:cs="Times New Roman"/>
+          <w:sz w:val="26"/>
+          <w:szCs w:val="26"/>
+        </w:rPr>
+      </w:pPr>
+      <w:r>
+        <w:rPr>
+          <w:rFonts w:ascii="Times New Roman" w:hAnsi="Times New Roman" w:cs="Times New Roman"/>
+          <w:sz w:val="26"/>
+          <w:szCs w:val="26"/>
+        </w:rPr>
+        <w:t>    SoPhieuDat varchar(30) NOT NULL,</w:t>
+      </w:r>
+    </w:p>
+    <w:p>
+      <w:pPr>
+        <w:spacing w:line="360" w:lineRule="auto"/>
+        <w:rPr>
+          <w:rFonts w:ascii="Times New Roman" w:hAnsi="Times New Roman" w:cs="Times New Roman"/>
+          <w:sz w:val="26"/>
+          <w:szCs w:val="26"/>
+        </w:rPr>
+      </w:pPr>
+      <w:r>
+        <w:rPr>
+          <w:rFonts w:ascii="Times New Roman" w:hAnsi="Times New Roman" w:cs="Times New Roman"/>
+          <w:sz w:val="26"/>
+          <w:szCs w:val="26"/>
+        </w:rPr>
+        <w:t>    SoPhong varchar(20) NOT NULL,</w:t>
+      </w:r>
+    </w:p>
+    <w:p>
+      <w:pPr>
+        <w:spacing w:line="360" w:lineRule="auto"/>
+        <w:rPr>
+          <w:rFonts w:ascii="Times New Roman" w:hAnsi="Times New Roman" w:cs="Times New Roman"/>
+          <w:sz w:val="26"/>
+          <w:szCs w:val="26"/>
+        </w:rPr>
+      </w:pPr>
+      <w:r>
+        <w:rPr>
+          <w:rFonts w:ascii="Times New Roman" w:hAnsi="Times New Roman" w:cs="Times New Roman"/>
+          <w:sz w:val="26"/>
+          <w:szCs w:val="26"/>
+        </w:rPr>
+        <w:t>    SoNguoi int NOT NULL CHECK(SoNguoi &gt; 0),</w:t>
+      </w:r>
+    </w:p>
+    <w:p>
+      <w:pPr>
+        <w:spacing w:line="360" w:lineRule="auto"/>
+        <w:rPr>
+          <w:rFonts w:ascii="Times New Roman" w:hAnsi="Times New Roman" w:cs="Times New Roman"/>
+          <w:sz w:val="26"/>
+          <w:szCs w:val="26"/>
+        </w:rPr>
+      </w:pPr>
+      <w:r>
+        <w:rPr>
+          <w:rFonts w:ascii="Times New Roman" w:hAnsi="Times New Roman" w:cs="Times New Roman"/>
+          <w:sz w:val="26"/>
+          <w:szCs w:val="26"/>
+        </w:rPr>
+        <w:t>    PRIMARY KEY (SoPhieuDat, SoPhong),</w:t>
+      </w:r>
+    </w:p>
+    <w:p>
+      <w:pPr>
+        <w:spacing w:line="360" w:lineRule="auto"/>
+        <w:rPr>
+          <w:rFonts w:ascii="Times New Roman" w:hAnsi="Times New Roman" w:cs="Times New Roman"/>
+          <w:sz w:val="26"/>
+          <w:szCs w:val="26"/>
+        </w:rPr>
+      </w:pPr>
+      <w:r>
+        <w:rPr>
+          <w:rFonts w:ascii="Times New Roman" w:hAnsi="Times New Roman" w:cs="Times New Roman"/>
+          <w:sz w:val="26"/>
+          <w:szCs w:val="26"/>
+        </w:rPr>
+        <w:t>    CONSTRAINT FK_CTDat_Phieu FOREIGN KEY(SoPhieuDat) REFERENCES PhieuDatPhong(SoPhieuDat),</w:t>
+      </w:r>
+    </w:p>
+    <w:p>
+      <w:pPr>
+        <w:spacing w:line="360" w:lineRule="auto"/>
+        <w:rPr>
+          <w:rFonts w:ascii="Times New Roman" w:hAnsi="Times New Roman" w:cs="Times New Roman"/>
+          <w:sz w:val="26"/>
+          <w:szCs w:val="26"/>
+        </w:rPr>
+      </w:pPr>
+      <w:r>
+        <w:rPr>
+          <w:rFonts w:ascii="Times New Roman" w:hAnsi="Times New Roman" w:cs="Times New Roman"/>
+          <w:sz w:val="26"/>
+          <w:szCs w:val="26"/>
+        </w:rPr>
+        <w:t>    CONSTRAINT FK_CTDat_Phong FOREIGN KEY(SoPhong) REFERENCES Phong(SoPhong)</w:t>
+      </w:r>
+    </w:p>
+    <w:p>
+      <w:pPr>
+        <w:spacing w:line="360" w:lineRule="auto"/>
+        <w:rPr>
+          <w:rFonts w:ascii="Times New Roman" w:hAnsi="Times New Roman" w:cs="Times New Roman"/>
+          <w:sz w:val="26"/>
+          <w:szCs w:val="26"/>
+        </w:rPr>
+      </w:pPr>
+      <w:r>
+        <w:rPr>
+          <w:rFonts w:ascii="Times New Roman" w:hAnsi="Times New Roman" w:cs="Times New Roman"/>
+          <w:sz w:val="26"/>
+          <w:szCs w:val="26"/>
+        </w:rPr>
+        <w:t>);</w:t>
+      </w:r>
+    </w:p>
+    <w:p>
+      <w:pPr>
+        <w:spacing w:line="360" w:lineRule="auto"/>
+        <w:rPr>
+          <w:rFonts w:ascii="Times New Roman" w:hAnsi="Times New Roman" w:cs="Times New Roman"/>
+          <w:sz w:val="26"/>
+          <w:szCs w:val="26"/>
+        </w:rPr>
+      </w:pPr>
+    </w:p>
+    <w:p>
+      <w:pPr>
+        <w:spacing w:line="360" w:lineRule="auto"/>
+        <w:rPr>
+          <w:rFonts w:ascii="Times New Roman" w:hAnsi="Times New Roman" w:cs="Times New Roman"/>
+          <w:sz w:val="26"/>
+          <w:szCs w:val="26"/>
+        </w:rPr>
+      </w:pPr>
+      <w:r>
+        <w:rPr>
+          <w:rFonts w:ascii="Times New Roman" w:hAnsi="Times New Roman" w:cs="Times New Roman"/>
+          <w:sz w:val="26"/>
+          <w:szCs w:val="26"/>
+        </w:rPr>
+        <w:t>-- Bảng Người lưu trú</w:t>
+      </w:r>
+    </w:p>
+    <w:p>
+      <w:pPr>
+        <w:spacing w:line="360" w:lineRule="auto"/>
+        <w:rPr>
+          <w:rFonts w:ascii="Times New Roman" w:hAnsi="Times New Roman" w:cs="Times New Roman"/>
+          <w:sz w:val="26"/>
+          <w:szCs w:val="26"/>
+        </w:rPr>
+      </w:pPr>
+      <w:r>
+        <w:rPr>
+          <w:rFonts w:ascii="Times New Roman" w:hAnsi="Times New Roman" w:cs="Times New Roman"/>
+          <w:sz w:val="26"/>
+          <w:szCs w:val="26"/>
+        </w:rPr>
+        <w:t>CREATE TABLE NguoiLuuTru(</w:t>
+      </w:r>
+    </w:p>
+    <w:p>
+      <w:pPr>
+        <w:spacing w:line="360" w:lineRule="auto"/>
+        <w:rPr>
+          <w:rFonts w:ascii="Times New Roman" w:hAnsi="Times New Roman" w:cs="Times New Roman"/>
+          <w:sz w:val="26"/>
+          <w:szCs w:val="26"/>
+        </w:rPr>
+      </w:pPr>
+      <w:r>
+        <w:rPr>
+          <w:rFonts w:ascii="Times New Roman" w:hAnsi="Times New Roman" w:cs="Times New Roman"/>
+          <w:sz w:val="26"/>
+          <w:szCs w:val="26"/>
+        </w:rPr>
+        <w:t>    MaNguoiLT int IDENTITY(1,1) NOT NULL PRIMARY KEY,</w:t>
+      </w:r>
+    </w:p>
+    <w:p>
+      <w:pPr>
+        <w:spacing w:line="360" w:lineRule="auto"/>
+        <w:rPr>
+          <w:rFonts w:ascii="Times New Roman" w:hAnsi="Times New Roman" w:cs="Times New Roman"/>
+          <w:sz w:val="26"/>
+          <w:szCs w:val="26"/>
+        </w:rPr>
+      </w:pPr>
+      <w:r>
+        <w:rPr>
+          <w:rFonts w:ascii="Times New Roman" w:hAnsi="Times New Roman" w:cs="Times New Roman"/>
+          <w:sz w:val="26"/>
+          <w:szCs w:val="26"/>
+        </w:rPr>
+        <w:t>    SoPhieuDat varchar(30) NOT NULL,</w:t>
+      </w:r>
+    </w:p>
+    <w:p>
+      <w:pPr>
+        <w:spacing w:line="360" w:lineRule="auto"/>
+        <w:rPr>
+          <w:rFonts w:ascii="Times New Roman" w:hAnsi="Times New Roman" w:cs="Times New Roman"/>
+          <w:sz w:val="26"/>
+          <w:szCs w:val="26"/>
+        </w:rPr>
+      </w:pPr>
+      <w:r>
+        <w:rPr>
+          <w:rFonts w:ascii="Times New Roman" w:hAnsi="Times New Roman" w:cs="Times New Roman"/>
+          <w:sz w:val="26"/>
+          <w:szCs w:val="26"/>
+        </w:rPr>
+        <w:t>    SoPhong varchar(20) NOT NULL,</w:t>
+      </w:r>
+    </w:p>
+    <w:p>
+      <w:pPr>
+        <w:spacing w:line="360" w:lineRule="auto"/>
+        <w:rPr>
+          <w:rFonts w:ascii="Times New Roman" w:hAnsi="Times New Roman" w:cs="Times New Roman"/>
+          <w:sz w:val="26"/>
+          <w:szCs w:val="26"/>
+        </w:rPr>
+      </w:pPr>
+      <w:r>
+        <w:rPr>
+          <w:rFonts w:ascii="Times New Roman" w:hAnsi="Times New Roman" w:cs="Times New Roman"/>
+          <w:sz w:val="26"/>
+          <w:szCs w:val="26"/>
+        </w:rPr>
+        <w:t>    HoTen nvarchar(120) NOT NULL,</w:t>
+      </w:r>
+    </w:p>
+    <w:p>
+      <w:pPr>
+        <w:spacing w:line="360" w:lineRule="auto"/>
+        <w:rPr>
+          <w:rFonts w:ascii="Times New Roman" w:hAnsi="Times New Roman" w:cs="Times New Roman"/>
+          <w:sz w:val="26"/>
+          <w:szCs w:val="26"/>
+        </w:rPr>
+      </w:pPr>
+      <w:r>
+        <w:rPr>
+          <w:rFonts w:ascii="Times New Roman" w:hAnsi="Times New Roman" w:cs="Times New Roman"/>
+          <w:sz w:val="26"/>
+          <w:szCs w:val="26"/>
+        </w:rPr>
+        <w:t>    SoCMND varchar(30) NOT NULL,</w:t>
+      </w:r>
+    </w:p>
+    <w:p>
+      <w:pPr>
+        <w:spacing w:line="360" w:lineRule="auto"/>
+        <w:rPr>
+          <w:rFonts w:ascii="Times New Roman" w:hAnsi="Times New Roman" w:cs="Times New Roman"/>
+          <w:sz w:val="26"/>
+          <w:szCs w:val="26"/>
+        </w:rPr>
+      </w:pPr>
+      <w:r>
+        <w:rPr>
+          <w:rFonts w:ascii="Times New Roman" w:hAnsi="Times New Roman" w:cs="Times New Roman"/>
+          <w:sz w:val="26"/>
+          <w:szCs w:val="26"/>
+        </w:rPr>
+        <w:t>    QuocTich nvarchar(80) NOT NULL,</w:t>
+      </w:r>
+    </w:p>
+    <w:p>
+      <w:pPr>
+        <w:spacing w:line="360" w:lineRule="auto"/>
+        <w:rPr>
+          <w:rFonts w:ascii="Times New Roman" w:hAnsi="Times New Roman" w:cs="Times New Roman"/>
+          <w:sz w:val="26"/>
+          <w:szCs w:val="26"/>
+        </w:rPr>
+      </w:pPr>
+      <w:r>
+        <w:rPr>
+          <w:rFonts w:ascii="Times New Roman" w:hAnsi="Times New Roman" w:cs="Times New Roman"/>
+          <w:sz w:val="26"/>
+          <w:szCs w:val="26"/>
+        </w:rPr>
+        <w:t>    CONSTRAINT FK_NguoiLT_CTDat FOREIGN KEY(SoPhieuDat, SoPhong) REFERENCES ChiTietDatPhong(SoPhieuDat, SoPhong)</w:t>
+      </w:r>
+    </w:p>
+    <w:p>
+      <w:pPr>
+        <w:spacing w:line="360" w:lineRule="auto"/>
+        <w:rPr>
+          <w:rFonts w:ascii="Times New Roman" w:hAnsi="Times New Roman" w:cs="Times New Roman"/>
+          <w:sz w:val="26"/>
+          <w:szCs w:val="26"/>
+        </w:rPr>
+      </w:pPr>
+      <w:r>
+        <w:rPr>
+          <w:rFonts w:ascii="Times New Roman" w:hAnsi="Times New Roman" w:cs="Times New Roman"/>
+          <w:sz w:val="26"/>
+          <w:szCs w:val="26"/>
+        </w:rPr>
+        <w:t>);</w:t>
+      </w:r>
+    </w:p>
+    <w:p>
+      <w:pPr>
+        <w:spacing w:line="360" w:lineRule="auto"/>
+        <w:rPr>
+          <w:rFonts w:ascii="Times New Roman" w:hAnsi="Times New Roman" w:cs="Times New Roman"/>
+          <w:sz w:val="26"/>
+          <w:szCs w:val="26"/>
+        </w:rPr>
+      </w:pPr>
+    </w:p>
+    <w:p>
+      <w:pPr>
+        <w:spacing w:line="360" w:lineRule="auto"/>
+        <w:rPr>
+          <w:rFonts w:ascii="Times New Roman" w:hAnsi="Times New Roman" w:cs="Times New Roman"/>
+          <w:sz w:val="26"/>
+          <w:szCs w:val="26"/>
+        </w:rPr>
+      </w:pPr>
+      <w:r>
+        <w:rPr>
+          <w:rFonts w:ascii="Times New Roman" w:hAnsi="Times New Roman" w:cs="Times New Roman"/>
+          <w:sz w:val="26"/>
+          <w:szCs w:val="26"/>
+        </w:rPr>
+        <w:lastRenderedPageBreak/>
+        <w:t>-- Bảng Dịch vụ</w:t>
+      </w:r>
+    </w:p>
+    <w:p>
+      <w:pPr>
+        <w:spacing w:line="360" w:lineRule="auto"/>
+        <w:rPr>
+          <w:rFonts w:ascii="Times New Roman" w:hAnsi="Times New Roman" w:cs="Times New Roman"/>
+          <w:sz w:val="26"/>
+          <w:szCs w:val="26"/>
+        </w:rPr>
+      </w:pPr>
+      <w:r>
+        <w:rPr>
+          <w:rFonts w:ascii="Times New Roman" w:hAnsi="Times New Roman" w:cs="Times New Roman"/>
+          <w:sz w:val="26"/>
+          <w:szCs w:val="26"/>
+        </w:rPr>
+        <w:t>CREATE TABLE DichVu(</w:t>
+      </w:r>
+    </w:p>
+    <w:p>
+      <w:pPr>
+        <w:spacing w:line="360" w:lineRule="auto"/>
+        <w:rPr>
+          <w:rFonts w:ascii="Times New Roman" w:hAnsi="Times New Roman" w:cs="Times New Roman"/>
+          <w:sz w:val="26"/>
+          <w:szCs w:val="26"/>
+        </w:rPr>
+      </w:pPr>
+      <w:r>
+        <w:rPr>
+          <w:rFonts w:ascii="Times New Roman" w:hAnsi="Times New Roman" w:cs="Times New Roman"/>
+          <w:sz w:val="26"/>
+          <w:szCs w:val="26"/>
+        </w:rPr>
+        <w:t>    MaDV varchar(20) NOT NULL PRIMARY KEY,</w:t>
+      </w:r>
+    </w:p>
+    <w:p>
+      <w:pPr>
+        <w:spacing w:line="360" w:lineRule="auto"/>
+        <w:rPr>
+          <w:rFonts w:ascii="Times New Roman" w:hAnsi="Times New Roman" w:cs="Times New Roman"/>
+          <w:sz w:val="26"/>
+          <w:szCs w:val="26"/>
+        </w:rPr>
+      </w:pPr>
+      <w:r>
+        <w:rPr>
+          <w:rFonts w:ascii="Times New Roman" w:hAnsi="Times New Roman" w:cs="Times New Roman"/>
+          <w:sz w:val="26"/>
+          <w:szCs w:val="26"/>
+        </w:rPr>
+        <w:t>    TenDV nvarchar(120) NOT NULL,</w:t>
+      </w:r>
+    </w:p>
+    <w:p>
+      <w:pPr>
+        <w:spacing w:line="360" w:lineRule="auto"/>
+        <w:rPr>
+          <w:rFonts w:ascii="Times New Roman" w:hAnsi="Times New Roman" w:cs="Times New Roman"/>
+          <w:sz w:val="26"/>
+          <w:szCs w:val="26"/>
+        </w:rPr>
+      </w:pPr>
+      <w:r>
+        <w:rPr>
+          <w:rFonts w:ascii="Times New Roman" w:hAnsi="Times New Roman" w:cs="Times New Roman"/>
+          <w:sz w:val="26"/>
+          <w:szCs w:val="26"/>
+        </w:rPr>
+        <w:t>    DonViTinh nvarchar(40) NOT NULL,</w:t>
+      </w:r>
+    </w:p>
+    <w:p>
+      <w:pPr>
+        <w:spacing w:line="360" w:lineRule="auto"/>
+        <w:rPr>
+          <w:rFonts w:ascii="Times New Roman" w:hAnsi="Times New Roman" w:cs="Times New Roman"/>
+          <w:sz w:val="26"/>
+          <w:szCs w:val="26"/>
+        </w:rPr>
+      </w:pPr>
+      <w:r>
+        <w:rPr>
+          <w:rFonts w:ascii="Times New Roman" w:hAnsi="Times New Roman" w:cs="Times New Roman"/>
+          <w:sz w:val="26"/>
+          <w:szCs w:val="26"/>
+        </w:rPr>
+        <w:t>    DonGia decimal(18,2) NOT NULL CHECK(DonGia &gt;= 0)</w:t>
+      </w:r>
+    </w:p>
+    <w:p>
+      <w:pPr>
+        <w:spacing w:line="360" w:lineRule="auto"/>
+        <w:rPr>
+          <w:rFonts w:ascii="Times New Roman" w:hAnsi="Times New Roman" w:cs="Times New Roman"/>
+          <w:sz w:val="26"/>
+          <w:szCs w:val="26"/>
+        </w:rPr>
+      </w:pPr>
+      <w:r>
+        <w:rPr>
+          <w:rFonts w:ascii="Times New Roman" w:hAnsi="Times New Roman" w:cs="Times New Roman"/>
+          <w:sz w:val="26"/>
+          <w:szCs w:val="26"/>
+        </w:rPr>
+        <w:t>);</w:t>
+      </w:r>
+    </w:p>
+    <w:p>
+      <w:pPr>
+        <w:spacing w:line="360" w:lineRule="auto"/>
+        <w:rPr>
+          <w:rFonts w:ascii="Times New Roman" w:hAnsi="Times New Roman" w:cs="Times New Roman"/>
+          <w:sz w:val="26"/>
+          <w:szCs w:val="26"/>
+        </w:rPr>
+      </w:pPr>
+    </w:p>
+    <w:p>
+      <w:pPr>
+        <w:spacing w:line="360" w:lineRule="auto"/>
+        <w:rPr>
+          <w:rFonts w:ascii="Times New Roman" w:hAnsi="Times New Roman" w:cs="Times New Roman"/>
+          <w:sz w:val="26"/>
+          <w:szCs w:val="26"/>
+        </w:rPr>
+      </w:pPr>
+      <w:r>
+        <w:rPr>
+          <w:rFonts w:ascii="Times New Roman" w:hAnsi="Times New Roman" w:cs="Times New Roman"/>
+          <w:sz w:val="26"/>
+          <w:szCs w:val="26"/>
+        </w:rPr>
+        <w:t>-- Bảng Phiếu sử dụng dịch vụ</w:t>
+      </w:r>
+    </w:p>
+    <w:p>
+      <w:pPr>
+        <w:spacing w:line="360" w:lineRule="auto"/>
+        <w:rPr>
+          <w:rFonts w:ascii="Times New Roman" w:hAnsi="Times New Roman" w:cs="Times New Roman"/>
+          <w:sz w:val="26"/>
+          <w:szCs w:val="26"/>
+        </w:rPr>
+      </w:pPr>
+      <w:r>
+        <w:rPr>
+          <w:rFonts w:ascii="Times New Roman" w:hAnsi="Times New Roman" w:cs="Times New Roman"/>
+          <w:sz w:val="26"/>
+          <w:szCs w:val="26"/>
+        </w:rPr>
+        <w:t>CREATE TABLE PhieuSuDungDV(</w:t>
+      </w:r>
+    </w:p>
+    <w:p>
+      <w:pPr>
+        <w:spacing w:line="360" w:lineRule="auto"/>
+        <w:rPr>
+          <w:rFonts w:ascii="Times New Roman" w:hAnsi="Times New Roman" w:cs="Times New Roman"/>
+          <w:sz w:val="26"/>
+          <w:szCs w:val="26"/>
+        </w:rPr>
+      </w:pPr>
+      <w:r>
+        <w:rPr>
+          <w:rFonts w:ascii="Times New Roman" w:hAnsi="Times New Roman" w:cs="Times New Roman"/>
+          <w:sz w:val="26"/>
+          <w:szCs w:val="26"/>
+        </w:rPr>
+        <w:t>    SoPhieuSDDV varchar(30) NOT NULL PRIMARY KEY,</w:t>
+      </w:r>
+    </w:p>
+    <w:p>
+      <w:pPr>
+        <w:spacing w:line="360" w:lineRule="auto"/>
+        <w:rPr>
+          <w:rFonts w:ascii="Times New Roman" w:hAnsi="Times New Roman" w:cs="Times New Roman"/>
+          <w:sz w:val="26"/>
+          <w:szCs w:val="26"/>
+        </w:rPr>
+      </w:pPr>
+      <w:r>
+        <w:rPr>
+          <w:rFonts w:ascii="Times New Roman" w:hAnsi="Times New Roman" w:cs="Times New Roman"/>
+          <w:sz w:val="26"/>
+          <w:szCs w:val="26"/>
+        </w:rPr>
+        <w:t>    SoPhieuDat varchar(30) NOT NULL,</w:t>
+      </w:r>
+    </w:p>
+    <w:p>
+      <w:pPr>
+        <w:spacing w:line="360" w:lineRule="auto"/>
+        <w:rPr>
+          <w:rFonts w:ascii="Times New Roman" w:hAnsi="Times New Roman" w:cs="Times New Roman"/>
+          <w:sz w:val="26"/>
+          <w:szCs w:val="26"/>
+        </w:rPr>
+      </w:pPr>
+      <w:r>
+        <w:rPr>
+          <w:rFonts w:ascii="Times New Roman" w:hAnsi="Times New Roman" w:cs="Times New Roman"/>
+          <w:sz w:val="26"/>
+          <w:szCs w:val="26"/>
+        </w:rPr>
+        <w:t>    SoPhong varchar(20) NOT NULL,</w:t>
+      </w:r>
+    </w:p>
+    <w:p>
+      <w:pPr>
+        <w:spacing w:line="360" w:lineRule="auto"/>
+        <w:rPr>
+          <w:rFonts w:ascii="Times New Roman" w:hAnsi="Times New Roman" w:cs="Times New Roman"/>
+          <w:sz w:val="26"/>
+          <w:szCs w:val="26"/>
+        </w:rPr>
+      </w:pPr>
+      <w:r>
+        <w:rPr>
+          <w:rFonts w:ascii="Times New Roman" w:hAnsi="Times New Roman" w:cs="Times New Roman"/>
+          <w:sz w:val="26"/>
+          <w:szCs w:val="26"/>
+        </w:rPr>
+        <w:t>    NgaySuDung date NOT NULL,</w:t>
+      </w:r>
+    </w:p>
+    <w:p>
+      <w:pPr>
+        <w:spacing w:line="360" w:lineRule="auto"/>
+        <w:rPr>
+          <w:rFonts w:ascii="Times New Roman" w:hAnsi="Times New Roman" w:cs="Times New Roman"/>
+          <w:sz w:val="26"/>
+          <w:szCs w:val="26"/>
+        </w:rPr>
+      </w:pPr>
+      <w:r>
+        <w:rPr>
+          <w:rFonts w:ascii="Times New Roman" w:hAnsi="Times New Roman" w:cs="Times New Roman"/>
+          <w:sz w:val="26"/>
+          <w:szCs w:val="26"/>
+        </w:rPr>
+        <w:t>    MaNV varchar(20) NOT NULL,</w:t>
+      </w:r>
+    </w:p>
+    <w:p>
+      <w:pPr>
+        <w:spacing w:line="360" w:lineRule="auto"/>
+        <w:rPr>
+          <w:rFonts w:ascii="Times New Roman" w:hAnsi="Times New Roman" w:cs="Times New Roman"/>
+          <w:sz w:val="26"/>
+          <w:szCs w:val="26"/>
+        </w:rPr>
+      </w:pPr>
+      <w:r>
+        <w:rPr>
+          <w:rFonts w:ascii="Times New Roman" w:hAnsi="Times New Roman" w:cs="Times New Roman"/>
+          <w:sz w:val="26"/>
+          <w:szCs w:val="26"/>
+        </w:rPr>
+        <w:t>    CONSTRAINT UQ_PhieuSDDV_PhongNgay UNIQUE(SoPhieuDat, SoPhong, NgaySuDung),</w:t>
+      </w:r>
+    </w:p>
+    <w:p>
+      <w:pPr>
+        <w:spacing w:line="360" w:lineRule="auto"/>
+        <w:rPr>
+          <w:rFonts w:ascii="Times New Roman" w:hAnsi="Times New Roman" w:cs="Times New Roman"/>
+          <w:sz w:val="26"/>
+          <w:szCs w:val="26"/>
+        </w:rPr>
+      </w:pPr>
+      <w:r>
+        <w:rPr>
+          <w:rFonts w:ascii="Times New Roman" w:hAnsi="Times New Roman" w:cs="Times New Roman"/>
+          <w:sz w:val="26"/>
+          <w:szCs w:val="26"/>
+        </w:rPr>
+        <w:t>    CONSTRAINT FK_PhieuSDDV_CTDat FOREIGN KEY(SoPhieuDat, SoPhong) REFERENCES ChiTietDatPhong(SoPhieuDat, SoPhong),</w:t>
+      </w:r>
+    </w:p>
+    <w:p>
+      <w:pPr>
+        <w:spacing w:line="360" w:lineRule="auto"/>
+        <w:rPr>
+          <w:rFonts w:ascii="Times New Roman" w:hAnsi="Times New Roman" w:cs="Times New Roman"/>
+          <w:sz w:val="26"/>
+          <w:szCs w:val="26"/>
+        </w:rPr>
+      </w:pPr>
+      <w:r>
+        <w:rPr>
+          <w:rFonts w:ascii="Times New Roman" w:hAnsi="Times New Roman" w:cs="Times New Roman"/>
+          <w:sz w:val="26"/>
+          <w:szCs w:val="26"/>
+        </w:rPr>
+        <w:t>    CONSTRAINT FK_PhieuSDDV_NV FOREIGN KEY(MaNV) REFERENCES NhanVien(MaNV)</w:t>
+      </w:r>
+    </w:p>
+    <w:p>
+      <w:pPr>
+        <w:spacing w:line="360" w:lineRule="auto"/>
+        <w:rPr>
+          <w:rFonts w:ascii="Times New Roman" w:hAnsi="Times New Roman" w:cs="Times New Roman"/>
+          <w:sz w:val="26"/>
+          <w:szCs w:val="26"/>
+        </w:rPr>
+      </w:pPr>
+      <w:r>
+        <w:rPr>
+          <w:rFonts w:ascii="Times New Roman" w:hAnsi="Times New Roman" w:cs="Times New Roman"/>
+          <w:sz w:val="26"/>
+          <w:szCs w:val="26"/>
+        </w:rPr>
+        <w:t>);</w:t>
+      </w:r>
+    </w:p>
+    <w:p>
+      <w:pPr>
+        <w:spacing w:line="360" w:lineRule="auto"/>
+        <w:rPr>
+          <w:rFonts w:ascii="Times New Roman" w:hAnsi="Times New Roman" w:cs="Times New Roman"/>
+          <w:sz w:val="26"/>
+          <w:szCs w:val="26"/>
+        </w:rPr>
+      </w:pPr>
+    </w:p>
+    <w:p>
+      <w:pPr>
+        <w:spacing w:line="360" w:lineRule="auto"/>
+        <w:rPr>
+          <w:rFonts w:ascii="Times New Roman" w:hAnsi="Times New Roman" w:cs="Times New Roman"/>
+          <w:sz w:val="26"/>
+          <w:szCs w:val="26"/>
+        </w:rPr>
+      </w:pPr>
+      <w:r>
+        <w:rPr>
+          <w:rFonts w:ascii="Times New Roman" w:hAnsi="Times New Roman" w:cs="Times New Roman"/>
+          <w:sz w:val="26"/>
+          <w:szCs w:val="26"/>
+        </w:rPr>
+        <w:lastRenderedPageBreak/>
+        <w:t>-- Bảng Chi tiết phiếu sử dụng dịch vụ (Tự động tính Thành tiền)</w:t>
+      </w:r>
+    </w:p>
+    <w:p>
+      <w:pPr>
+        <w:spacing w:line="360" w:lineRule="auto"/>
+        <w:rPr>
+          <w:rFonts w:ascii="Times New Roman" w:hAnsi="Times New Roman" w:cs="Times New Roman"/>
+          <w:sz w:val="26"/>
+          <w:szCs w:val="26"/>
+        </w:rPr>
+      </w:pPr>
+      <w:r>
+        <w:rPr>
+          <w:rFonts w:ascii="Times New Roman" w:hAnsi="Times New Roman" w:cs="Times New Roman"/>
+          <w:sz w:val="26"/>
+          <w:szCs w:val="26"/>
+        </w:rPr>
+        <w:t>CREATE TABLE ChiTietPhieuSuDungDV(</w:t>
+      </w:r>
+    </w:p>
+    <w:p>
+      <w:pPr>
+        <w:spacing w:line="360" w:lineRule="auto"/>
+        <w:rPr>
+          <w:rFonts w:ascii="Times New Roman" w:hAnsi="Times New Roman" w:cs="Times New Roman"/>
+          <w:sz w:val="26"/>
+          <w:szCs w:val="26"/>
+        </w:rPr>
+      </w:pPr>
+      <w:r>
+        <w:rPr>
+          <w:rFonts w:ascii="Times New Roman" w:hAnsi="Times New Roman" w:cs="Times New Roman"/>
+          <w:sz w:val="26"/>
+          <w:szCs w:val="26"/>
+        </w:rPr>
+        <w:t>    SoPhieuSDDV varchar(30) NOT NULL,</w:t>
+      </w:r>
+    </w:p>
+    <w:p>
+      <w:pPr>
+        <w:spacing w:line="360" w:lineRule="auto"/>
+        <w:rPr>
+          <w:rFonts w:ascii="Times New Roman" w:hAnsi="Times New Roman" w:cs="Times New Roman"/>
+          <w:sz w:val="26"/>
+          <w:szCs w:val="26"/>
+        </w:rPr>
+      </w:pPr>
+      <w:r>
+        <w:rPr>
+          <w:rFonts w:ascii="Times New Roman" w:hAnsi="Times New Roman" w:cs="Times New Roman"/>
+          <w:sz w:val="26"/>
+          <w:szCs w:val="26"/>
+        </w:rPr>
+        <w:t>    MaDV varchar(20) NOT NULL,</w:t>
+      </w:r>
+    </w:p>
+    <w:p>
+      <w:pPr>
+        <w:spacing w:line="360" w:lineRule="auto"/>
+        <w:rPr>
+          <w:rFonts w:ascii="Times New Roman" w:hAnsi="Times New Roman" w:cs="Times New Roman"/>
+          <w:sz w:val="26"/>
+          <w:szCs w:val="26"/>
+        </w:rPr>
+      </w:pPr>
+      <w:r>
+        <w:rPr>
+          <w:rFonts w:ascii="Times New Roman" w:hAnsi="Times New Roman" w:cs="Times New Roman"/>
+          <w:sz w:val="26"/>
+          <w:szCs w:val="26"/>
+        </w:rPr>
+        <w:t>    SoLuong int NOT NULL CHECK(SoLuong &gt; 0),</w:t>
+      </w:r>
+    </w:p>
+    <w:p>
+      <w:pPr>
+        <w:spacing w:line="360" w:lineRule="auto"/>
+        <w:rPr>
+          <w:rFonts w:ascii="Times New Roman" w:hAnsi="Times New Roman" w:cs="Times New Roman"/>
+          <w:sz w:val="26"/>
+          <w:szCs w:val="26"/>
+        </w:rPr>
+      </w:pPr>
+      <w:r>
+        <w:rPr>
+          <w:rFonts w:ascii="Times New Roman" w:hAnsi="Times New Roman" w:cs="Times New Roman"/>
+          <w:sz w:val="26"/>
+          <w:szCs w:val="26"/>
+        </w:rPr>
+        <w:t>    DonGia decimal(18,2) NOT NULL CHECK(DonGia &gt;= 0),</w:t>
+      </w:r>
+    </w:p>
+    <w:p>
+      <w:pPr>
+        <w:spacing w:line="360" w:lineRule="auto"/>
+        <w:rPr>
+          <w:rFonts w:ascii="Times New Roman" w:hAnsi="Times New Roman" w:cs="Times New Roman"/>
+          <w:sz w:val="26"/>
+          <w:szCs w:val="26"/>
+        </w:rPr>
+      </w:pPr>
+      <w:r>
+        <w:rPr>
+          <w:rFonts w:ascii="Times New Roman" w:hAnsi="Times New Roman" w:cs="Times New Roman"/>
+          <w:sz w:val="26"/>
+          <w:szCs w:val="26"/>
+        </w:rPr>
+        <w:t>    ThanhTien AS (CONVERT(decimal(18,2), SoLuong * DonGia)) PERSISTED,</w:t>
+      </w:r>
+    </w:p>
+    <w:p>
+      <w:pPr>
+        <w:spacing w:line="360" w:lineRule="auto"/>
+        <w:rPr>
+          <w:rFonts w:ascii="Times New Roman" w:hAnsi="Times New Roman" w:cs="Times New Roman"/>
+          <w:sz w:val="26"/>
+          <w:szCs w:val="26"/>
+        </w:rPr>
+      </w:pPr>
+      <w:r>
+        <w:rPr>
+          <w:rFonts w:ascii="Times New Roman" w:hAnsi="Times New Roman" w:cs="Times New Roman"/>
+          <w:sz w:val="26"/>
+          <w:szCs w:val="26"/>
+        </w:rPr>
+        <w:t>    PRIMARY KEY (SoPhieuSDDV, MaDV),</w:t>
+      </w:r>
+    </w:p>
+    <w:p>
+      <w:pPr>
+        <w:spacing w:line="360" w:lineRule="auto"/>
+        <w:rPr>
+          <w:rFonts w:ascii="Times New Roman" w:hAnsi="Times New Roman" w:cs="Times New Roman"/>
+          <w:sz w:val="26"/>
+          <w:szCs w:val="26"/>
+        </w:rPr>
+      </w:pPr>
+      <w:r>
+        <w:rPr>
+          <w:rFonts w:ascii="Times New Roman" w:hAnsi="Times New Roman" w:cs="Times New Roman"/>
+          <w:sz w:val="26"/>
+          <w:szCs w:val="26"/>
+        </w:rPr>
+        <w:t>    CONSTRAINT FK_CTSDDV_Phieu FOREIGN KEY (SoPhieuSDDV) REFERENCES PhieuSuDungDV(SoPhieuSDDV),</w:t>
+      </w:r>
+    </w:p>
+    <w:p>
+      <w:pPr>
+        <w:spacing w:line="360" w:lineRule="auto"/>
+        <w:rPr>
+          <w:rFonts w:ascii="Times New Roman" w:hAnsi="Times New Roman" w:cs="Times New Roman"/>
+          <w:sz w:val="26"/>
+          <w:szCs w:val="26"/>
+        </w:rPr>
+      </w:pPr>
+      <w:r>
+        <w:rPr>
+          <w:rFonts w:ascii="Times New Roman" w:hAnsi="Times New Roman" w:cs="Times New Roman"/>
+          <w:sz w:val="26"/>
+          <w:szCs w:val="26"/>
+        </w:rPr>
+        <w:t>    CONSTRAINT FK_CTSDDV_DV FOREIGN KEY(MaDV) REFERENCES DichVu(MaDV)</w:t>
+      </w:r>
+    </w:p>
+    <w:p>
+      <w:pPr>
+        <w:spacing w:line="360" w:lineRule="auto"/>
+        <w:rPr>
+          <w:rFonts w:ascii="Times New Roman" w:hAnsi="Times New Roman" w:cs="Times New Roman"/>
+          <w:sz w:val="26"/>
+          <w:szCs w:val="26"/>
+        </w:rPr>
+      </w:pPr>
+      <w:r>
+        <w:rPr>
+          <w:rFonts w:ascii="Times New Roman" w:hAnsi="Times New Roman" w:cs="Times New Roman"/>
+          <w:sz w:val="26"/>
+          <w:szCs w:val="26"/>
+        </w:rPr>
+        <w:t>);</w:t>
+      </w:r>
+    </w:p>
+    <w:p>
+      <w:pPr>
+        <w:spacing w:line="360" w:lineRule="auto"/>
+        <w:rPr>
+          <w:rFonts w:ascii="Times New Roman" w:hAnsi="Times New Roman" w:cs="Times New Roman"/>
+          <w:sz w:val="26"/>
+          <w:szCs w:val="26"/>
+        </w:rPr>
+      </w:pPr>
+    </w:p>
+    <w:p>
+      <w:pPr>
+        <w:spacing w:line="360" w:lineRule="auto"/>
+        <w:rPr>
+          <w:rFonts w:ascii="Times New Roman" w:hAnsi="Times New Roman" w:cs="Times New Roman"/>
+          <w:sz w:val="26"/>
+          <w:szCs w:val="26"/>
+        </w:rPr>
+      </w:pPr>
+      <w:r>
+        <w:rPr>
+          <w:rFonts w:ascii="Times New Roman" w:hAnsi="Times New Roman" w:cs="Times New Roman"/>
+          <w:sz w:val="26"/>
+          <w:szCs w:val="26"/>
+        </w:rPr>
+        <w:t>-- Bảng Quy định đền bù</w:t>
+      </w:r>
+    </w:p>
+    <w:p>
+      <w:pPr>
+        <w:spacing w:line="360" w:lineRule="auto"/>
+        <w:rPr>
+          <w:rFonts w:ascii="Times New Roman" w:hAnsi="Times New Roman" w:cs="Times New Roman"/>
+          <w:sz w:val="26"/>
+          <w:szCs w:val="26"/>
+        </w:rPr>
+      </w:pPr>
+      <w:r>
+        <w:rPr>
+          <w:rFonts w:ascii="Times New Roman" w:hAnsi="Times New Roman" w:cs="Times New Roman"/>
+          <w:sz w:val="26"/>
+          <w:szCs w:val="26"/>
+        </w:rPr>
+        <w:t>CREATE TABLE QuyDinhDenBu(</w:t>
+      </w:r>
+    </w:p>
+    <w:p>
+      <w:pPr>
+        <w:spacing w:line="360" w:lineRule="auto"/>
+        <w:rPr>
+          <w:rFonts w:ascii="Times New Roman" w:hAnsi="Times New Roman" w:cs="Times New Roman"/>
+          <w:sz w:val="26"/>
+          <w:szCs w:val="26"/>
+        </w:rPr>
+      </w:pPr>
+      <w:r>
+        <w:rPr>
+          <w:rFonts w:ascii="Times New Roman" w:hAnsi="Times New Roman" w:cs="Times New Roman"/>
+          <w:sz w:val="26"/>
+          <w:szCs w:val="26"/>
+        </w:rPr>
+        <w:t>    MaQuyDinh varchar(30) NOT NULL PRIMARY KEY,</w:t>
+      </w:r>
+    </w:p>
+    <w:p>
+      <w:pPr>
+        <w:spacing w:line="360" w:lineRule="auto"/>
+        <w:rPr>
+          <w:rFonts w:ascii="Times New Roman" w:hAnsi="Times New Roman" w:cs="Times New Roman"/>
+          <w:sz w:val="26"/>
+          <w:szCs w:val="26"/>
+        </w:rPr>
+      </w:pPr>
+      <w:r>
+        <w:rPr>
+          <w:rFonts w:ascii="Times New Roman" w:hAnsi="Times New Roman" w:cs="Times New Roman"/>
+          <w:sz w:val="26"/>
+          <w:szCs w:val="26"/>
+        </w:rPr>
+        <w:t>    MaLoaiTN varchar(20) NOT NULL,</w:t>
+      </w:r>
+    </w:p>
+    <w:p>
+      <w:pPr>
+        <w:spacing w:line="360" w:lineRule="auto"/>
+        <w:rPr>
+          <w:rFonts w:ascii="Times New Roman" w:hAnsi="Times New Roman" w:cs="Times New Roman"/>
+          <w:sz w:val="26"/>
+          <w:szCs w:val="26"/>
+        </w:rPr>
+      </w:pPr>
+      <w:r>
+        <w:rPr>
+          <w:rFonts w:ascii="Times New Roman" w:hAnsi="Times New Roman" w:cs="Times New Roman"/>
+          <w:sz w:val="26"/>
+          <w:szCs w:val="26"/>
+        </w:rPr>
+        <w:t>    MucDoThietHai nvarchar(80) NOT NULL,</w:t>
+      </w:r>
+    </w:p>
+    <w:p>
+      <w:pPr>
+        <w:spacing w:line="360" w:lineRule="auto"/>
+        <w:rPr>
+          <w:rFonts w:ascii="Times New Roman" w:hAnsi="Times New Roman" w:cs="Times New Roman"/>
+          <w:sz w:val="26"/>
+          <w:szCs w:val="26"/>
+        </w:rPr>
+      </w:pPr>
+      <w:r>
+        <w:rPr>
+          <w:rFonts w:ascii="Times New Roman" w:hAnsi="Times New Roman" w:cs="Times New Roman"/>
+          <w:sz w:val="26"/>
+          <w:szCs w:val="26"/>
+        </w:rPr>
+        <w:t>    MucDenBu decimal(18,2) NOT NULL CHECK(MucDenBu &gt;= 0),</w:t>
+      </w:r>
+    </w:p>
+    <w:p>
+      <w:pPr>
+        <w:spacing w:line="360" w:lineRule="auto"/>
+        <w:rPr>
+          <w:rFonts w:ascii="Times New Roman" w:hAnsi="Times New Roman" w:cs="Times New Roman"/>
+          <w:sz w:val="26"/>
+          <w:szCs w:val="26"/>
+        </w:rPr>
+      </w:pPr>
+      <w:r>
+        <w:rPr>
+          <w:rFonts w:ascii="Times New Roman" w:hAnsi="Times New Roman" w:cs="Times New Roman"/>
+          <w:sz w:val="26"/>
+          <w:szCs w:val="26"/>
+        </w:rPr>
+        <w:t>    CONSTRAINT UQ_QDDB_Loai_MucDo UNIQUE(MaLoaiTN, MucDoThietHai),</w:t>
+      </w:r>
+    </w:p>
+    <w:p>
+      <w:pPr>
+        <w:spacing w:line="360" w:lineRule="auto"/>
+        <w:rPr>
+          <w:rFonts w:ascii="Times New Roman" w:hAnsi="Times New Roman" w:cs="Times New Roman"/>
+          <w:sz w:val="26"/>
+          <w:szCs w:val="26"/>
+        </w:rPr>
+      </w:pPr>
+      <w:r>
+        <w:rPr>
+          <w:rFonts w:ascii="Times New Roman" w:hAnsi="Times New Roman" w:cs="Times New Roman"/>
+          <w:sz w:val="26"/>
+          <w:szCs w:val="26"/>
+        </w:rPr>
+        <w:t>    CONSTRAINT FK_QDDB_Loai FOREIGN KEY(MaLoaiTN) REFERENCES LoaiTienNghi(MaLoaiTN)</w:t>
+      </w:r>
+    </w:p>
+    <w:p>
+      <w:pPr>
+        <w:spacing w:line="360" w:lineRule="auto"/>
+        <w:rPr>
+          <w:rFonts w:ascii="Times New Roman" w:hAnsi="Times New Roman" w:cs="Times New Roman"/>
+          <w:sz w:val="26"/>
+          <w:szCs w:val="26"/>
+        </w:rPr>
+      </w:pPr>
+      <w:r>
+        <w:rPr>
+          <w:rFonts w:ascii="Times New Roman" w:hAnsi="Times New Roman" w:cs="Times New Roman"/>
+          <w:sz w:val="26"/>
+          <w:szCs w:val="26"/>
+        </w:rPr>
+        <w:lastRenderedPageBreak/>
+        <w:t>);</w:t>
+      </w:r>
+    </w:p>
+    <w:p>
+      <w:pPr>
+        <w:spacing w:line="360" w:lineRule="auto"/>
+        <w:rPr>
+          <w:rFonts w:ascii="Times New Roman" w:hAnsi="Times New Roman" w:cs="Times New Roman"/>
+          <w:sz w:val="26"/>
+          <w:szCs w:val="26"/>
+        </w:rPr>
+      </w:pPr>
+    </w:p>
+    <w:p>
+      <w:pPr>
+        <w:spacing w:line="360" w:lineRule="auto"/>
+        <w:rPr>
+          <w:rFonts w:ascii="Times New Roman" w:hAnsi="Times New Roman" w:cs="Times New Roman"/>
+          <w:sz w:val="26"/>
+          <w:szCs w:val="26"/>
+        </w:rPr>
+      </w:pPr>
+      <w:r>
+        <w:rPr>
+          <w:rFonts w:ascii="Times New Roman" w:hAnsi="Times New Roman" w:cs="Times New Roman"/>
+          <w:sz w:val="26"/>
+          <w:szCs w:val="26"/>
+        </w:rPr>
+        <w:t>-- Bảng Phiếu đền bù</w:t>
+      </w:r>
+    </w:p>
+    <w:p>
+      <w:pPr>
+        <w:spacing w:line="360" w:lineRule="auto"/>
+        <w:rPr>
+          <w:rFonts w:ascii="Times New Roman" w:hAnsi="Times New Roman" w:cs="Times New Roman"/>
+          <w:sz w:val="26"/>
+          <w:szCs w:val="26"/>
+        </w:rPr>
+      </w:pPr>
+      <w:r>
+        <w:rPr>
+          <w:rFonts w:ascii="Times New Roman" w:hAnsi="Times New Roman" w:cs="Times New Roman"/>
+          <w:sz w:val="26"/>
+          <w:szCs w:val="26"/>
+        </w:rPr>
+        <w:t>CREATE TABLE PhieuDenBu(</w:t>
+      </w:r>
+    </w:p>
+    <w:p>
+      <w:pPr>
+        <w:spacing w:line="360" w:lineRule="auto"/>
+        <w:rPr>
+          <w:rFonts w:ascii="Times New Roman" w:hAnsi="Times New Roman" w:cs="Times New Roman"/>
+          <w:sz w:val="26"/>
+          <w:szCs w:val="26"/>
+        </w:rPr>
+      </w:pPr>
+      <w:r>
+        <w:rPr>
+          <w:rFonts w:ascii="Times New Roman" w:hAnsi="Times New Roman" w:cs="Times New Roman"/>
+          <w:sz w:val="26"/>
+          <w:szCs w:val="26"/>
+        </w:rPr>
+        <w:t>    SoPhieuDenBu varchar(30) NOT NULL PRIMARY KEY,</w:t>
+      </w:r>
+    </w:p>
+    <w:p>
+      <w:pPr>
+        <w:spacing w:line="360" w:lineRule="auto"/>
+        <w:rPr>
+          <w:rFonts w:ascii="Times New Roman" w:hAnsi="Times New Roman" w:cs="Times New Roman"/>
+          <w:sz w:val="26"/>
+          <w:szCs w:val="26"/>
+        </w:rPr>
+      </w:pPr>
+      <w:r>
+        <w:rPr>
+          <w:rFonts w:ascii="Times New Roman" w:hAnsi="Times New Roman" w:cs="Times New Roman"/>
+          <w:sz w:val="26"/>
+          <w:szCs w:val="26"/>
+        </w:rPr>
+        <w:t>    SoPhieuDat varchar(30) NOT NULL,</w:t>
+      </w:r>
+    </w:p>
+    <w:p>
+      <w:pPr>
+        <w:spacing w:line="360" w:lineRule="auto"/>
+        <w:rPr>
+          <w:rFonts w:ascii="Times New Roman" w:hAnsi="Times New Roman" w:cs="Times New Roman"/>
+          <w:sz w:val="26"/>
+          <w:szCs w:val="26"/>
+        </w:rPr>
+      </w:pPr>
+      <w:r>
+        <w:rPr>
+          <w:rFonts w:ascii="Times New Roman" w:hAnsi="Times New Roman" w:cs="Times New Roman"/>
+          <w:sz w:val="26"/>
+          <w:szCs w:val="26"/>
+        </w:rPr>
+        <w:t>    SoPhong varchar(20) NOT NULL,</w:t>
+      </w:r>
+    </w:p>
+    <w:p>
+      <w:pPr>
+        <w:spacing w:line="360" w:lineRule="auto"/>
+        <w:rPr>
+          <w:rFonts w:ascii="Times New Roman" w:hAnsi="Times New Roman" w:cs="Times New Roman"/>
+          <w:sz w:val="26"/>
+          <w:szCs w:val="26"/>
+        </w:rPr>
+      </w:pPr>
+      <w:r>
+        <w:rPr>
+          <w:rFonts w:ascii="Times New Roman" w:hAnsi="Times New Roman" w:cs="Times New Roman"/>
+          <w:sz w:val="26"/>
+          <w:szCs w:val="26"/>
+        </w:rPr>
+        <w:t>    NgayLap datetime NOT NULL,</w:t>
+      </w:r>
+    </w:p>
+    <w:p>
+      <w:pPr>
+        <w:spacing w:line="360" w:lineRule="auto"/>
+        <w:rPr>
+          <w:rFonts w:ascii="Times New Roman" w:hAnsi="Times New Roman" w:cs="Times New Roman"/>
+          <w:sz w:val="26"/>
+          <w:szCs w:val="26"/>
+        </w:rPr>
+      </w:pPr>
+      <w:r>
+        <w:rPr>
+          <w:rFonts w:ascii="Times New Roman" w:hAnsi="Times New Roman" w:cs="Times New Roman"/>
+          <w:sz w:val="26"/>
+          <w:szCs w:val="26"/>
+        </w:rPr>
+        <w:t>    MaNV varchar(20) NOT NULL,</w:t>
+      </w:r>
+    </w:p>
+    <w:p>
+      <w:pPr>
+        <w:spacing w:line="360" w:lineRule="auto"/>
+        <w:rPr>
+          <w:rFonts w:ascii="Times New Roman" w:hAnsi="Times New Roman" w:cs="Times New Roman"/>
+          <w:sz w:val="26"/>
+          <w:szCs w:val="26"/>
+        </w:rPr>
+      </w:pPr>
+      <w:r>
+        <w:rPr>
+          <w:rFonts w:ascii="Times New Roman" w:hAnsi="Times New Roman" w:cs="Times New Roman"/>
+          <w:sz w:val="26"/>
+          <w:szCs w:val="26"/>
+        </w:rPr>
+        <w:t>    TongTien decimal(18,2) NOT NULL DEFAULT 0 CHECK(TongTien &gt;= 0),</w:t>
+      </w:r>
+    </w:p>
+    <w:p>
+      <w:pPr>
+        <w:spacing w:line="360" w:lineRule="auto"/>
+        <w:rPr>
+          <w:rFonts w:ascii="Times New Roman" w:hAnsi="Times New Roman" w:cs="Times New Roman"/>
+          <w:sz w:val="26"/>
+          <w:szCs w:val="26"/>
+        </w:rPr>
+      </w:pPr>
+      <w:r>
+        <w:rPr>
+          <w:rFonts w:ascii="Times New Roman" w:hAnsi="Times New Roman" w:cs="Times New Roman"/>
+          <w:sz w:val="26"/>
+          <w:szCs w:val="26"/>
+        </w:rPr>
+        <w:t>    CONSTRAINT FK_PhieuDB_CTDat FOREIGN KEY(SoPhieuDat, SoPhong) REFERENCES ChiTietDatPhong(SoPhieuDat, SoPhong),</w:t>
+      </w:r>
+    </w:p>
+    <w:p>
+      <w:pPr>
+        <w:spacing w:line="360" w:lineRule="auto"/>
+        <w:rPr>
+          <w:rFonts w:ascii="Times New Roman" w:hAnsi="Times New Roman" w:cs="Times New Roman"/>
+          <w:sz w:val="26"/>
+          <w:szCs w:val="26"/>
+        </w:rPr>
+      </w:pPr>
+      <w:r>
+        <w:rPr>
+          <w:rFonts w:ascii="Times New Roman" w:hAnsi="Times New Roman" w:cs="Times New Roman"/>
+          <w:sz w:val="26"/>
+          <w:szCs w:val="26"/>
+        </w:rPr>
+        <w:t>    CONSTRAINT FK_PhieuDB_NV FOREIGN KEY(MaNV) REFERENCES NhanVien(MaNV)</w:t>
+      </w:r>
+    </w:p>
+    <w:p>
+      <w:pPr>
+        <w:spacing w:line="360" w:lineRule="auto"/>
+        <w:rPr>
+          <w:rFonts w:ascii="Times New Roman" w:hAnsi="Times New Roman" w:cs="Times New Roman"/>
+          <w:sz w:val="26"/>
+          <w:szCs w:val="26"/>
+        </w:rPr>
+      </w:pPr>
+      <w:r>
+        <w:rPr>
+          <w:rFonts w:ascii="Times New Roman" w:hAnsi="Times New Roman" w:cs="Times New Roman"/>
+          <w:sz w:val="26"/>
+          <w:szCs w:val="26"/>
+        </w:rPr>
+        <w:t>);</w:t>
+      </w:r>
+    </w:p>
+    <w:p>
+      <w:pPr>
+        <w:spacing w:line="360" w:lineRule="auto"/>
+        <w:rPr>
+          <w:rFonts w:ascii="Times New Roman" w:hAnsi="Times New Roman" w:cs="Times New Roman"/>
+          <w:sz w:val="26"/>
+          <w:szCs w:val="26"/>
+        </w:rPr>
+      </w:pPr>
+    </w:p>
+    <w:p>
+      <w:pPr>
+        <w:spacing w:line="360" w:lineRule="auto"/>
+        <w:rPr>
+          <w:rFonts w:ascii="Times New Roman" w:hAnsi="Times New Roman" w:cs="Times New Roman"/>
+          <w:sz w:val="26"/>
+          <w:szCs w:val="26"/>
+        </w:rPr>
+      </w:pPr>
+      <w:r>
+        <w:rPr>
+          <w:rFonts w:ascii="Times New Roman" w:hAnsi="Times New Roman" w:cs="Times New Roman"/>
+          <w:sz w:val="26"/>
+          <w:szCs w:val="26"/>
+        </w:rPr>
+        <w:t>-- Bảng Chi tiết phiếu đền bù</w:t>
+      </w:r>
+    </w:p>
+    <w:p>
+      <w:pPr>
+        <w:spacing w:line="360" w:lineRule="auto"/>
+        <w:rPr>
+          <w:rFonts w:ascii="Times New Roman" w:hAnsi="Times New Roman" w:cs="Times New Roman"/>
+          <w:sz w:val="26"/>
+          <w:szCs w:val="26"/>
+        </w:rPr>
+      </w:pPr>
+      <w:r>
+        <w:rPr>
+          <w:rFonts w:ascii="Times New Roman" w:hAnsi="Times New Roman" w:cs="Times New Roman"/>
+          <w:sz w:val="26"/>
+          <w:szCs w:val="26"/>
+        </w:rPr>
+        <w:t>CREATE TABLE ChiTietPhieuDenBu(</w:t>
+      </w:r>
+    </w:p>
+    <w:p>
+      <w:pPr>
+        <w:spacing w:line="360" w:lineRule="auto"/>
+        <w:rPr>
+          <w:rFonts w:ascii="Times New Roman" w:hAnsi="Times New Roman" w:cs="Times New Roman"/>
+          <w:sz w:val="26"/>
+          <w:szCs w:val="26"/>
+        </w:rPr>
+      </w:pPr>
+      <w:r>
+        <w:rPr>
+          <w:rFonts w:ascii="Times New Roman" w:hAnsi="Times New Roman" w:cs="Times New Roman"/>
+          <w:sz w:val="26"/>
+          <w:szCs w:val="26"/>
+        </w:rPr>
+        <w:t>    SoPhieuDenBu varchar(30) NOT NULL,</w:t>
+      </w:r>
+    </w:p>
+    <w:p>
+      <w:pPr>
+        <w:spacing w:line="360" w:lineRule="auto"/>
+        <w:rPr>
+          <w:rFonts w:ascii="Times New Roman" w:hAnsi="Times New Roman" w:cs="Times New Roman"/>
+          <w:sz w:val="26"/>
+          <w:szCs w:val="26"/>
+        </w:rPr>
+      </w:pPr>
+      <w:r>
+        <w:rPr>
+          <w:rFonts w:ascii="Times New Roman" w:hAnsi="Times New Roman" w:cs="Times New Roman"/>
+          <w:sz w:val="26"/>
+          <w:szCs w:val="26"/>
+        </w:rPr>
+        <w:t>    MaTienNghi varchar(30) NOT NULL,</w:t>
+      </w:r>
+    </w:p>
+    <w:p>
+      <w:pPr>
+        <w:spacing w:line="360" w:lineRule="auto"/>
+        <w:rPr>
+          <w:rFonts w:ascii="Times New Roman" w:hAnsi="Times New Roman" w:cs="Times New Roman"/>
+          <w:sz w:val="26"/>
+          <w:szCs w:val="26"/>
+        </w:rPr>
+      </w:pPr>
+      <w:r>
+        <w:rPr>
+          <w:rFonts w:ascii="Times New Roman" w:hAnsi="Times New Roman" w:cs="Times New Roman"/>
+          <w:sz w:val="26"/>
+          <w:szCs w:val="26"/>
+        </w:rPr>
+        <w:t>    MucDoThietHai nvarchar(80) NOT NULL,</w:t>
+      </w:r>
+    </w:p>
+    <w:p>
+      <w:pPr>
+        <w:spacing w:line="360" w:lineRule="auto"/>
+        <w:rPr>
+          <w:rFonts w:ascii="Times New Roman" w:hAnsi="Times New Roman" w:cs="Times New Roman"/>
+          <w:sz w:val="26"/>
+          <w:szCs w:val="26"/>
+        </w:rPr>
+      </w:pPr>
+      <w:r>
+        <w:rPr>
+          <w:rFonts w:ascii="Times New Roman" w:hAnsi="Times New Roman" w:cs="Times New Roman"/>
+          <w:sz w:val="26"/>
+          <w:szCs w:val="26"/>
+        </w:rPr>
+        <w:t>    SoTien decimal(18,2) NOT NULL CHECK(SoTien &gt;= 0),</w:t>
+      </w:r>
+    </w:p>
+    <w:p>
+      <w:pPr>
+        <w:spacing w:line="360" w:lineRule="auto"/>
+        <w:rPr>
+          <w:rFonts w:ascii="Times New Roman" w:hAnsi="Times New Roman" w:cs="Times New Roman"/>
+          <w:sz w:val="26"/>
+          <w:szCs w:val="26"/>
+        </w:rPr>
+      </w:pPr>
+      <w:r>
+        <w:rPr>
+          <w:rFonts w:ascii="Times New Roman" w:hAnsi="Times New Roman" w:cs="Times New Roman"/>
+          <w:sz w:val="26"/>
+          <w:szCs w:val="26"/>
+        </w:rPr>
+        <w:lastRenderedPageBreak/>
+        <w:t>    PRIMARY KEY (SoPhieuDenBu, MaTienNghi),</w:t>
+      </w:r>
+    </w:p>
+    <w:p>
+      <w:pPr>
+        <w:spacing w:line="360" w:lineRule="auto"/>
+        <w:rPr>
+          <w:rFonts w:ascii="Times New Roman" w:hAnsi="Times New Roman" w:cs="Times New Roman"/>
+          <w:sz w:val="26"/>
+          <w:szCs w:val="26"/>
+        </w:rPr>
+      </w:pPr>
+      <w:r>
+        <w:rPr>
+          <w:rFonts w:ascii="Times New Roman" w:hAnsi="Times New Roman" w:cs="Times New Roman"/>
+          <w:sz w:val="26"/>
+          <w:szCs w:val="26"/>
+        </w:rPr>
+        <w:t>    CONSTRAINT FK_CTDB_Phieu FOREIGN KEY (SoPhieuDenBu) REFERENCES PhieuDenBu(SoPhieuDenBu),</w:t>
+      </w:r>
+    </w:p>
+    <w:p>
+      <w:pPr>
+        <w:spacing w:line="360" w:lineRule="auto"/>
+        <w:rPr>
+          <w:rFonts w:ascii="Times New Roman" w:hAnsi="Times New Roman" w:cs="Times New Roman"/>
+          <w:sz w:val="26"/>
+          <w:szCs w:val="26"/>
+        </w:rPr>
+      </w:pPr>
+      <w:r>
+        <w:rPr>
+          <w:rFonts w:ascii="Times New Roman" w:hAnsi="Times New Roman" w:cs="Times New Roman"/>
+          <w:sz w:val="26"/>
+          <w:szCs w:val="26"/>
+        </w:rPr>
+        <w:t>    CONSTRAINT FK_CTDB_TienNghi FOREIGN KEY(MaTienNghi) REFERENCES TienNghi(MaTienNghi)</w:t>
+      </w:r>
+    </w:p>
+    <w:p>
+      <w:pPr>
+        <w:spacing w:line="360" w:lineRule="auto"/>
+        <w:rPr>
+          <w:rFonts w:ascii="Times New Roman" w:hAnsi="Times New Roman" w:cs="Times New Roman"/>
+          <w:sz w:val="26"/>
+          <w:szCs w:val="26"/>
+        </w:rPr>
+      </w:pPr>
+      <w:r>
+        <w:rPr>
+          <w:rFonts w:ascii="Times New Roman" w:hAnsi="Times New Roman" w:cs="Times New Roman"/>
+          <w:sz w:val="26"/>
+          <w:szCs w:val="26"/>
+        </w:rPr>
+        <w:t>);</w:t>
+      </w:r>
+    </w:p>
+    <w:p>
+      <w:pPr>
+        <w:spacing w:line="360" w:lineRule="auto"/>
+        <w:rPr>
+          <w:rFonts w:ascii="Times New Roman" w:hAnsi="Times New Roman" w:cs="Times New Roman"/>
+          <w:sz w:val="26"/>
+          <w:szCs w:val="26"/>
+        </w:rPr>
+      </w:pPr>
+    </w:p>
+    <w:p>
+      <w:pPr>
+        <w:spacing w:line="360" w:lineRule="auto"/>
+        <w:rPr>
+          <w:rFonts w:ascii="Times New Roman" w:hAnsi="Times New Roman" w:cs="Times New Roman"/>
+          <w:sz w:val="26"/>
+          <w:szCs w:val="26"/>
+        </w:rPr>
+      </w:pPr>
+      <w:r>
+        <w:rPr>
+          <w:rFonts w:ascii="Times New Roman" w:hAnsi="Times New Roman" w:cs="Times New Roman"/>
+          <w:sz w:val="26"/>
+          <w:szCs w:val="26"/>
+        </w:rPr>
+        <w:t>-- Bảng Hóa đơn (Tự động tính Tổng tiền = Tiền phòng + Tiền dịch vụ)</w:t>
+      </w:r>
+    </w:p>
+    <w:p>
+      <w:pPr>
+        <w:spacing w:line="360" w:lineRule="auto"/>
+        <w:rPr>
+          <w:rFonts w:ascii="Times New Roman" w:hAnsi="Times New Roman" w:cs="Times New Roman"/>
+          <w:sz w:val="26"/>
+          <w:szCs w:val="26"/>
+        </w:rPr>
+      </w:pPr>
+      <w:r>
+        <w:rPr>
+          <w:rFonts w:ascii="Times New Roman" w:hAnsi="Times New Roman" w:cs="Times New Roman"/>
+          <w:sz w:val="26"/>
+          <w:szCs w:val="26"/>
+        </w:rPr>
+        <w:t>CREATE TABLE HoaDon(</w:t>
+      </w:r>
+    </w:p>
+    <w:p>
+      <w:pPr>
+        <w:spacing w:line="360" w:lineRule="auto"/>
+        <w:rPr>
+          <w:rFonts w:ascii="Times New Roman" w:hAnsi="Times New Roman" w:cs="Times New Roman"/>
+          <w:sz w:val="26"/>
+          <w:szCs w:val="26"/>
+        </w:rPr>
+      </w:pPr>
+      <w:r>
+        <w:rPr>
+          <w:rFonts w:ascii="Times New Roman" w:hAnsi="Times New Roman" w:cs="Times New Roman"/>
+          <w:sz w:val="26"/>
+          <w:szCs w:val="26"/>
+        </w:rPr>
+        <w:t>    SoHoaDon varchar(30) NOT NULL PRIMARY KEY,</w:t>
+      </w:r>
+    </w:p>
+    <w:p>
+      <w:pPr>
+        <w:spacing w:line="360" w:lineRule="auto"/>
+        <w:rPr>
+          <w:rFonts w:ascii="Times New Roman" w:hAnsi="Times New Roman" w:cs="Times New Roman"/>
+          <w:sz w:val="26"/>
+          <w:szCs w:val="26"/>
+        </w:rPr>
+      </w:pPr>
+      <w:r>
+        <w:rPr>
+          <w:rFonts w:ascii="Times New Roman" w:hAnsi="Times New Roman" w:cs="Times New Roman"/>
+          <w:sz w:val="26"/>
+          <w:szCs w:val="26"/>
+        </w:rPr>
+        <w:t>    SoPhieuDat varchar(30) NOT NULL UNIQUE,</w:t>
+      </w:r>
+    </w:p>
+    <w:p>
+      <w:pPr>
+        <w:spacing w:line="360" w:lineRule="auto"/>
+        <w:rPr>
+          <w:rFonts w:ascii="Times New Roman" w:hAnsi="Times New Roman" w:cs="Times New Roman"/>
+          <w:sz w:val="26"/>
+          <w:szCs w:val="26"/>
+        </w:rPr>
+      </w:pPr>
+      <w:r>
+        <w:rPr>
+          <w:rFonts w:ascii="Times New Roman" w:hAnsi="Times New Roman" w:cs="Times New Roman"/>
+          <w:sz w:val="26"/>
+          <w:szCs w:val="26"/>
+        </w:rPr>
+        <w:t>    NgayLap datetime NOT NULL,</w:t>
+      </w:r>
+    </w:p>
+    <w:p>
+      <w:pPr>
+        <w:spacing w:line="360" w:lineRule="auto"/>
+        <w:rPr>
+          <w:rFonts w:ascii="Times New Roman" w:hAnsi="Times New Roman" w:cs="Times New Roman"/>
+          <w:sz w:val="26"/>
+          <w:szCs w:val="26"/>
+        </w:rPr>
+      </w:pPr>
+      <w:r>
+        <w:rPr>
+          <w:rFonts w:ascii="Times New Roman" w:hAnsi="Times New Roman" w:cs="Times New Roman"/>
+          <w:sz w:val="26"/>
+          <w:szCs w:val="26"/>
+        </w:rPr>
+        <w:t>    MaNV varchar(20) NOT NULL,</w:t>
+      </w:r>
+    </w:p>
+    <w:p>
+      <w:pPr>
+        <w:spacing w:line="360" w:lineRule="auto"/>
+        <w:rPr>
+          <w:rFonts w:ascii="Times New Roman" w:hAnsi="Times New Roman" w:cs="Times New Roman"/>
+          <w:sz w:val="26"/>
+          <w:szCs w:val="26"/>
+        </w:rPr>
+      </w:pPr>
+      <w:r>
+        <w:rPr>
+          <w:rFonts w:ascii="Times New Roman" w:hAnsi="Times New Roman" w:cs="Times New Roman"/>
+          <w:sz w:val="26"/>
+          <w:szCs w:val="26"/>
+        </w:rPr>
+        <w:t>    SoNgayTinhTien int NOT NULL CHECK(SoNgayTinhTien &gt; 0),</w:t>
+      </w:r>
+    </w:p>
+    <w:p>
+      <w:pPr>
+        <w:spacing w:line="360" w:lineRule="auto"/>
+        <w:rPr>
+          <w:rFonts w:ascii="Times New Roman" w:hAnsi="Times New Roman" w:cs="Times New Roman"/>
+          <w:sz w:val="26"/>
+          <w:szCs w:val="26"/>
+        </w:rPr>
+      </w:pPr>
+      <w:r>
+        <w:rPr>
+          <w:rFonts w:ascii="Times New Roman" w:hAnsi="Times New Roman" w:cs="Times New Roman"/>
+          <w:sz w:val="26"/>
+          <w:szCs w:val="26"/>
+        </w:rPr>
+        <w:t>    TienPhong decimal(18,2) NOT NULL CHECK(TienPhong &gt;= 0),</w:t>
+      </w:r>
+    </w:p>
+    <w:p>
+      <w:pPr>
+        <w:spacing w:line="360" w:lineRule="auto"/>
+        <w:rPr>
+          <w:rFonts w:ascii="Times New Roman" w:hAnsi="Times New Roman" w:cs="Times New Roman"/>
+          <w:sz w:val="26"/>
+          <w:szCs w:val="26"/>
+        </w:rPr>
+      </w:pPr>
+      <w:r>
+        <w:rPr>
+          <w:rFonts w:ascii="Times New Roman" w:hAnsi="Times New Roman" w:cs="Times New Roman"/>
+          <w:sz w:val="26"/>
+          <w:szCs w:val="26"/>
+        </w:rPr>
+        <w:t>    TienDichVu decimal(18,2) NOT NULL CHECK(TienDichVu &gt;= 0),</w:t>
+      </w:r>
+    </w:p>
+    <w:p>
+      <w:pPr>
+        <w:spacing w:line="360" w:lineRule="auto"/>
+        <w:rPr>
+          <w:rFonts w:ascii="Times New Roman" w:hAnsi="Times New Roman" w:cs="Times New Roman"/>
+          <w:sz w:val="26"/>
+          <w:szCs w:val="26"/>
+        </w:rPr>
+      </w:pPr>
+      <w:r>
+        <w:rPr>
+          <w:rFonts w:ascii="Times New Roman" w:hAnsi="Times New Roman" w:cs="Times New Roman"/>
+          <w:sz w:val="26"/>
+          <w:szCs w:val="26"/>
+        </w:rPr>
+        <w:t>    TongTien AS (CONVERT(decimal(18,2), TienPhong + TienDichVu)) PERSISTED,</w:t>
+      </w:r>
+    </w:p>
+    <w:p>
+      <w:pPr>
+        <w:spacing w:line="360" w:lineRule="auto"/>
+        <w:rPr>
+          <w:rFonts w:ascii="Times New Roman" w:hAnsi="Times New Roman" w:cs="Times New Roman"/>
+          <w:sz w:val="26"/>
+          <w:szCs w:val="26"/>
+        </w:rPr>
+      </w:pPr>
+      <w:r>
+        <w:rPr>
+          <w:rFonts w:ascii="Times New Roman" w:hAnsi="Times New Roman" w:cs="Times New Roman"/>
+          <w:sz w:val="26"/>
+          <w:szCs w:val="26"/>
+        </w:rPr>
+        <w:t>    TrangThai nvarchar(30) NOT NULL DEFAULT N'Chưa thanh toán',</w:t>
+      </w:r>
+    </w:p>
+    <w:p>
+      <w:pPr>
+        <w:spacing w:line="360" w:lineRule="auto"/>
+        <w:rPr>
+          <w:rFonts w:ascii="Times New Roman" w:hAnsi="Times New Roman" w:cs="Times New Roman"/>
+          <w:sz w:val="26"/>
+          <w:szCs w:val="26"/>
+        </w:rPr>
+      </w:pPr>
+      <w:r>
+        <w:rPr>
+          <w:rFonts w:ascii="Times New Roman" w:hAnsi="Times New Roman" w:cs="Times New Roman"/>
+          <w:sz w:val="26"/>
+          <w:szCs w:val="26"/>
+        </w:rPr>
+        <w:t>    CONSTRAINT CK_HoaDon_TrangThai CHECK(TrangThai IN (N'Chưa thanh toán', N'Đã thanh toán')),</w:t>
+      </w:r>
+    </w:p>
+    <w:p>
+      <w:pPr>
+        <w:spacing w:line="360" w:lineRule="auto"/>
+        <w:rPr>
+          <w:rFonts w:ascii="Times New Roman" w:hAnsi="Times New Roman" w:cs="Times New Roman"/>
+          <w:sz w:val="26"/>
+          <w:szCs w:val="26"/>
+        </w:rPr>
+      </w:pPr>
+      <w:r>
+        <w:rPr>
+          <w:rFonts w:ascii="Times New Roman" w:hAnsi="Times New Roman" w:cs="Times New Roman"/>
+          <w:sz w:val="26"/>
+          <w:szCs w:val="26"/>
+        </w:rPr>
+        <w:t>    CONSTRAINT FK_HoaDon_PhieuDat FOREIGN KEY(SoPhieuDat) REFERENCES PhieuDatPhong(SoPhieuDat),</w:t>
+      </w:r>
+    </w:p>
+    <w:p>
+      <w:pPr>
+        <w:spacing w:line="360" w:lineRule="auto"/>
+        <w:rPr>
+          <w:rFonts w:ascii="Times New Roman" w:hAnsi="Times New Roman" w:cs="Times New Roman"/>
+          <w:sz w:val="26"/>
+          <w:szCs w:val="26"/>
+        </w:rPr>
+      </w:pPr>
+      <w:r>
+        <w:rPr>
+          <w:rFonts w:ascii="Times New Roman" w:hAnsi="Times New Roman" w:cs="Times New Roman"/>
+          <w:sz w:val="26"/>
+          <w:szCs w:val="26"/>
+        </w:rPr>
+        <w:lastRenderedPageBreak/>
+        <w:t>    CONSTRAINT FK_HoaDon_NV FOREIGN KEY(MaNV) REFERENCES NhanVien(MaNV)</w:t>
+      </w:r>
+    </w:p>
+    <w:p>
+      <w:pPr>
+        <w:spacing w:line="360" w:lineRule="auto"/>
+        <w:rPr>
+          <w:rFonts w:ascii="Times New Roman" w:hAnsi="Times New Roman" w:cs="Times New Roman"/>
+          <w:sz w:val="26"/>
+          <w:szCs w:val="26"/>
+        </w:rPr>
+      </w:pPr>
+      <w:r>
+        <w:rPr>
+          <w:rFonts w:ascii="Times New Roman" w:hAnsi="Times New Roman" w:cs="Times New Roman"/>
+          <w:sz w:val="26"/>
+          <w:szCs w:val="26"/>
+        </w:rPr>
+        <w:t>);</w:t>
+      </w:r>
+    </w:p>
+    <w:p>
+      <w:pPr>
+        <w:spacing w:line="360" w:lineRule="auto"/>
+        <w:rPr>
+          <w:rFonts w:ascii="Times New Roman" w:hAnsi="Times New Roman" w:cs="Times New Roman"/>
+          <w:sz w:val="26"/>
+          <w:szCs w:val="26"/>
+        </w:rPr>
+      </w:pPr>
+    </w:p>
+    <w:p>
+      <w:pPr>
+        <w:spacing w:line="360" w:lineRule="auto"/>
+        <w:rPr>
+          <w:rFonts w:ascii="Times New Roman" w:hAnsi="Times New Roman" w:cs="Times New Roman"/>
+          <w:sz w:val="26"/>
+          <w:szCs w:val="26"/>
+        </w:rPr>
+      </w:pPr>
+      <w:r>
+        <w:rPr>
+          <w:rFonts w:ascii="Times New Roman" w:hAnsi="Times New Roman" w:cs="Times New Roman"/>
+          <w:sz w:val="26"/>
+          <w:szCs w:val="26"/>
+        </w:rPr>
+        <w:t>-- Bảng Thanh toán (Hỗ trợ nhiều phương thức/lần thanh toán)</w:t>
+      </w:r>
+    </w:p>
+    <w:p>
+      <w:pPr>
+        <w:spacing w:line="360" w:lineRule="auto"/>
+        <w:rPr>
+          <w:rFonts w:ascii="Times New Roman" w:hAnsi="Times New Roman" w:cs="Times New Roman"/>
+          <w:sz w:val="26"/>
+          <w:szCs w:val="26"/>
+        </w:rPr>
+      </w:pPr>
+      <w:r>
+        <w:rPr>
+          <w:rFonts w:ascii="Times New Roman" w:hAnsi="Times New Roman" w:cs="Times New Roman"/>
+          <w:sz w:val="26"/>
+          <w:szCs w:val="26"/>
+        </w:rPr>
+        <w:t>CREATE TABLE ThanhToan(</w:t>
+      </w:r>
+    </w:p>
+    <w:p>
+      <w:pPr>
+        <w:spacing w:line="360" w:lineRule="auto"/>
+        <w:rPr>
+          <w:rFonts w:ascii="Times New Roman" w:hAnsi="Times New Roman" w:cs="Times New Roman"/>
+          <w:sz w:val="26"/>
+          <w:szCs w:val="26"/>
+        </w:rPr>
+      </w:pPr>
+      <w:r>
+        <w:rPr>
+          <w:rFonts w:ascii="Times New Roman" w:hAnsi="Times New Roman" w:cs="Times New Roman"/>
+          <w:sz w:val="26"/>
+          <w:szCs w:val="26"/>
+        </w:rPr>
+        <w:t>    MaThanhToan varchar(30) NOT NULL PRIMARY KEY,</w:t>
+      </w:r>
+    </w:p>
+    <w:p>
+      <w:pPr>
+        <w:spacing w:line="360" w:lineRule="auto"/>
+        <w:rPr>
+          <w:rFonts w:ascii="Times New Roman" w:hAnsi="Times New Roman" w:cs="Times New Roman"/>
+          <w:sz w:val="26"/>
+          <w:szCs w:val="26"/>
+        </w:rPr>
+      </w:pPr>
+      <w:r>
+        <w:rPr>
+          <w:rFonts w:ascii="Times New Roman" w:hAnsi="Times New Roman" w:cs="Times New Roman"/>
+          <w:sz w:val="26"/>
+          <w:szCs w:val="26"/>
+        </w:rPr>
+        <w:t>    SoHoaDon varchar(30) NOT NULL,</w:t>
+      </w:r>
+    </w:p>
+    <w:p>
+      <w:pPr>
+        <w:spacing w:line="360" w:lineRule="auto"/>
+        <w:rPr>
+          <w:rFonts w:ascii="Times New Roman" w:hAnsi="Times New Roman" w:cs="Times New Roman"/>
+          <w:sz w:val="26"/>
+          <w:szCs w:val="26"/>
+        </w:rPr>
+      </w:pPr>
+      <w:r>
+        <w:rPr>
+          <w:rFonts w:ascii="Times New Roman" w:hAnsi="Times New Roman" w:cs="Times New Roman"/>
+          <w:sz w:val="26"/>
+          <w:szCs w:val="26"/>
+        </w:rPr>
+        <w:t>    NgayThanhToan datetime NOT NULL,</w:t>
+      </w:r>
+    </w:p>
+    <w:p>
+      <w:pPr>
+        <w:spacing w:line="360" w:lineRule="auto"/>
+        <w:rPr>
+          <w:rFonts w:ascii="Times New Roman" w:hAnsi="Times New Roman" w:cs="Times New Roman"/>
+          <w:sz w:val="26"/>
+          <w:szCs w:val="26"/>
+        </w:rPr>
+      </w:pPr>
+      <w:r>
+        <w:rPr>
+          <w:rFonts w:ascii="Times New Roman" w:hAnsi="Times New Roman" w:cs="Times New Roman"/>
+          <w:sz w:val="26"/>
+          <w:szCs w:val="26"/>
+        </w:rPr>
+        <w:t>    HinhThuc nvarchar(30) NOT NULL,</w:t>
+      </w:r>
+    </w:p>
+    <w:p>
+      <w:pPr>
+        <w:spacing w:line="360" w:lineRule="auto"/>
+        <w:rPr>
+          <w:rFonts w:ascii="Times New Roman" w:hAnsi="Times New Roman" w:cs="Times New Roman"/>
+          <w:sz w:val="26"/>
+          <w:szCs w:val="26"/>
+        </w:rPr>
+      </w:pPr>
+      <w:r>
+        <w:rPr>
+          <w:rFonts w:ascii="Times New Roman" w:hAnsi="Times New Roman" w:cs="Times New Roman"/>
+          <w:sz w:val="26"/>
+          <w:szCs w:val="26"/>
+        </w:rPr>
+        <w:t>    SoTien decimal(18,2) NOT NULL CHECK(SoTien &gt; 0),</w:t>
+      </w:r>
+    </w:p>
+    <w:p>
+      <w:pPr>
+        <w:spacing w:line="360" w:lineRule="auto"/>
+        <w:rPr>
+          <w:rFonts w:ascii="Times New Roman" w:hAnsi="Times New Roman" w:cs="Times New Roman"/>
+          <w:sz w:val="26"/>
+          <w:szCs w:val="26"/>
+        </w:rPr>
+      </w:pPr>
+      <w:r>
+        <w:rPr>
+          <w:rFonts w:ascii="Times New Roman" w:hAnsi="Times New Roman" w:cs="Times New Roman"/>
+          <w:sz w:val="26"/>
+          <w:szCs w:val="26"/>
+        </w:rPr>
+        <w:t>    CONSTRAINT CK_ThanhToan_HinhThuc CHECK(HinhThuc IN (N'Tiền mặt', N'Chuyển khoản', N'Thẻ', N'Ví điện tử')),</w:t>
+      </w:r>
+    </w:p>
+    <w:p>
+      <w:pPr>
+        <w:spacing w:line="360" w:lineRule="auto"/>
+        <w:rPr>
+          <w:rFonts w:ascii="Times New Roman" w:hAnsi="Times New Roman" w:cs="Times New Roman"/>
+          <w:sz w:val="26"/>
+          <w:szCs w:val="26"/>
+        </w:rPr>
+      </w:pPr>
+      <w:r>
+        <w:rPr>
+          <w:rFonts w:ascii="Times New Roman" w:hAnsi="Times New Roman" w:cs="Times New Roman"/>
+          <w:sz w:val="26"/>
+          <w:szCs w:val="26"/>
+        </w:rPr>
+        <w:t>    CONSTRAINT FK_ThanhToan_HoaDon FOREIGN KEY(SoHoaDon) REFERENCES HoaDon(SoHoaDon)</w:t>
+      </w:r>
+    </w:p>
+    <w:p>
+      <w:pPr>
+        <w:spacing w:line="360" w:lineRule="auto"/>
+        <w:rPr>
+          <w:rFonts w:ascii="Times New Roman" w:hAnsi="Times New Roman" w:cs="Times New Roman"/>
+          <w:sz w:val="26"/>
+          <w:szCs w:val="26"/>
+        </w:rPr>
+      </w:pPr>
+      <w:r>
+        <w:rPr>
+          <w:rFonts w:ascii="Times New Roman" w:hAnsi="Times New Roman" w:cs="Times New Roman"/>
+          <w:sz w:val="26"/>
+          <w:szCs w:val="26"/>
+        </w:rPr>
+        <w:t>);</w:t>
+      </w:r>
+    </w:p>
+    <w:p>
+      <w:pPr>
+        <w:spacing w:line="360" w:lineRule="auto"/>
+        <w:rPr>
+          <w:rFonts w:ascii="Times New Roman" w:hAnsi="Times New Roman" w:cs="Times New Roman"/>
+          <w:sz w:val="26"/>
+          <w:szCs w:val="26"/>
+        </w:rPr>
+      </w:pPr>
+      <w:r>
+        <w:rPr>
+          <w:rFonts w:ascii="Times New Roman" w:hAnsi="Times New Roman" w:cs="Times New Roman"/>
+          <w:sz w:val="26"/>
+          <w:szCs w:val="26"/>
+        </w:rPr>
+        <w:t>GO</w:t>
+      </w:r>
+    </w:p>
+    <w:p>
+      <w:pPr>
+        <w:spacing w:line="360" w:lineRule="auto"/>
+        <w:rPr>
+          <w:rFonts w:ascii="Times New Roman" w:hAnsi="Times New Roman" w:cs="Times New Roman"/>
+          <w:sz w:val="26"/>
+          <w:szCs w:val="26"/>
+        </w:rPr>
+      </w:pPr>
+    </w:p>
+    <w:p>
+      <w:pPr>
+        <w:spacing w:line="360" w:lineRule="auto"/>
+        <w:rPr>
+          <w:rFonts w:ascii="Times New Roman" w:hAnsi="Times New Roman" w:cs="Times New Roman"/>
+          <w:sz w:val="26"/>
+          <w:szCs w:val="26"/>
+        </w:rPr>
+      </w:pPr>
+      <w:r>
+        <w:rPr>
+          <w:rFonts w:ascii="Times New Roman" w:hAnsi="Times New Roman" w:cs="Times New Roman"/>
+          <w:sz w:val="26"/>
+          <w:szCs w:val="26"/>
+        </w:rPr>
+        <w:t>--------------------------------------------------------------------------------</w:t>
+      </w:r>
+    </w:p>
+    <w:p>
+      <w:pPr>
+        <w:spacing w:line="360" w:lineRule="auto"/>
+        <w:rPr>
+          <w:rFonts w:ascii="Times New Roman" w:hAnsi="Times New Roman" w:cs="Times New Roman"/>
+          <w:sz w:val="26"/>
+          <w:szCs w:val="26"/>
+        </w:rPr>
+      </w:pPr>
+      <w:r>
+        <w:rPr>
+          <w:rFonts w:ascii="Times New Roman" w:hAnsi="Times New Roman" w:cs="Times New Roman"/>
+          <w:sz w:val="26"/>
+          <w:szCs w:val="26"/>
+        </w:rPr>
+        <w:t>-- 4. TẠO INDEX ĐỂ TỐI ƯU HÓA TRUY VẤN</w:t>
+      </w:r>
+    </w:p>
+    <w:p>
+      <w:pPr>
+        <w:spacing w:line="360" w:lineRule="auto"/>
+        <w:rPr>
+          <w:rFonts w:ascii="Times New Roman" w:hAnsi="Times New Roman" w:cs="Times New Roman"/>
+          <w:sz w:val="26"/>
+          <w:szCs w:val="26"/>
+        </w:rPr>
+      </w:pPr>
+      <w:r>
+        <w:rPr>
+          <w:rFonts w:ascii="Times New Roman" w:hAnsi="Times New Roman" w:cs="Times New Roman"/>
+          <w:sz w:val="26"/>
+          <w:szCs w:val="26"/>
+        </w:rPr>
+        <w:t>--------------------------------------------------------------------------------</w:t>
+      </w:r>
+    </w:p>
+    <w:p>
+      <w:pPr>
+        <w:spacing w:line="360" w:lineRule="auto"/>
+        <w:rPr>
+          <w:rFonts w:ascii="Times New Roman" w:hAnsi="Times New Roman" w:cs="Times New Roman"/>
+          <w:sz w:val="26"/>
+          <w:szCs w:val="26"/>
+        </w:rPr>
+      </w:pPr>
+      <w:r>
+        <w:rPr>
+          <w:rFonts w:ascii="Times New Roman" w:hAnsi="Times New Roman" w:cs="Times New Roman"/>
+          <w:sz w:val="26"/>
+          <w:szCs w:val="26"/>
+        </w:rPr>
+        <w:t>CREATE INDEX IX_PhieuDatPhong_Ngay ON PhieuDatPhong(NgayNhan, NgayTraDuKien, TrangThai);</w:t>
+      </w:r>
+    </w:p>
+    <w:p>
+      <w:pPr>
+        <w:spacing w:line="360" w:lineRule="auto"/>
+        <w:rPr>
+          <w:rFonts w:ascii="Times New Roman" w:hAnsi="Times New Roman" w:cs="Times New Roman"/>
+          <w:sz w:val="26"/>
+          <w:szCs w:val="26"/>
+        </w:rPr>
+      </w:pPr>
+      <w:r>
+        <w:rPr>
+          <w:rFonts w:ascii="Times New Roman" w:hAnsi="Times New Roman" w:cs="Times New Roman"/>
+          <w:sz w:val="26"/>
+          <w:szCs w:val="26"/>
+        </w:rPr>
+        <w:lastRenderedPageBreak/>
+        <w:t>CREATE INDEX IX_CTDat_Phong ON ChiTietDatPhong(SoPhong, SoPhieuDat);</w:t>
+      </w:r>
+    </w:p>
+    <w:p>
+      <w:pPr>
+        <w:spacing w:line="360" w:lineRule="auto"/>
+        <w:rPr>
+          <w:rFonts w:ascii="Times New Roman" w:hAnsi="Times New Roman" w:cs="Times New Roman"/>
+          <w:sz w:val="26"/>
+          <w:szCs w:val="26"/>
+        </w:rPr>
+      </w:pPr>
+      <w:r>
+        <w:rPr>
+          <w:rFonts w:ascii="Times New Roman" w:hAnsi="Times New Roman" w:cs="Times New Roman"/>
+          <w:sz w:val="26"/>
+          <w:szCs w:val="26"/>
+        </w:rPr>
+        <w:t>CREATE INDEX IX_PhieuSDDV_DatPhong ON PhieuSuDungDV(SoPhieuDat, SoPhong, NgaySuDung);</w:t>
+      </w:r>
+    </w:p>
+    <w:p>
+      <w:pPr>
+        <w:spacing w:line="360" w:lineRule="auto"/>
+        <w:rPr>
+          <w:rFonts w:ascii="Times New Roman" w:hAnsi="Times New Roman" w:cs="Times New Roman"/>
+          <w:sz w:val="26"/>
+          <w:szCs w:val="26"/>
+        </w:rPr>
+      </w:pPr>
+      <w:r>
+        <w:rPr>
+          <w:rFonts w:ascii="Times New Roman" w:hAnsi="Times New Roman" w:cs="Times New Roman"/>
+          <w:sz w:val="26"/>
+          <w:szCs w:val="26"/>
+        </w:rPr>
+        <w:t>GO</w:t>
+      </w:r>
+    </w:p>
+    <w:p>
+      <w:pPr>
+        <w:spacing w:line="360" w:lineRule="auto"/>
+        <w:rPr>
+          <w:rFonts w:ascii="Times New Roman" w:hAnsi="Times New Roman" w:cs="Times New Roman"/>
+          <w:sz w:val="26"/>
+          <w:szCs w:val="26"/>
+        </w:rPr>
+      </w:pPr>
+    </w:p>
+    <w:p>
+      <w:pPr>
+        <w:spacing w:line="360" w:lineRule="auto"/>
+        <w:rPr>
+          <w:rFonts w:ascii="Times New Roman" w:hAnsi="Times New Roman" w:cs="Times New Roman"/>
+          <w:sz w:val="26"/>
+          <w:szCs w:val="26"/>
+        </w:rPr>
+      </w:pPr>
+      <w:r>
+        <w:rPr>
+          <w:rFonts w:ascii="Times New Roman" w:hAnsi="Times New Roman" w:cs="Times New Roman"/>
+          <w:sz w:val="26"/>
+          <w:szCs w:val="26"/>
+        </w:rPr>
+        <w:t>--------------------------------------------------------------------------------</w:t>
+      </w:r>
+    </w:p>
+    <w:p>
+      <w:pPr>
+        <w:spacing w:line="360" w:lineRule="auto"/>
+        <w:rPr>
+          <w:rFonts w:ascii="Times New Roman" w:hAnsi="Times New Roman" w:cs="Times New Roman"/>
+          <w:sz w:val="26"/>
+          <w:szCs w:val="26"/>
+        </w:rPr>
+      </w:pPr>
+      <w:r>
+        <w:rPr>
+          <w:rFonts w:ascii="Times New Roman" w:hAnsi="Times New Roman" w:cs="Times New Roman"/>
+          <w:sz w:val="26"/>
+          <w:szCs w:val="26"/>
+        </w:rPr>
+        <w:t>-- 5. CHÈN DỮ LIỆU MẪU (SEED DATA)</w:t>
+      </w:r>
+    </w:p>
+    <w:p>
+      <w:pPr>
+        <w:spacing w:line="360" w:lineRule="auto"/>
+        <w:rPr>
+          <w:rFonts w:ascii="Times New Roman" w:hAnsi="Times New Roman" w:cs="Times New Roman"/>
+          <w:sz w:val="26"/>
+          <w:szCs w:val="26"/>
+        </w:rPr>
+      </w:pPr>
+      <w:r>
+        <w:rPr>
+          <w:rFonts w:ascii="Times New Roman" w:hAnsi="Times New Roman" w:cs="Times New Roman"/>
+          <w:sz w:val="26"/>
+          <w:szCs w:val="26"/>
+        </w:rPr>
+        <w:t>--------------------------------------------------------------------------------</w:t>
+      </w:r>
+    </w:p>
+    <w:p>
+      <w:pPr>
+        <w:spacing w:line="360" w:lineRule="auto"/>
+        <w:rPr>
+          <w:rFonts w:ascii="Times New Roman" w:hAnsi="Times New Roman" w:cs="Times New Roman"/>
+          <w:sz w:val="26"/>
+          <w:szCs w:val="26"/>
+        </w:rPr>
+      </w:pPr>
+      <w:r>
+        <w:rPr>
+          <w:rFonts w:ascii="Times New Roman" w:hAnsi="Times New Roman" w:cs="Times New Roman"/>
+          <w:sz w:val="26"/>
+          <w:szCs w:val="26"/>
+        </w:rPr>
+        <w:t>INSERT INTO NhanVien(MaNV, HoTen, VaiTro, SoDienThoai) VALUES</w:t>
+      </w:r>
+    </w:p>
+    <w:p>
+      <w:pPr>
+        <w:spacing w:line="360" w:lineRule="auto"/>
+        <w:rPr>
+          <w:rFonts w:ascii="Times New Roman" w:hAnsi="Times New Roman" w:cs="Times New Roman"/>
+          <w:sz w:val="26"/>
+          <w:szCs w:val="26"/>
+        </w:rPr>
+      </w:pPr>
+      <w:r>
+        <w:rPr>
+          <w:rFonts w:ascii="Times New Roman" w:hAnsi="Times New Roman" w:cs="Times New Roman"/>
+          <w:sz w:val="26"/>
+          <w:szCs w:val="26"/>
+        </w:rPr>
+        <w:t>('NV01', N'Nguyễn Thu Hà', N'Lễ tân', '0901000001'),</w:t>
+      </w:r>
+    </w:p>
+    <w:p>
+      <w:pPr>
+        <w:spacing w:line="360" w:lineRule="auto"/>
+        <w:rPr>
+          <w:rFonts w:ascii="Times New Roman" w:hAnsi="Times New Roman" w:cs="Times New Roman"/>
+          <w:sz w:val="26"/>
+          <w:szCs w:val="26"/>
+        </w:rPr>
+      </w:pPr>
+      <w:r>
+        <w:rPr>
+          <w:rFonts w:ascii="Times New Roman" w:hAnsi="Times New Roman" w:cs="Times New Roman"/>
+          <w:sz w:val="26"/>
+          <w:szCs w:val="26"/>
+        </w:rPr>
+        <w:t>('NV02', N'Trần Minh An', N'Phục vụ phòng', '0901000002'),</w:t>
+      </w:r>
+    </w:p>
+    <w:p>
+      <w:pPr>
+        <w:spacing w:line="360" w:lineRule="auto"/>
+        <w:rPr>
+          <w:rFonts w:ascii="Times New Roman" w:hAnsi="Times New Roman" w:cs="Times New Roman"/>
+          <w:sz w:val="26"/>
+          <w:szCs w:val="26"/>
+        </w:rPr>
+      </w:pPr>
+      <w:r>
+        <w:rPr>
+          <w:rFonts w:ascii="Times New Roman" w:hAnsi="Times New Roman" w:cs="Times New Roman"/>
+          <w:sz w:val="26"/>
+          <w:szCs w:val="26"/>
+        </w:rPr>
+        <w:t>('NV03', N'Lê Hoàng Nam', N'Thanh toán', '0901000003');</w:t>
+      </w:r>
+    </w:p>
+    <w:p>
+      <w:pPr>
+        <w:spacing w:line="360" w:lineRule="auto"/>
+        <w:rPr>
+          <w:rFonts w:ascii="Times New Roman" w:hAnsi="Times New Roman" w:cs="Times New Roman"/>
+          <w:sz w:val="26"/>
+          <w:szCs w:val="26"/>
+        </w:rPr>
+      </w:pPr>
+    </w:p>
+    <w:p>
+      <w:pPr>
+        <w:spacing w:line="360" w:lineRule="auto"/>
+        <w:rPr>
+          <w:rFonts w:ascii="Times New Roman" w:hAnsi="Times New Roman" w:cs="Times New Roman"/>
+          <w:sz w:val="26"/>
+          <w:szCs w:val="26"/>
+        </w:rPr>
+      </w:pPr>
+      <w:r>
+        <w:rPr>
+          <w:rFonts w:ascii="Times New Roman" w:hAnsi="Times New Roman" w:cs="Times New Roman"/>
+          <w:sz w:val="26"/>
+          <w:szCs w:val="26"/>
+        </w:rPr>
+        <w:t xml:space="preserve">INSERT INTO KhuVuc(MaKhuVuc, TenKhuVuc) VALUES </w:t>
+      </w:r>
+    </w:p>
+    <w:p>
+      <w:pPr>
+        <w:spacing w:line="360" w:lineRule="auto"/>
+        <w:rPr>
+          <w:rFonts w:ascii="Times New Roman" w:hAnsi="Times New Roman" w:cs="Times New Roman"/>
+          <w:sz w:val="26"/>
+          <w:szCs w:val="26"/>
+        </w:rPr>
+      </w:pPr>
+      <w:r>
+        <w:rPr>
+          <w:rFonts w:ascii="Times New Roman" w:hAnsi="Times New Roman" w:cs="Times New Roman"/>
+          <w:sz w:val="26"/>
+          <w:szCs w:val="26"/>
+        </w:rPr>
+        <w:t xml:space="preserve">('A', N'Khu A'), </w:t>
+      </w:r>
+    </w:p>
+    <w:p>
+      <w:pPr>
+        <w:spacing w:line="360" w:lineRule="auto"/>
+        <w:rPr>
+          <w:rFonts w:ascii="Times New Roman" w:hAnsi="Times New Roman" w:cs="Times New Roman"/>
+          <w:sz w:val="26"/>
+          <w:szCs w:val="26"/>
+        </w:rPr>
+      </w:pPr>
+      <w:r>
+        <w:rPr>
+          <w:rFonts w:ascii="Times New Roman" w:hAnsi="Times New Roman" w:cs="Times New Roman"/>
+          <w:sz w:val="26"/>
+          <w:szCs w:val="26"/>
+        </w:rPr>
+        <w:t>('B', N'Khu B');</w:t>
+      </w:r>
+    </w:p>
+    <w:p>
+      <w:pPr>
+        <w:spacing w:line="360" w:lineRule="auto"/>
+        <w:rPr>
+          <w:rFonts w:ascii="Times New Roman" w:hAnsi="Times New Roman" w:cs="Times New Roman"/>
+          <w:sz w:val="26"/>
+          <w:szCs w:val="26"/>
+        </w:rPr>
+      </w:pPr>
+    </w:p>
+    <w:p>
+      <w:pPr>
+        <w:spacing w:line="360" w:lineRule="auto"/>
+        <w:rPr>
+          <w:rFonts w:ascii="Times New Roman" w:hAnsi="Times New Roman" w:cs="Times New Roman"/>
+          <w:sz w:val="26"/>
+          <w:szCs w:val="26"/>
+        </w:rPr>
+      </w:pPr>
+      <w:r>
+        <w:rPr>
+          <w:rFonts w:ascii="Times New Roman" w:hAnsi="Times New Roman" w:cs="Times New Roman"/>
+          <w:sz w:val="26"/>
+          <w:szCs w:val="26"/>
+        </w:rPr>
+        <w:t>INSERT INTO Phong(SoPhong, MaKhuVuc, SoNguoiToiDa, DonGiaNgay, TrangThai) VALUES</w:t>
+      </w:r>
+    </w:p>
+    <w:p>
+      <w:pPr>
+        <w:spacing w:line="360" w:lineRule="auto"/>
+        <w:rPr>
+          <w:rFonts w:ascii="Times New Roman" w:hAnsi="Times New Roman" w:cs="Times New Roman"/>
+          <w:sz w:val="26"/>
+          <w:szCs w:val="26"/>
+        </w:rPr>
+      </w:pPr>
+      <w:r>
+        <w:rPr>
+          <w:rFonts w:ascii="Times New Roman" w:hAnsi="Times New Roman" w:cs="Times New Roman"/>
+          <w:sz w:val="26"/>
+          <w:szCs w:val="26"/>
+        </w:rPr>
+        <w:t xml:space="preserve">('A101', 'A', 2, 600000, N'Trống'), </w:t>
+      </w:r>
+    </w:p>
+    <w:p>
+      <w:pPr>
+        <w:spacing w:line="360" w:lineRule="auto"/>
+        <w:rPr>
+          <w:rFonts w:ascii="Times New Roman" w:hAnsi="Times New Roman" w:cs="Times New Roman"/>
+          <w:sz w:val="26"/>
+          <w:szCs w:val="26"/>
+        </w:rPr>
+      </w:pPr>
+      <w:r>
+        <w:rPr>
+          <w:rFonts w:ascii="Times New Roman" w:hAnsi="Times New Roman" w:cs="Times New Roman"/>
+          <w:sz w:val="26"/>
+          <w:szCs w:val="26"/>
+        </w:rPr>
+        <w:t>('A102', 'A', 3, 800000, N'Trống'),</w:t>
+      </w:r>
+    </w:p>
+    <w:p>
+      <w:pPr>
+        <w:spacing w:line="360" w:lineRule="auto"/>
+        <w:rPr>
+          <w:rFonts w:ascii="Times New Roman" w:hAnsi="Times New Roman" w:cs="Times New Roman"/>
+          <w:sz w:val="26"/>
+          <w:szCs w:val="26"/>
+        </w:rPr>
+      </w:pPr>
+      <w:r>
+        <w:rPr>
+          <w:rFonts w:ascii="Times New Roman" w:hAnsi="Times New Roman" w:cs="Times New Roman"/>
+          <w:sz w:val="26"/>
+          <w:szCs w:val="26"/>
+        </w:rPr>
+        <w:t>('B201', 'B', 4, 1200000, N'Trống');</w:t>
+      </w:r>
+    </w:p>
+    <w:p>
+      <w:pPr>
+        <w:spacing w:line="360" w:lineRule="auto"/>
+        <w:rPr>
+          <w:rFonts w:ascii="Times New Roman" w:hAnsi="Times New Roman" w:cs="Times New Roman"/>
+          <w:sz w:val="26"/>
+          <w:szCs w:val="26"/>
+        </w:rPr>
+      </w:pPr>
+    </w:p>
+    <w:p>
+      <w:pPr>
+        <w:spacing w:line="360" w:lineRule="auto"/>
+        <w:rPr>
+          <w:rFonts w:ascii="Times New Roman" w:hAnsi="Times New Roman" w:cs="Times New Roman"/>
+          <w:sz w:val="26"/>
+          <w:szCs w:val="26"/>
+        </w:rPr>
+      </w:pPr>
+      <w:r>
+        <w:rPr>
+          <w:rFonts w:ascii="Times New Roman" w:hAnsi="Times New Roman" w:cs="Times New Roman"/>
+          <w:sz w:val="26"/>
+          <w:szCs w:val="26"/>
+        </w:rPr>
+        <w:t xml:space="preserve">INSERT INTO LoaiTienNghi(MaLoaiTN, TenLoaiTN) VALUES </w:t>
+      </w:r>
+    </w:p>
+    <w:p>
+      <w:pPr>
+        <w:spacing w:line="360" w:lineRule="auto"/>
+        <w:rPr>
+          <w:rFonts w:ascii="Times New Roman" w:hAnsi="Times New Roman" w:cs="Times New Roman"/>
+          <w:sz w:val="26"/>
+          <w:szCs w:val="26"/>
+        </w:rPr>
+      </w:pPr>
+      <w:r>
+        <w:rPr>
+          <w:rFonts w:ascii="Times New Roman" w:hAnsi="Times New Roman" w:cs="Times New Roman"/>
+          <w:sz w:val="26"/>
+          <w:szCs w:val="26"/>
+        </w:rPr>
+        <w:t xml:space="preserve">('TV', N'Ti vi'), </w:t>
+      </w:r>
+    </w:p>
+    <w:p>
+      <w:pPr>
+        <w:spacing w:line="360" w:lineRule="auto"/>
+        <w:rPr>
+          <w:rFonts w:ascii="Times New Roman" w:hAnsi="Times New Roman" w:cs="Times New Roman"/>
+          <w:sz w:val="26"/>
+          <w:szCs w:val="26"/>
+        </w:rPr>
+      </w:pPr>
+      <w:r>
+        <w:rPr>
+          <w:rFonts w:ascii="Times New Roman" w:hAnsi="Times New Roman" w:cs="Times New Roman"/>
+          <w:sz w:val="26"/>
+          <w:szCs w:val="26"/>
+        </w:rPr>
+        <w:t xml:space="preserve">('TL', N'Tủ lạnh'), </w:t>
+      </w:r>
+    </w:p>
+    <w:p>
+      <w:pPr>
+        <w:spacing w:line="360" w:lineRule="auto"/>
+        <w:rPr>
+          <w:rFonts w:ascii="Times New Roman" w:hAnsi="Times New Roman" w:cs="Times New Roman"/>
+          <w:sz w:val="26"/>
+          <w:szCs w:val="26"/>
+        </w:rPr>
+      </w:pPr>
+      <w:r>
+        <w:rPr>
+          <w:rFonts w:ascii="Times New Roman" w:hAnsi="Times New Roman" w:cs="Times New Roman"/>
+          <w:sz w:val="26"/>
+          <w:szCs w:val="26"/>
+        </w:rPr>
+        <w:t>('DT', N'Điện thoại');</w:t>
+      </w:r>
+    </w:p>
+    <w:p>
+      <w:pPr>
+        <w:spacing w:line="360" w:lineRule="auto"/>
+        <w:rPr>
+          <w:rFonts w:ascii="Times New Roman" w:hAnsi="Times New Roman" w:cs="Times New Roman"/>
+          <w:sz w:val="26"/>
+          <w:szCs w:val="26"/>
+        </w:rPr>
+      </w:pPr>
+    </w:p>
+    <w:p>
+      <w:pPr>
+        <w:spacing w:line="360" w:lineRule="auto"/>
+        <w:rPr>
+          <w:rFonts w:ascii="Times New Roman" w:hAnsi="Times New Roman" w:cs="Times New Roman"/>
+          <w:sz w:val="26"/>
+          <w:szCs w:val="26"/>
+        </w:rPr>
+      </w:pPr>
+      <w:r>
+        <w:rPr>
+          <w:rFonts w:ascii="Times New Roman" w:hAnsi="Times New Roman" w:cs="Times New Roman"/>
+          <w:sz w:val="26"/>
+          <w:szCs w:val="26"/>
+        </w:rPr>
+        <w:t>INSERT INTO TienNghi(MaTienNghi, MaLoaiTN, SoThuTu, TinhTrangHienTai) VALUES</w:t>
+      </w:r>
+    </w:p>
+    <w:p>
+      <w:pPr>
+        <w:spacing w:line="360" w:lineRule="auto"/>
+        <w:rPr>
+          <w:rFonts w:ascii="Times New Roman" w:hAnsi="Times New Roman" w:cs="Times New Roman"/>
+          <w:sz w:val="26"/>
+          <w:szCs w:val="26"/>
+        </w:rPr>
+      </w:pPr>
+      <w:r>
+        <w:rPr>
+          <w:rFonts w:ascii="Times New Roman" w:hAnsi="Times New Roman" w:cs="Times New Roman"/>
+          <w:sz w:val="26"/>
+          <w:szCs w:val="26"/>
+        </w:rPr>
+        <w:t>('TV01', 'TV', 1, N'Tốt'),</w:t>
+      </w:r>
+    </w:p>
+    <w:p>
+      <w:pPr>
+        <w:spacing w:line="360" w:lineRule="auto"/>
+        <w:rPr>
+          <w:rFonts w:ascii="Times New Roman" w:hAnsi="Times New Roman" w:cs="Times New Roman"/>
+          <w:sz w:val="26"/>
+          <w:szCs w:val="26"/>
+        </w:rPr>
+      </w:pPr>
+      <w:r>
+        <w:rPr>
+          <w:rFonts w:ascii="Times New Roman" w:hAnsi="Times New Roman" w:cs="Times New Roman"/>
+          <w:sz w:val="26"/>
+          <w:szCs w:val="26"/>
+        </w:rPr>
+        <w:t>('TV02', 'TV', 2, N'Tốt'),</w:t>
+      </w:r>
+    </w:p>
+    <w:p>
+      <w:pPr>
+        <w:spacing w:line="360" w:lineRule="auto"/>
+        <w:rPr>
+          <w:rFonts w:ascii="Times New Roman" w:hAnsi="Times New Roman" w:cs="Times New Roman"/>
+          <w:sz w:val="26"/>
+          <w:szCs w:val="26"/>
+        </w:rPr>
+      </w:pPr>
+      <w:r>
+        <w:rPr>
+          <w:rFonts w:ascii="Times New Roman" w:hAnsi="Times New Roman" w:cs="Times New Roman"/>
+          <w:sz w:val="26"/>
+          <w:szCs w:val="26"/>
+        </w:rPr>
+        <w:t>('TL01', 'TL', 1, N'Tốt');</w:t>
+      </w:r>
+    </w:p>
+    <w:p>
+      <w:pPr>
+        <w:spacing w:line="360" w:lineRule="auto"/>
+        <w:rPr>
+          <w:rFonts w:ascii="Times New Roman" w:hAnsi="Times New Roman" w:cs="Times New Roman"/>
+          <w:sz w:val="26"/>
+          <w:szCs w:val="26"/>
+        </w:rPr>
+      </w:pPr>
+    </w:p>
+    <w:p>
+      <w:pPr>
+        <w:spacing w:line="360" w:lineRule="auto"/>
+        <w:rPr>
+          <w:rFonts w:ascii="Times New Roman" w:hAnsi="Times New Roman" w:cs="Times New Roman"/>
+          <w:sz w:val="26"/>
+          <w:szCs w:val="26"/>
+        </w:rPr>
+      </w:pPr>
+      <w:r>
+        <w:rPr>
+          <w:rFonts w:ascii="Times New Roman" w:hAnsi="Times New Roman" w:cs="Times New Roman"/>
+          <w:sz w:val="26"/>
+          <w:szCs w:val="26"/>
+        </w:rPr>
+        <w:t>INSERT INTO DichVu(MaDV, TenDV, DonViTinh, DonGia) VALUES</w:t>
+      </w:r>
+    </w:p>
+    <w:p>
+      <w:pPr>
+        <w:spacing w:line="360" w:lineRule="auto"/>
+        <w:rPr>
+          <w:rFonts w:ascii="Times New Roman" w:hAnsi="Times New Roman" w:cs="Times New Roman"/>
+          <w:sz w:val="26"/>
+          <w:szCs w:val="26"/>
+        </w:rPr>
+      </w:pPr>
+      <w:r>
+        <w:rPr>
+          <w:rFonts w:ascii="Times New Roman" w:hAnsi="Times New Roman" w:cs="Times New Roman"/>
+          <w:sz w:val="26"/>
+          <w:szCs w:val="26"/>
+        </w:rPr>
+        <w:t>('DV01', N'Ăn sáng', N'Suất', 120000),</w:t>
+      </w:r>
+    </w:p>
+    <w:p>
+      <w:pPr>
+        <w:spacing w:line="360" w:lineRule="auto"/>
+        <w:rPr>
+          <w:rFonts w:ascii="Times New Roman" w:hAnsi="Times New Roman" w:cs="Times New Roman"/>
+          <w:sz w:val="26"/>
+          <w:szCs w:val="26"/>
+        </w:rPr>
+      </w:pPr>
+      <w:r>
+        <w:rPr>
+          <w:rFonts w:ascii="Times New Roman" w:hAnsi="Times New Roman" w:cs="Times New Roman"/>
+          <w:sz w:val="26"/>
+          <w:szCs w:val="26"/>
+        </w:rPr>
+        <w:t xml:space="preserve">('DV02', N'Tắm hơi', N'Lượt', 250000), </w:t>
+      </w:r>
+    </w:p>
+    <w:p>
+      <w:pPr>
+        <w:spacing w:line="360" w:lineRule="auto"/>
+        <w:rPr>
+          <w:rFonts w:ascii="Times New Roman" w:hAnsi="Times New Roman" w:cs="Times New Roman"/>
+          <w:sz w:val="26"/>
+          <w:szCs w:val="26"/>
+        </w:rPr>
+      </w:pPr>
+      <w:r>
+        <w:rPr>
+          <w:rFonts w:ascii="Times New Roman" w:hAnsi="Times New Roman" w:cs="Times New Roman"/>
+          <w:sz w:val="26"/>
+          <w:szCs w:val="26"/>
+        </w:rPr>
+        <w:t>('DV03', N'Karaoke', N'Giờ', 300000);</w:t>
+      </w:r>
+    </w:p>
+    <w:p>
+      <w:pPr>
+        <w:spacing w:line="360" w:lineRule="auto"/>
+        <w:rPr>
+          <w:rFonts w:ascii="Times New Roman" w:hAnsi="Times New Roman" w:cs="Times New Roman"/>
+          <w:sz w:val="26"/>
+          <w:szCs w:val="26"/>
+        </w:rPr>
+      </w:pPr>
+    </w:p>
+    <w:p>
+      <w:pPr>
+        <w:spacing w:line="360" w:lineRule="auto"/>
+        <w:rPr>
+          <w:rFonts w:ascii="Times New Roman" w:hAnsi="Times New Roman" w:cs="Times New Roman"/>
+          <w:sz w:val="26"/>
+          <w:szCs w:val="26"/>
+        </w:rPr>
+      </w:pPr>
+      <w:r>
+        <w:rPr>
+          <w:rFonts w:ascii="Times New Roman" w:hAnsi="Times New Roman" w:cs="Times New Roman"/>
+          <w:sz w:val="26"/>
+          <w:szCs w:val="26"/>
+        </w:rPr>
+        <w:t>INSERT INTO QuyDinhDenBu(MaQuyDinh, MaLoaiTN, MucDoThietHai, MucDenBu) VALUES</w:t>
+      </w:r>
+    </w:p>
+    <w:p>
+      <w:pPr>
+        <w:spacing w:line="360" w:lineRule="auto"/>
+        <w:rPr>
+          <w:rFonts w:ascii="Times New Roman" w:hAnsi="Times New Roman" w:cs="Times New Roman"/>
+          <w:sz w:val="26"/>
+          <w:szCs w:val="26"/>
+        </w:rPr>
+      </w:pPr>
+      <w:r>
+        <w:rPr>
+          <w:rFonts w:ascii="Times New Roman" w:hAnsi="Times New Roman" w:cs="Times New Roman"/>
+          <w:sz w:val="26"/>
+          <w:szCs w:val="26"/>
+        </w:rPr>
+        <w:t>('QD01', 'TV', N'Hư hỏng nhẹ', 500000),</w:t>
+      </w:r>
+    </w:p>
+    <w:p>
+      <w:pPr>
+        <w:spacing w:line="360" w:lineRule="auto"/>
+        <w:rPr>
+          <w:rFonts w:ascii="Times New Roman" w:hAnsi="Times New Roman" w:cs="Times New Roman"/>
+          <w:sz w:val="26"/>
+          <w:szCs w:val="26"/>
+        </w:rPr>
+      </w:pPr>
+      <w:r>
+        <w:rPr>
+          <w:rFonts w:ascii="Times New Roman" w:hAnsi="Times New Roman" w:cs="Times New Roman"/>
+          <w:sz w:val="26"/>
+          <w:szCs w:val="26"/>
+        </w:rPr>
+        <w:t xml:space="preserve">('QD02', 'TV', N'Mất', 5000000), </w:t>
+      </w:r>
+    </w:p>
+    <w:p>
+      <w:pPr>
+        <w:spacing w:line="360" w:lineRule="auto"/>
+        <w:rPr>
+          <w:rFonts w:ascii="Times New Roman" w:hAnsi="Times New Roman" w:cs="Times New Roman"/>
+          <w:sz w:val="26"/>
+          <w:szCs w:val="26"/>
+        </w:rPr>
+      </w:pPr>
+      <w:r>
+        <w:rPr>
+          <w:rFonts w:ascii="Times New Roman" w:hAnsi="Times New Roman" w:cs="Times New Roman"/>
+          <w:sz w:val="26"/>
+          <w:szCs w:val="26"/>
+        </w:rPr>
+        <w:t xml:space="preserve">('QD03', 'TL', N'Hư hỏng nhẹ', 400000), </w:t>
+      </w:r>
+    </w:p>
+    <w:p>
+      <w:pPr>
+        <w:spacing w:line="360" w:lineRule="auto"/>
+        <w:rPr>
+          <w:rFonts w:ascii="Times New Roman" w:hAnsi="Times New Roman" w:cs="Times New Roman"/>
+          <w:sz w:val="26"/>
+          <w:szCs w:val="26"/>
+        </w:rPr>
+      </w:pPr>
+      <w:r>
+        <w:rPr>
+          <w:rFonts w:ascii="Times New Roman" w:hAnsi="Times New Roman" w:cs="Times New Roman"/>
+          <w:sz w:val="26"/>
+          <w:szCs w:val="26"/>
+        </w:rPr>
+        <w:t>('QD04', 'TL', N'Mất', 4000000);</w:t>
+      </w:r>
+    </w:p>
+    <w:p>
+      <w:pPr>
+        <w:spacing w:line="360" w:lineRule="auto"/>
+        <w:rPr>
+          <w:rFonts w:ascii="Times New Roman" w:hAnsi="Times New Roman" w:cs="Times New Roman"/>
+          <w:sz w:val="26"/>
+          <w:szCs w:val="26"/>
+        </w:rPr>
+      </w:pPr>
+      <w:r>
+        <w:rPr>
+          <w:rFonts w:ascii="Times New Roman" w:hAnsi="Times New Roman" w:cs="Times New Roman"/>
+          <w:sz w:val="26"/>
+          <w:szCs w:val="26"/>
+        </w:rPr>
+        <w:lastRenderedPageBreak/>
+        <w:t>GO</w:t>
+      </w:r>
+    </w:p>
+    <w:p>
+      <w:pPr>
+        <w:pStyle w:val="ListParagraph"/>
+        <w:numPr>
+          <w:ilvl w:val="0"/>
+          <w:numId w:val="4"/>
         </w:numPr>
         <w:rPr>
           <w:rFonts w:ascii="Times New Roman" w:hAnsi="Times New Roman" w:cs="Times New Roman"/>
@@ -280,7 +6553,7 @@
                     <pic:cNvPicPr/>
                   </pic:nvPicPr>
                   <pic:blipFill>
-                    <a:blip r:embed="rId5"/>
+                    <a:blip r:embed="rId12"/>
                     <a:stretch>
                       <a:fillRect/>
                     </a:stretch>
@@ -306,7 +6579,7 @@
         <w:pStyle w:val="ListParagraph"/>
         <w:numPr>
           <w:ilvl w:val="0"/>
-          <w:numId w:val="1"/>
+          <w:numId w:val="4"/>
         </w:numPr>
         <w:rPr>
           <w:rFonts w:ascii="Times New Roman" w:hAnsi="Times New Roman" w:cs="Times New Roman"/>
@@ -338,7 +6611,6 @@
           <w:sz w:val="26"/>
           <w:szCs w:val="26"/>
         </w:rPr>
-        <w:lastRenderedPageBreak/>
         <w:drawing>
           <wp:inline distT="0" distB="0" distL="0" distR="0" wp14:anchorId="2D65DEB3" wp14:editId="798AF4F3">
             <wp:extent cx="6151880" cy="3459480"/>
@@ -352,545 +6624,6 @@
                 <pic:pic xmlns:pic="http://schemas.openxmlformats.org/drawingml/2006/picture">
                   <pic:nvPicPr>
                     <pic:cNvPr id="144387182" name=""/>
-                    <pic:cNvPicPr/>
-                  </pic:nvPicPr>
-                  <pic:blipFill>
-                    <a:blip r:embed="rId6"/>
-                    <a:stretch>
-                      <a:fillRect/>
-                    </a:stretch>
-                  </pic:blipFill>
-                  <pic:spPr>
-                    <a:xfrm>
-                      <a:off x="0" y="0"/>
-                      <a:ext cx="6151880" cy="3459480"/>
-                    </a:xfrm>
-                    <a:prstGeom prst="rect">
-                      <a:avLst/>
-                    </a:prstGeom>
-                  </pic:spPr>
-                </pic:pic>
-              </a:graphicData>
-            </a:graphic>
-          </wp:inline>
-        </w:drawing>
-      </w:r>
-    </w:p>
-    <w:p>
-      <w:pPr>
-        <w:rPr>
-          <w:rFonts w:ascii="Times New Roman" w:hAnsi="Times New Roman" w:cs="Times New Roman"/>
-          <w:sz w:val="26"/>
-          <w:szCs w:val="26"/>
-        </w:rPr>
-      </w:pPr>
-      <w:r>
-        <w:rPr>
-          <w:rFonts w:ascii="Times New Roman" w:hAnsi="Times New Roman" w:cs="Times New Roman"/>
-          <w:sz w:val="26"/>
-          <w:szCs w:val="26"/>
-        </w:rPr>
-        <w:br w:type="page"/>
-      </w:r>
-    </w:p>
-    <w:p>
-      <w:pPr>
-        <w:pStyle w:val="ListParagraph"/>
-        <w:numPr>
-          <w:ilvl w:val="0"/>
-          <w:numId w:val="1"/>
-        </w:numPr>
-        <w:rPr>
-          <w:rFonts w:ascii="Times New Roman" w:hAnsi="Times New Roman" w:cs="Times New Roman"/>
-          <w:sz w:val="26"/>
-          <w:szCs w:val="26"/>
-        </w:rPr>
-      </w:pPr>
-      <w:r>
-        <w:rPr>
-          <w:rFonts w:ascii="Times New Roman" w:hAnsi="Times New Roman" w:cs="Times New Roman"/>
-          <w:sz w:val="26"/>
-          <w:szCs w:val="26"/>
-        </w:rPr>
-        <w:lastRenderedPageBreak/>
-        <w:t>Form giao diện quản lý khu vực</w:t>
-      </w:r>
-    </w:p>
-    <w:p>
-      <w:pPr>
-        <w:rPr>
-          <w:rFonts w:ascii="Times New Roman" w:hAnsi="Times New Roman" w:cs="Times New Roman"/>
-          <w:sz w:val="26"/>
-          <w:szCs w:val="26"/>
-        </w:rPr>
-      </w:pPr>
-      <w:r>
-        <w:rPr>
-          <w:rFonts w:ascii="Times New Roman" w:hAnsi="Times New Roman" w:cs="Times New Roman"/>
-          <w:noProof/>
-          <w:sz w:val="26"/>
-          <w:szCs w:val="26"/>
-        </w:rPr>
-        <w:drawing>
-          <wp:inline distT="0" distB="0" distL="0" distR="0" wp14:anchorId="617E7F9A" wp14:editId="72707D27">
-            <wp:extent cx="6151880" cy="3459480"/>
-            <wp:effectExtent l="0" t="0" r="1270" b="7620"/>
-            <wp:docPr id="1712520060" name="Picture 1"/>
-            <wp:cNvGraphicFramePr>
-              <a:graphicFrameLocks xmlns:a="http://schemas.openxmlformats.org/drawingml/2006/main" noChangeAspect="1"/>
-            </wp:cNvGraphicFramePr>
-            <a:graphic xmlns:a="http://schemas.openxmlformats.org/drawingml/2006/main">
-              <a:graphicData uri="http://schemas.openxmlformats.org/drawingml/2006/picture">
-                <pic:pic xmlns:pic="http://schemas.openxmlformats.org/drawingml/2006/picture">
-                  <pic:nvPicPr>
-                    <pic:cNvPr id="1712520060" name=""/>
-                    <pic:cNvPicPr/>
-                  </pic:nvPicPr>
-                  <pic:blipFill>
-                    <a:blip r:embed="rId7"/>
-                    <a:stretch>
-                      <a:fillRect/>
-                    </a:stretch>
-                  </pic:blipFill>
-                  <pic:spPr>
-                    <a:xfrm>
-                      <a:off x="0" y="0"/>
-                      <a:ext cx="6151880" cy="3459480"/>
-                    </a:xfrm>
-                    <a:prstGeom prst="rect">
-                      <a:avLst/>
-                    </a:prstGeom>
-                  </pic:spPr>
-                </pic:pic>
-              </a:graphicData>
-            </a:graphic>
-          </wp:inline>
-        </w:drawing>
-      </w:r>
-    </w:p>
-    <w:p>
-      <w:pPr>
-        <w:pStyle w:val="ListParagraph"/>
-        <w:numPr>
-          <w:ilvl w:val="0"/>
-          <w:numId w:val="1"/>
-        </w:numPr>
-        <w:rPr>
-          <w:rFonts w:ascii="Times New Roman" w:hAnsi="Times New Roman" w:cs="Times New Roman"/>
-          <w:sz w:val="26"/>
-          <w:szCs w:val="26"/>
-        </w:rPr>
-      </w:pPr>
-      <w:r>
-        <w:rPr>
-          <w:rFonts w:ascii="Times New Roman" w:hAnsi="Times New Roman" w:cs="Times New Roman"/>
-          <w:sz w:val="26"/>
-          <w:szCs w:val="26"/>
-        </w:rPr>
-        <w:t>Form giao diện quản lý nhân viên</w:t>
-      </w:r>
-    </w:p>
-    <w:p>
-      <w:pPr>
-        <w:rPr>
-          <w:rFonts w:ascii="Times New Roman" w:hAnsi="Times New Roman" w:cs="Times New Roman"/>
-          <w:sz w:val="26"/>
-          <w:szCs w:val="26"/>
-        </w:rPr>
-      </w:pPr>
-      <w:r>
-        <w:rPr>
-          <w:rFonts w:ascii="Times New Roman" w:hAnsi="Times New Roman" w:cs="Times New Roman"/>
-          <w:noProof/>
-          <w:sz w:val="26"/>
-          <w:szCs w:val="26"/>
-        </w:rPr>
-        <w:drawing>
-          <wp:inline distT="0" distB="0" distL="0" distR="0" wp14:anchorId="1959BDE9" wp14:editId="43C8CF89">
-            <wp:extent cx="6151880" cy="3459480"/>
-            <wp:effectExtent l="0" t="0" r="1270" b="7620"/>
-            <wp:docPr id="1418337815" name="Picture 1"/>
-            <wp:cNvGraphicFramePr>
-              <a:graphicFrameLocks xmlns:a="http://schemas.openxmlformats.org/drawingml/2006/main" noChangeAspect="1"/>
-            </wp:cNvGraphicFramePr>
-            <a:graphic xmlns:a="http://schemas.openxmlformats.org/drawingml/2006/main">
-              <a:graphicData uri="http://schemas.openxmlformats.org/drawingml/2006/picture">
-                <pic:pic xmlns:pic="http://schemas.openxmlformats.org/drawingml/2006/picture">
-                  <pic:nvPicPr>
-                    <pic:cNvPr id="1418337815" name=""/>
-                    <pic:cNvPicPr/>
-                  </pic:nvPicPr>
-                  <pic:blipFill>
-                    <a:blip r:embed="rId8"/>
-                    <a:stretch>
-                      <a:fillRect/>
-                    </a:stretch>
-                  </pic:blipFill>
-                  <pic:spPr>
-                    <a:xfrm>
-                      <a:off x="0" y="0"/>
-                      <a:ext cx="6151880" cy="3459480"/>
-                    </a:xfrm>
-                    <a:prstGeom prst="rect">
-                      <a:avLst/>
-                    </a:prstGeom>
-                  </pic:spPr>
-                </pic:pic>
-              </a:graphicData>
-            </a:graphic>
-          </wp:inline>
-        </w:drawing>
-      </w:r>
-    </w:p>
-    <w:p>
-      <w:pPr>
-        <w:pStyle w:val="ListParagraph"/>
-        <w:numPr>
-          <w:ilvl w:val="0"/>
-          <w:numId w:val="1"/>
-        </w:numPr>
-        <w:rPr>
-          <w:rFonts w:ascii="Times New Roman" w:hAnsi="Times New Roman" w:cs="Times New Roman"/>
-          <w:sz w:val="26"/>
-          <w:szCs w:val="26"/>
-        </w:rPr>
-      </w:pPr>
-      <w:r>
-        <w:rPr>
-          <w:rFonts w:ascii="Times New Roman" w:hAnsi="Times New Roman" w:cs="Times New Roman"/>
-          <w:sz w:val="26"/>
-          <w:szCs w:val="26"/>
-        </w:rPr>
-        <w:t>Form quản lý loại tiện nghi</w:t>
-      </w:r>
-    </w:p>
-    <w:p>
-      <w:pPr>
-        <w:rPr>
-          <w:rFonts w:ascii="Times New Roman" w:hAnsi="Times New Roman" w:cs="Times New Roman"/>
-          <w:sz w:val="26"/>
-          <w:szCs w:val="26"/>
-        </w:rPr>
-      </w:pPr>
-      <w:r>
-        <w:rPr>
-          <w:rFonts w:ascii="Times New Roman" w:hAnsi="Times New Roman" w:cs="Times New Roman"/>
-          <w:noProof/>
-          <w:sz w:val="26"/>
-          <w:szCs w:val="26"/>
-        </w:rPr>
-        <w:lastRenderedPageBreak/>
-        <w:drawing>
-          <wp:inline distT="0" distB="0" distL="0" distR="0" wp14:anchorId="53F6BA3E" wp14:editId="77FAE02D">
-            <wp:extent cx="6151880" cy="3459480"/>
-            <wp:effectExtent l="0" t="0" r="1270" b="7620"/>
-            <wp:docPr id="857715543" name="Picture 1"/>
-            <wp:cNvGraphicFramePr>
-              <a:graphicFrameLocks xmlns:a="http://schemas.openxmlformats.org/drawingml/2006/main" noChangeAspect="1"/>
-            </wp:cNvGraphicFramePr>
-            <a:graphic xmlns:a="http://schemas.openxmlformats.org/drawingml/2006/main">
-              <a:graphicData uri="http://schemas.openxmlformats.org/drawingml/2006/picture">
-                <pic:pic xmlns:pic="http://schemas.openxmlformats.org/drawingml/2006/picture">
-                  <pic:nvPicPr>
-                    <pic:cNvPr id="857715543" name=""/>
-                    <pic:cNvPicPr/>
-                  </pic:nvPicPr>
-                  <pic:blipFill>
-                    <a:blip r:embed="rId9"/>
-                    <a:stretch>
-                      <a:fillRect/>
-                    </a:stretch>
-                  </pic:blipFill>
-                  <pic:spPr>
-                    <a:xfrm>
-                      <a:off x="0" y="0"/>
-                      <a:ext cx="6151880" cy="3459480"/>
-                    </a:xfrm>
-                    <a:prstGeom prst="rect">
-                      <a:avLst/>
-                    </a:prstGeom>
-                  </pic:spPr>
-                </pic:pic>
-              </a:graphicData>
-            </a:graphic>
-          </wp:inline>
-        </w:drawing>
-      </w:r>
-    </w:p>
-    <w:p>
-      <w:pPr>
-        <w:pStyle w:val="ListParagraph"/>
-        <w:numPr>
-          <w:ilvl w:val="0"/>
-          <w:numId w:val="1"/>
-        </w:numPr>
-        <w:rPr>
-          <w:rFonts w:ascii="Times New Roman" w:hAnsi="Times New Roman" w:cs="Times New Roman"/>
-          <w:sz w:val="26"/>
-          <w:szCs w:val="26"/>
-        </w:rPr>
-      </w:pPr>
-      <w:r>
-        <w:rPr>
-          <w:rFonts w:ascii="Times New Roman" w:hAnsi="Times New Roman" w:cs="Times New Roman"/>
-          <w:sz w:val="26"/>
-          <w:szCs w:val="26"/>
-        </w:rPr>
-        <w:t>Form giao diện quản lý dịch vụ</w:t>
-      </w:r>
-    </w:p>
-    <w:p>
-      <w:pPr>
-        <w:rPr>
-          <w:rFonts w:ascii="Times New Roman" w:hAnsi="Times New Roman" w:cs="Times New Roman"/>
-          <w:sz w:val="26"/>
-          <w:szCs w:val="26"/>
-        </w:rPr>
-      </w:pPr>
-      <w:r>
-        <w:rPr>
-          <w:rFonts w:ascii="Times New Roman" w:hAnsi="Times New Roman" w:cs="Times New Roman"/>
-          <w:noProof/>
-          <w:sz w:val="26"/>
-          <w:szCs w:val="26"/>
-        </w:rPr>
-        <w:drawing>
-          <wp:inline distT="0" distB="0" distL="0" distR="0" wp14:anchorId="75F395CD" wp14:editId="7C370209">
-            <wp:extent cx="6151880" cy="3459480"/>
-            <wp:effectExtent l="0" t="0" r="1270" b="7620"/>
-            <wp:docPr id="713721422" name="Picture 1"/>
-            <wp:cNvGraphicFramePr>
-              <a:graphicFrameLocks xmlns:a="http://schemas.openxmlformats.org/drawingml/2006/main" noChangeAspect="1"/>
-            </wp:cNvGraphicFramePr>
-            <a:graphic xmlns:a="http://schemas.openxmlformats.org/drawingml/2006/main">
-              <a:graphicData uri="http://schemas.openxmlformats.org/drawingml/2006/picture">
-                <pic:pic xmlns:pic="http://schemas.openxmlformats.org/drawingml/2006/picture">
-                  <pic:nvPicPr>
-                    <pic:cNvPr id="713721422" name=""/>
-                    <pic:cNvPicPr/>
-                  </pic:nvPicPr>
-                  <pic:blipFill>
-                    <a:blip r:embed="rId10"/>
-                    <a:stretch>
-                      <a:fillRect/>
-                    </a:stretch>
-                  </pic:blipFill>
-                  <pic:spPr>
-                    <a:xfrm>
-                      <a:off x="0" y="0"/>
-                      <a:ext cx="6151880" cy="3459480"/>
-                    </a:xfrm>
-                    <a:prstGeom prst="rect">
-                      <a:avLst/>
-                    </a:prstGeom>
-                  </pic:spPr>
-                </pic:pic>
-              </a:graphicData>
-            </a:graphic>
-          </wp:inline>
-        </w:drawing>
-      </w:r>
-    </w:p>
-    <w:p>
-      <w:pPr>
-        <w:pStyle w:val="ListParagraph"/>
-        <w:numPr>
-          <w:ilvl w:val="0"/>
-          <w:numId w:val="1"/>
-        </w:numPr>
-        <w:rPr>
-          <w:rFonts w:ascii="Times New Roman" w:hAnsi="Times New Roman" w:cs="Times New Roman"/>
-          <w:sz w:val="26"/>
-          <w:szCs w:val="26"/>
-        </w:rPr>
-      </w:pPr>
-      <w:r>
-        <w:rPr>
-          <w:rFonts w:ascii="Times New Roman" w:hAnsi="Times New Roman" w:cs="Times New Roman"/>
-          <w:sz w:val="26"/>
-          <w:szCs w:val="26"/>
-        </w:rPr>
-        <w:t>Form giao diện quản lý quy định đền bù</w:t>
-      </w:r>
-    </w:p>
-    <w:p>
-      <w:pPr>
-        <w:rPr>
-          <w:rFonts w:ascii="Times New Roman" w:hAnsi="Times New Roman" w:cs="Times New Roman"/>
-          <w:sz w:val="26"/>
-          <w:szCs w:val="26"/>
-        </w:rPr>
-      </w:pPr>
-      <w:r>
-        <w:rPr>
-          <w:rFonts w:ascii="Times New Roman" w:hAnsi="Times New Roman" w:cs="Times New Roman"/>
-          <w:noProof/>
-          <w:sz w:val="26"/>
-          <w:szCs w:val="26"/>
-        </w:rPr>
-        <w:lastRenderedPageBreak/>
-        <w:drawing>
-          <wp:inline distT="0" distB="0" distL="0" distR="0" wp14:anchorId="76937A6A" wp14:editId="1645E042">
-            <wp:extent cx="6151880" cy="3459480"/>
-            <wp:effectExtent l="0" t="0" r="1270" b="7620"/>
-            <wp:docPr id="1202615564" name="Picture 1"/>
-            <wp:cNvGraphicFramePr>
-              <a:graphicFrameLocks xmlns:a="http://schemas.openxmlformats.org/drawingml/2006/main" noChangeAspect="1"/>
-            </wp:cNvGraphicFramePr>
-            <a:graphic xmlns:a="http://schemas.openxmlformats.org/drawingml/2006/main">
-              <a:graphicData uri="http://schemas.openxmlformats.org/drawingml/2006/picture">
-                <pic:pic xmlns:pic="http://schemas.openxmlformats.org/drawingml/2006/picture">
-                  <pic:nvPicPr>
-                    <pic:cNvPr id="1202615564" name=""/>
-                    <pic:cNvPicPr/>
-                  </pic:nvPicPr>
-                  <pic:blipFill>
-                    <a:blip r:embed="rId11"/>
-                    <a:stretch>
-                      <a:fillRect/>
-                    </a:stretch>
-                  </pic:blipFill>
-                  <pic:spPr>
-                    <a:xfrm>
-                      <a:off x="0" y="0"/>
-                      <a:ext cx="6151880" cy="3459480"/>
-                    </a:xfrm>
-                    <a:prstGeom prst="rect">
-                      <a:avLst/>
-                    </a:prstGeom>
-                  </pic:spPr>
-                </pic:pic>
-              </a:graphicData>
-            </a:graphic>
-          </wp:inline>
-        </w:drawing>
-      </w:r>
-    </w:p>
-    <w:p>
-      <w:pPr>
-        <w:pStyle w:val="ListParagraph"/>
-        <w:numPr>
-          <w:ilvl w:val="0"/>
-          <w:numId w:val="1"/>
-        </w:numPr>
-        <w:rPr>
-          <w:rFonts w:ascii="Times New Roman" w:hAnsi="Times New Roman" w:cs="Times New Roman"/>
-          <w:sz w:val="26"/>
-          <w:szCs w:val="26"/>
-        </w:rPr>
-      </w:pPr>
-      <w:r>
-        <w:rPr>
-          <w:rFonts w:ascii="Times New Roman" w:hAnsi="Times New Roman" w:cs="Times New Roman"/>
-          <w:sz w:val="26"/>
-          <w:szCs w:val="26"/>
-        </w:rPr>
-        <w:t>Form giao diện quản lý phòng</w:t>
-      </w:r>
-    </w:p>
-    <w:p>
-      <w:pPr>
-        <w:rPr>
-          <w:rFonts w:ascii="Times New Roman" w:hAnsi="Times New Roman" w:cs="Times New Roman"/>
-          <w:sz w:val="26"/>
-          <w:szCs w:val="26"/>
-        </w:rPr>
-      </w:pPr>
-      <w:r>
-        <w:rPr>
-          <w:rFonts w:ascii="Times New Roman" w:hAnsi="Times New Roman" w:cs="Times New Roman"/>
-          <w:noProof/>
-          <w:sz w:val="26"/>
-          <w:szCs w:val="26"/>
-        </w:rPr>
-        <w:drawing>
-          <wp:inline distT="0" distB="0" distL="0" distR="0" wp14:anchorId="413CC576" wp14:editId="1967DD69">
-            <wp:extent cx="6151880" cy="3456305"/>
-            <wp:effectExtent l="0" t="0" r="1270" b="0"/>
-            <wp:docPr id="1263192712" name="Picture 1"/>
-            <wp:cNvGraphicFramePr>
-              <a:graphicFrameLocks xmlns:a="http://schemas.openxmlformats.org/drawingml/2006/main" noChangeAspect="1"/>
-            </wp:cNvGraphicFramePr>
-            <a:graphic xmlns:a="http://schemas.openxmlformats.org/drawingml/2006/main">
-              <a:graphicData uri="http://schemas.openxmlformats.org/drawingml/2006/picture">
-                <pic:pic xmlns:pic="http://schemas.openxmlformats.org/drawingml/2006/picture">
-                  <pic:nvPicPr>
-                    <pic:cNvPr id="1263192712" name=""/>
-                    <pic:cNvPicPr/>
-                  </pic:nvPicPr>
-                  <pic:blipFill>
-                    <a:blip r:embed="rId12"/>
-                    <a:stretch>
-                      <a:fillRect/>
-                    </a:stretch>
-                  </pic:blipFill>
-                  <pic:spPr>
-                    <a:xfrm>
-                      <a:off x="0" y="0"/>
-                      <a:ext cx="6151880" cy="3456305"/>
-                    </a:xfrm>
-                    <a:prstGeom prst="rect">
-                      <a:avLst/>
-                    </a:prstGeom>
-                  </pic:spPr>
-                </pic:pic>
-              </a:graphicData>
-            </a:graphic>
-          </wp:inline>
-        </w:drawing>
-      </w:r>
-    </w:p>
-    <w:p>
-      <w:pPr>
-        <w:pStyle w:val="ListParagraph"/>
-        <w:numPr>
-          <w:ilvl w:val="0"/>
-          <w:numId w:val="1"/>
-        </w:numPr>
-        <w:rPr>
-          <w:rFonts w:ascii="Times New Roman" w:hAnsi="Times New Roman" w:cs="Times New Roman"/>
-          <w:sz w:val="26"/>
-          <w:szCs w:val="26"/>
-        </w:rPr>
-      </w:pPr>
-      <w:r>
-        <w:rPr>
-          <w:rFonts w:ascii="Times New Roman" w:hAnsi="Times New Roman" w:cs="Times New Roman"/>
-          <w:sz w:val="26"/>
-          <w:szCs w:val="26"/>
-        </w:rPr>
-        <w:t>Form giao diện quản lý khách hàng</w:t>
-      </w:r>
-    </w:p>
-    <w:p>
-      <w:pPr>
-        <w:rPr>
-          <w:rFonts w:ascii="Times New Roman" w:hAnsi="Times New Roman" w:cs="Times New Roman"/>
-          <w:sz w:val="26"/>
-          <w:szCs w:val="26"/>
-        </w:rPr>
-      </w:pPr>
-      <w:r>
-        <w:rPr>
-          <w:rFonts w:ascii="Times New Roman" w:hAnsi="Times New Roman" w:cs="Times New Roman"/>
-          <w:noProof/>
-          <w:sz w:val="26"/>
-          <w:szCs w:val="26"/>
-        </w:rPr>
-        <w:lastRenderedPageBreak/>
-        <w:drawing>
-          <wp:inline distT="0" distB="0" distL="0" distR="0" wp14:anchorId="34F1D9C0" wp14:editId="473DFDEB">
-            <wp:extent cx="6151880" cy="3459480"/>
-            <wp:effectExtent l="0" t="0" r="1270" b="7620"/>
-            <wp:docPr id="1172786446" name="Picture 1"/>
-            <wp:cNvGraphicFramePr>
-              <a:graphicFrameLocks xmlns:a="http://schemas.openxmlformats.org/drawingml/2006/main" noChangeAspect="1"/>
-            </wp:cNvGraphicFramePr>
-            <a:graphic xmlns:a="http://schemas.openxmlformats.org/drawingml/2006/main">
-              <a:graphicData uri="http://schemas.openxmlformats.org/drawingml/2006/picture">
-                <pic:pic xmlns:pic="http://schemas.openxmlformats.org/drawingml/2006/picture">
-                  <pic:nvPicPr>
-                    <pic:cNvPr id="1172786446" name=""/>
                     <pic:cNvPicPr/>
                   </pic:nvPicPr>
                   <pic:blipFill>
@@ -917,10 +6650,27 @@
     </w:p>
     <w:p>
       <w:pPr>
+        <w:rPr>
+          <w:rFonts w:ascii="Times New Roman" w:hAnsi="Times New Roman" w:cs="Times New Roman"/>
+          <w:sz w:val="26"/>
+          <w:szCs w:val="26"/>
+        </w:rPr>
+      </w:pPr>
+      <w:r>
+        <w:rPr>
+          <w:rFonts w:ascii="Times New Roman" w:hAnsi="Times New Roman" w:cs="Times New Roman"/>
+          <w:sz w:val="26"/>
+          <w:szCs w:val="26"/>
+        </w:rPr>
+        <w:br w:type="page"/>
+      </w:r>
+    </w:p>
+    <w:p>
+      <w:pPr>
         <w:pStyle w:val="ListParagraph"/>
         <w:numPr>
           <w:ilvl w:val="0"/>
-          <w:numId w:val="1"/>
+          <w:numId w:val="4"/>
         </w:numPr>
         <w:rPr>
           <w:rFonts w:ascii="Times New Roman" w:hAnsi="Times New Roman" w:cs="Times New Roman"/>
@@ -934,7 +6684,8 @@
           <w:sz w:val="26"/>
           <w:szCs w:val="26"/>
         </w:rPr>
-        <w:t>Form giao diện quản lý phiếu đặt phòng</w:t>
+        <w:lastRenderedPageBreak/>
+        <w:t>Form giao diện quản lý khu vực</w:t>
       </w:r>
     </w:p>
     <w:p>
@@ -953,10 +6704,10 @@
           <w:szCs w:val="26"/>
         </w:rPr>
         <w:drawing>
-          <wp:inline distT="0" distB="0" distL="0" distR="0" wp14:anchorId="057325E9" wp14:editId="44C1EAB3">
+          <wp:inline distT="0" distB="0" distL="0" distR="0" wp14:anchorId="617E7F9A" wp14:editId="72707D27">
             <wp:extent cx="6151880" cy="3459480"/>
             <wp:effectExtent l="0" t="0" r="1270" b="7620"/>
-            <wp:docPr id="1037210885" name="Picture 1"/>
+            <wp:docPr id="1712520060" name="Picture 1"/>
             <wp:cNvGraphicFramePr>
               <a:graphicFrameLocks xmlns:a="http://schemas.openxmlformats.org/drawingml/2006/main" noChangeAspect="1"/>
             </wp:cNvGraphicFramePr>
@@ -964,7 +6715,7 @@
               <a:graphicData uri="http://schemas.openxmlformats.org/drawingml/2006/picture">
                 <pic:pic xmlns:pic="http://schemas.openxmlformats.org/drawingml/2006/picture">
                   <pic:nvPicPr>
-                    <pic:cNvPr id="1037210885" name=""/>
+                    <pic:cNvPr id="1712520060" name=""/>
                     <pic:cNvPicPr/>
                   </pic:nvPicPr>
                   <pic:blipFill>
@@ -994,7 +6745,7 @@
         <w:pStyle w:val="ListParagraph"/>
         <w:numPr>
           <w:ilvl w:val="0"/>
-          <w:numId w:val="1"/>
+          <w:numId w:val="4"/>
         </w:numPr>
         <w:rPr>
           <w:rFonts w:ascii="Times New Roman" w:hAnsi="Times New Roman" w:cs="Times New Roman"/>
@@ -1008,7 +6759,7 @@
           <w:sz w:val="26"/>
           <w:szCs w:val="26"/>
         </w:rPr>
-        <w:t>Form giao diện quản lý phiếu lắp đặt</w:t>
+        <w:t>Form giao diện quản lý nhân viên</w:t>
       </w:r>
     </w:p>
     <w:p>
@@ -1026,12 +6777,11 @@
           <w:sz w:val="26"/>
           <w:szCs w:val="26"/>
         </w:rPr>
-        <w:lastRenderedPageBreak/>
         <w:drawing>
-          <wp:inline distT="0" distB="0" distL="0" distR="0" wp14:anchorId="21C6BDDF" wp14:editId="488B8C6C">
+          <wp:inline distT="0" distB="0" distL="0" distR="0" wp14:anchorId="1959BDE9" wp14:editId="43C8CF89">
             <wp:extent cx="6151880" cy="3459480"/>
             <wp:effectExtent l="0" t="0" r="1270" b="7620"/>
-            <wp:docPr id="593451803" name="Picture 1"/>
+            <wp:docPr id="1418337815" name="Picture 1"/>
             <wp:cNvGraphicFramePr>
               <a:graphicFrameLocks xmlns:a="http://schemas.openxmlformats.org/drawingml/2006/main" noChangeAspect="1"/>
             </wp:cNvGraphicFramePr>
@@ -1039,7 +6789,7 @@
               <a:graphicData uri="http://schemas.openxmlformats.org/drawingml/2006/picture">
                 <pic:pic xmlns:pic="http://schemas.openxmlformats.org/drawingml/2006/picture">
                   <pic:nvPicPr>
-                    <pic:cNvPr id="593451803" name=""/>
+                    <pic:cNvPr id="1418337815" name=""/>
                     <pic:cNvPicPr/>
                   </pic:nvPicPr>
                   <pic:blipFill>
@@ -1069,7 +6819,7 @@
         <w:pStyle w:val="ListParagraph"/>
         <w:numPr>
           <w:ilvl w:val="0"/>
-          <w:numId w:val="1"/>
+          <w:numId w:val="4"/>
         </w:numPr>
         <w:rPr>
           <w:rFonts w:ascii="Times New Roman" w:hAnsi="Times New Roman" w:cs="Times New Roman"/>
@@ -1083,7 +6833,7 @@
           <w:sz w:val="26"/>
           <w:szCs w:val="26"/>
         </w:rPr>
-        <w:t>Form giao diện quản lý chi tiết đặt phòng</w:t>
+        <w:t>Form quản lý loại tiện nghi</w:t>
       </w:r>
     </w:p>
     <w:p>
@@ -1101,11 +6851,12 @@
           <w:sz w:val="26"/>
           <w:szCs w:val="26"/>
         </w:rPr>
+        <w:lastRenderedPageBreak/>
         <w:drawing>
-          <wp:inline distT="0" distB="0" distL="0" distR="0" wp14:anchorId="35754F3B" wp14:editId="3A4EE4BB">
+          <wp:inline distT="0" distB="0" distL="0" distR="0" wp14:anchorId="53F6BA3E" wp14:editId="77FAE02D">
             <wp:extent cx="6151880" cy="3459480"/>
             <wp:effectExtent l="0" t="0" r="1270" b="7620"/>
-            <wp:docPr id="1211958943" name="Picture 1"/>
+            <wp:docPr id="857715543" name="Picture 1"/>
             <wp:cNvGraphicFramePr>
               <a:graphicFrameLocks xmlns:a="http://schemas.openxmlformats.org/drawingml/2006/main" noChangeAspect="1"/>
             </wp:cNvGraphicFramePr>
@@ -1113,7 +6864,7 @@
               <a:graphicData uri="http://schemas.openxmlformats.org/drawingml/2006/picture">
                 <pic:pic xmlns:pic="http://schemas.openxmlformats.org/drawingml/2006/picture">
                   <pic:nvPicPr>
-                    <pic:cNvPr id="1211958943" name=""/>
+                    <pic:cNvPr id="857715543" name=""/>
                     <pic:cNvPicPr/>
                   </pic:nvPicPr>
                   <pic:blipFill>
@@ -1143,7 +6894,7 @@
         <w:pStyle w:val="ListParagraph"/>
         <w:numPr>
           <w:ilvl w:val="0"/>
-          <w:numId w:val="1"/>
+          <w:numId w:val="4"/>
         </w:numPr>
         <w:rPr>
           <w:rFonts w:ascii="Times New Roman" w:hAnsi="Times New Roman" w:cs="Times New Roman"/>
@@ -1157,7 +6908,7 @@
           <w:sz w:val="26"/>
           <w:szCs w:val="26"/>
         </w:rPr>
-        <w:t>Form giao diện quản lý người lưu trú</w:t>
+        <w:t>Form giao diện quản lý dịch vụ</w:t>
       </w:r>
     </w:p>
     <w:p>
@@ -1175,12 +6926,11 @@
           <w:sz w:val="26"/>
           <w:szCs w:val="26"/>
         </w:rPr>
-        <w:lastRenderedPageBreak/>
         <w:drawing>
-          <wp:inline distT="0" distB="0" distL="0" distR="0" wp14:anchorId="2858AEAD" wp14:editId="7817A22F">
+          <wp:inline distT="0" distB="0" distL="0" distR="0" wp14:anchorId="75F395CD" wp14:editId="7C370209">
             <wp:extent cx="6151880" cy="3459480"/>
             <wp:effectExtent l="0" t="0" r="1270" b="7620"/>
-            <wp:docPr id="1432816988" name="Picture 1"/>
+            <wp:docPr id="713721422" name="Picture 1"/>
             <wp:cNvGraphicFramePr>
               <a:graphicFrameLocks xmlns:a="http://schemas.openxmlformats.org/drawingml/2006/main" noChangeAspect="1"/>
             </wp:cNvGraphicFramePr>
@@ -1188,7 +6938,7 @@
               <a:graphicData uri="http://schemas.openxmlformats.org/drawingml/2006/picture">
                 <pic:pic xmlns:pic="http://schemas.openxmlformats.org/drawingml/2006/picture">
                   <pic:nvPicPr>
-                    <pic:cNvPr id="1432816988" name=""/>
+                    <pic:cNvPr id="713721422" name=""/>
                     <pic:cNvPicPr/>
                   </pic:nvPicPr>
                   <pic:blipFill>
@@ -1218,7 +6968,7 @@
         <w:pStyle w:val="ListParagraph"/>
         <w:numPr>
           <w:ilvl w:val="0"/>
-          <w:numId w:val="1"/>
+          <w:numId w:val="4"/>
         </w:numPr>
         <w:rPr>
           <w:rFonts w:ascii="Times New Roman" w:hAnsi="Times New Roman" w:cs="Times New Roman"/>
@@ -1232,7 +6982,7 @@
           <w:sz w:val="26"/>
           <w:szCs w:val="26"/>
         </w:rPr>
-        <w:t>Form giao diện quản lý phiếu sử dụng dịch vụ</w:t>
+        <w:t>Form giao diện quản lý quy định đền bù</w:t>
       </w:r>
     </w:p>
     <w:p>
@@ -1250,11 +7000,12 @@
           <w:sz w:val="26"/>
           <w:szCs w:val="26"/>
         </w:rPr>
+        <w:lastRenderedPageBreak/>
         <w:drawing>
-          <wp:inline distT="0" distB="0" distL="0" distR="0" wp14:anchorId="4DE0C63B" wp14:editId="0A40E791">
+          <wp:inline distT="0" distB="0" distL="0" distR="0" wp14:anchorId="76937A6A" wp14:editId="1645E042">
             <wp:extent cx="6151880" cy="3459480"/>
             <wp:effectExtent l="0" t="0" r="1270" b="7620"/>
-            <wp:docPr id="94396457" name="Picture 1"/>
+            <wp:docPr id="1202615564" name="Picture 1"/>
             <wp:cNvGraphicFramePr>
               <a:graphicFrameLocks xmlns:a="http://schemas.openxmlformats.org/drawingml/2006/main" noChangeAspect="1"/>
             </wp:cNvGraphicFramePr>
@@ -1262,7 +7013,7 @@
               <a:graphicData uri="http://schemas.openxmlformats.org/drawingml/2006/picture">
                 <pic:pic xmlns:pic="http://schemas.openxmlformats.org/drawingml/2006/picture">
                   <pic:nvPicPr>
-                    <pic:cNvPr id="94396457" name=""/>
+                    <pic:cNvPr id="1202615564" name=""/>
                     <pic:cNvPicPr/>
                   </pic:nvPicPr>
                   <pic:blipFill>
@@ -1292,7 +7043,7 @@
         <w:pStyle w:val="ListParagraph"/>
         <w:numPr>
           <w:ilvl w:val="0"/>
-          <w:numId w:val="1"/>
+          <w:numId w:val="4"/>
         </w:numPr>
         <w:rPr>
           <w:rFonts w:ascii="Times New Roman" w:hAnsi="Times New Roman" w:cs="Times New Roman"/>
@@ -1306,7 +7057,7 @@
           <w:sz w:val="26"/>
           <w:szCs w:val="26"/>
         </w:rPr>
-        <w:t>Form giao diện chi tiết phiếu sử dụng dịch vụ</w:t>
+        <w:t>Form giao diện quản lý phòng</w:t>
       </w:r>
     </w:p>
     <w:p>
@@ -1324,12 +7075,11 @@
           <w:sz w:val="26"/>
           <w:szCs w:val="26"/>
         </w:rPr>
-        <w:lastRenderedPageBreak/>
         <w:drawing>
-          <wp:inline distT="0" distB="0" distL="0" distR="0" wp14:anchorId="5AEBE96B" wp14:editId="6885AA85">
-            <wp:extent cx="6151880" cy="3459480"/>
-            <wp:effectExtent l="0" t="0" r="1270" b="7620"/>
-            <wp:docPr id="366363611" name="Picture 1"/>
+          <wp:inline distT="0" distB="0" distL="0" distR="0" wp14:anchorId="413CC576" wp14:editId="1967DD69">
+            <wp:extent cx="6151880" cy="3456305"/>
+            <wp:effectExtent l="0" t="0" r="1270" b="0"/>
+            <wp:docPr id="1263192712" name="Picture 1"/>
             <wp:cNvGraphicFramePr>
               <a:graphicFrameLocks xmlns:a="http://schemas.openxmlformats.org/drawingml/2006/main" noChangeAspect="1"/>
             </wp:cNvGraphicFramePr>
@@ -1337,7 +7087,7 @@
               <a:graphicData uri="http://schemas.openxmlformats.org/drawingml/2006/picture">
                 <pic:pic xmlns:pic="http://schemas.openxmlformats.org/drawingml/2006/picture">
                   <pic:nvPicPr>
-                    <pic:cNvPr id="366363611" name=""/>
+                    <pic:cNvPr id="1263192712" name=""/>
                     <pic:cNvPicPr/>
                   </pic:nvPicPr>
                   <pic:blipFill>
@@ -1349,7 +7099,7 @@
                   <pic:spPr>
                     <a:xfrm>
                       <a:off x="0" y="0"/>
-                      <a:ext cx="6151880" cy="3459480"/>
+                      <a:ext cx="6151880" cy="3456305"/>
                     </a:xfrm>
                     <a:prstGeom prst="rect">
                       <a:avLst/>
@@ -1367,7 +7117,7 @@
         <w:pStyle w:val="ListParagraph"/>
         <w:numPr>
           <w:ilvl w:val="0"/>
-          <w:numId w:val="1"/>
+          <w:numId w:val="4"/>
         </w:numPr>
         <w:rPr>
           <w:rFonts w:ascii="Times New Roman" w:hAnsi="Times New Roman" w:cs="Times New Roman"/>
@@ -1381,7 +7131,7 @@
           <w:sz w:val="26"/>
           <w:szCs w:val="26"/>
         </w:rPr>
-        <w:t>Form giao diện quản lý phiếu đền bù</w:t>
+        <w:t>Form giao diện quản lý khách hàng</w:t>
       </w:r>
     </w:p>
     <w:p>
@@ -1399,11 +7149,12 @@
           <w:sz w:val="26"/>
           <w:szCs w:val="26"/>
         </w:rPr>
+        <w:lastRenderedPageBreak/>
         <w:drawing>
-          <wp:inline distT="0" distB="0" distL="0" distR="0" wp14:anchorId="4C767848" wp14:editId="033D8E28">
+          <wp:inline distT="0" distB="0" distL="0" distR="0" wp14:anchorId="34F1D9C0" wp14:editId="473DFDEB">
             <wp:extent cx="6151880" cy="3459480"/>
             <wp:effectExtent l="0" t="0" r="1270" b="7620"/>
-            <wp:docPr id="229351554" name="Picture 1"/>
+            <wp:docPr id="1172786446" name="Picture 1"/>
             <wp:cNvGraphicFramePr>
               <a:graphicFrameLocks xmlns:a="http://schemas.openxmlformats.org/drawingml/2006/main" noChangeAspect="1"/>
             </wp:cNvGraphicFramePr>
@@ -1411,7 +7162,7 @@
               <a:graphicData uri="http://schemas.openxmlformats.org/drawingml/2006/picture">
                 <pic:pic xmlns:pic="http://schemas.openxmlformats.org/drawingml/2006/picture">
                   <pic:nvPicPr>
-                    <pic:cNvPr id="229351554" name=""/>
+                    <pic:cNvPr id="1172786446" name=""/>
                     <pic:cNvPicPr/>
                   </pic:nvPicPr>
                   <pic:blipFill>
@@ -1441,7 +7192,7 @@
         <w:pStyle w:val="ListParagraph"/>
         <w:numPr>
           <w:ilvl w:val="0"/>
-          <w:numId w:val="1"/>
+          <w:numId w:val="4"/>
         </w:numPr>
         <w:rPr>
           <w:rFonts w:ascii="Times New Roman" w:hAnsi="Times New Roman" w:cs="Times New Roman"/>
@@ -1455,7 +7206,7 @@
           <w:sz w:val="26"/>
           <w:szCs w:val="26"/>
         </w:rPr>
-        <w:t>Form giao diện chi tiết phiếu đền bù</w:t>
+        <w:t>Form giao diện quản lý phiếu đặt phòng</w:t>
       </w:r>
     </w:p>
     <w:p>
@@ -1473,12 +7224,11 @@
           <w:sz w:val="26"/>
           <w:szCs w:val="26"/>
         </w:rPr>
-        <w:lastRenderedPageBreak/>
         <w:drawing>
-          <wp:inline distT="0" distB="0" distL="0" distR="0" wp14:anchorId="30D43BC7" wp14:editId="1CA0479B">
+          <wp:inline distT="0" distB="0" distL="0" distR="0" wp14:anchorId="057325E9" wp14:editId="44C1EAB3">
             <wp:extent cx="6151880" cy="3459480"/>
             <wp:effectExtent l="0" t="0" r="1270" b="7620"/>
-            <wp:docPr id="854862503" name="Picture 1"/>
+            <wp:docPr id="1037210885" name="Picture 1"/>
             <wp:cNvGraphicFramePr>
               <a:graphicFrameLocks xmlns:a="http://schemas.openxmlformats.org/drawingml/2006/main" noChangeAspect="1"/>
             </wp:cNvGraphicFramePr>
@@ -1486,7 +7236,7 @@
               <a:graphicData uri="http://schemas.openxmlformats.org/drawingml/2006/picture">
                 <pic:pic xmlns:pic="http://schemas.openxmlformats.org/drawingml/2006/picture">
                   <pic:nvPicPr>
-                    <pic:cNvPr id="854862503" name=""/>
+                    <pic:cNvPr id="1037210885" name=""/>
                     <pic:cNvPicPr/>
                   </pic:nvPicPr>
                   <pic:blipFill>
@@ -1516,7 +7266,7 @@
         <w:pStyle w:val="ListParagraph"/>
         <w:numPr>
           <w:ilvl w:val="0"/>
-          <w:numId w:val="1"/>
+          <w:numId w:val="4"/>
         </w:numPr>
         <w:rPr>
           <w:rFonts w:ascii="Times New Roman" w:hAnsi="Times New Roman" w:cs="Times New Roman"/>
@@ -1530,7 +7280,7 @@
           <w:sz w:val="26"/>
           <w:szCs w:val="26"/>
         </w:rPr>
-        <w:t xml:space="preserve">Form giao diện quản lý hoá đơn </w:t>
+        <w:t>Form giao diện quản lý phiếu lắp đặt</w:t>
       </w:r>
     </w:p>
     <w:p>
@@ -1548,11 +7298,12 @@
           <w:sz w:val="26"/>
           <w:szCs w:val="26"/>
         </w:rPr>
+        <w:lastRenderedPageBreak/>
         <w:drawing>
-          <wp:inline distT="0" distB="0" distL="0" distR="0" wp14:anchorId="065A01D8" wp14:editId="28AEAAB3">
+          <wp:inline distT="0" distB="0" distL="0" distR="0" wp14:anchorId="21C6BDDF" wp14:editId="488B8C6C">
             <wp:extent cx="6151880" cy="3459480"/>
             <wp:effectExtent l="0" t="0" r="1270" b="7620"/>
-            <wp:docPr id="886423058" name="Picture 1"/>
+            <wp:docPr id="593451803" name="Picture 1"/>
             <wp:cNvGraphicFramePr>
               <a:graphicFrameLocks xmlns:a="http://schemas.openxmlformats.org/drawingml/2006/main" noChangeAspect="1"/>
             </wp:cNvGraphicFramePr>
@@ -1560,7 +7311,7 @@
               <a:graphicData uri="http://schemas.openxmlformats.org/drawingml/2006/picture">
                 <pic:pic xmlns:pic="http://schemas.openxmlformats.org/drawingml/2006/picture">
                   <pic:nvPicPr>
-                    <pic:cNvPr id="886423058" name=""/>
+                    <pic:cNvPr id="593451803" name=""/>
                     <pic:cNvPicPr/>
                   </pic:nvPicPr>
                   <pic:blipFill>
@@ -1590,7 +7341,7 @@
         <w:pStyle w:val="ListParagraph"/>
         <w:numPr>
           <w:ilvl w:val="0"/>
-          <w:numId w:val="1"/>
+          <w:numId w:val="4"/>
         </w:numPr>
         <w:rPr>
           <w:rFonts w:ascii="Times New Roman" w:hAnsi="Times New Roman" w:cs="Times New Roman"/>
@@ -1604,7 +7355,7 @@
           <w:sz w:val="26"/>
           <w:szCs w:val="26"/>
         </w:rPr>
-        <w:t>Form giao diện quản lý thanh toán</w:t>
+        <w:t>Form giao diện quản lý chi tiết đặt phòng</w:t>
       </w:r>
     </w:p>
     <w:p>
@@ -1622,12 +7373,11 @@
           <w:sz w:val="26"/>
           <w:szCs w:val="26"/>
         </w:rPr>
-        <w:lastRenderedPageBreak/>
         <w:drawing>
-          <wp:inline distT="0" distB="0" distL="0" distR="0" wp14:anchorId="79ABA829" wp14:editId="5F7659AE">
+          <wp:inline distT="0" distB="0" distL="0" distR="0" wp14:anchorId="35754F3B" wp14:editId="3A4EE4BB">
             <wp:extent cx="6151880" cy="3459480"/>
             <wp:effectExtent l="0" t="0" r="1270" b="7620"/>
-            <wp:docPr id="260508901" name="Picture 1"/>
+            <wp:docPr id="1211958943" name="Picture 1"/>
             <wp:cNvGraphicFramePr>
               <a:graphicFrameLocks xmlns:a="http://schemas.openxmlformats.org/drawingml/2006/main" noChangeAspect="1"/>
             </wp:cNvGraphicFramePr>
@@ -1635,7 +7385,7 @@
               <a:graphicData uri="http://schemas.openxmlformats.org/drawingml/2006/picture">
                 <pic:pic xmlns:pic="http://schemas.openxmlformats.org/drawingml/2006/picture">
                   <pic:nvPicPr>
-                    <pic:cNvPr id="260508901" name=""/>
+                    <pic:cNvPr id="1211958943" name=""/>
                     <pic:cNvPicPr/>
                   </pic:nvPicPr>
                   <pic:blipFill>
@@ -1660,6 +7410,528 @@
         </w:drawing>
       </w:r>
     </w:p>
+    <w:p>
+      <w:pPr>
+        <w:pStyle w:val="ListParagraph"/>
+        <w:numPr>
+          <w:ilvl w:val="0"/>
+          <w:numId w:val="4"/>
+        </w:numPr>
+        <w:rPr>
+          <w:rFonts w:ascii="Times New Roman" w:hAnsi="Times New Roman" w:cs="Times New Roman"/>
+          <w:sz w:val="26"/>
+          <w:szCs w:val="26"/>
+        </w:rPr>
+      </w:pPr>
+      <w:r>
+        <w:rPr>
+          <w:rFonts w:ascii="Times New Roman" w:hAnsi="Times New Roman" w:cs="Times New Roman"/>
+          <w:sz w:val="26"/>
+          <w:szCs w:val="26"/>
+        </w:rPr>
+        <w:t>Form giao diện quản lý người lưu trú</w:t>
+      </w:r>
+    </w:p>
+    <w:p>
+      <w:pPr>
+        <w:rPr>
+          <w:rFonts w:ascii="Times New Roman" w:hAnsi="Times New Roman" w:cs="Times New Roman"/>
+          <w:sz w:val="26"/>
+          <w:szCs w:val="26"/>
+        </w:rPr>
+      </w:pPr>
+      <w:r>
+        <w:rPr>
+          <w:rFonts w:ascii="Times New Roman" w:hAnsi="Times New Roman" w:cs="Times New Roman"/>
+          <w:noProof/>
+          <w:sz w:val="26"/>
+          <w:szCs w:val="26"/>
+        </w:rPr>
+        <w:lastRenderedPageBreak/>
+        <w:drawing>
+          <wp:inline distT="0" distB="0" distL="0" distR="0" wp14:anchorId="2858AEAD" wp14:editId="7817A22F">
+            <wp:extent cx="6151880" cy="3459480"/>
+            <wp:effectExtent l="0" t="0" r="1270" b="7620"/>
+            <wp:docPr id="1432816988" name="Picture 1"/>
+            <wp:cNvGraphicFramePr>
+              <a:graphicFrameLocks xmlns:a="http://schemas.openxmlformats.org/drawingml/2006/main" noChangeAspect="1"/>
+            </wp:cNvGraphicFramePr>
+            <a:graphic xmlns:a="http://schemas.openxmlformats.org/drawingml/2006/main">
+              <a:graphicData uri="http://schemas.openxmlformats.org/drawingml/2006/picture">
+                <pic:pic xmlns:pic="http://schemas.openxmlformats.org/drawingml/2006/picture">
+                  <pic:nvPicPr>
+                    <pic:cNvPr id="1432816988" name=""/>
+                    <pic:cNvPicPr/>
+                  </pic:nvPicPr>
+                  <pic:blipFill>
+                    <a:blip r:embed="rId24"/>
+                    <a:stretch>
+                      <a:fillRect/>
+                    </a:stretch>
+                  </pic:blipFill>
+                  <pic:spPr>
+                    <a:xfrm>
+                      <a:off x="0" y="0"/>
+                      <a:ext cx="6151880" cy="3459480"/>
+                    </a:xfrm>
+                    <a:prstGeom prst="rect">
+                      <a:avLst/>
+                    </a:prstGeom>
+                  </pic:spPr>
+                </pic:pic>
+              </a:graphicData>
+            </a:graphic>
+          </wp:inline>
+        </w:drawing>
+      </w:r>
+    </w:p>
+    <w:p>
+      <w:pPr>
+        <w:pStyle w:val="ListParagraph"/>
+        <w:numPr>
+          <w:ilvl w:val="0"/>
+          <w:numId w:val="4"/>
+        </w:numPr>
+        <w:rPr>
+          <w:rFonts w:ascii="Times New Roman" w:hAnsi="Times New Roman" w:cs="Times New Roman"/>
+          <w:sz w:val="26"/>
+          <w:szCs w:val="26"/>
+        </w:rPr>
+      </w:pPr>
+      <w:r>
+        <w:rPr>
+          <w:rFonts w:ascii="Times New Roman" w:hAnsi="Times New Roman" w:cs="Times New Roman"/>
+          <w:sz w:val="26"/>
+          <w:szCs w:val="26"/>
+        </w:rPr>
+        <w:t>Form giao diện quản lý phiếu sử dụng dịch vụ</w:t>
+      </w:r>
+    </w:p>
+    <w:p>
+      <w:pPr>
+        <w:rPr>
+          <w:rFonts w:ascii="Times New Roman" w:hAnsi="Times New Roman" w:cs="Times New Roman"/>
+          <w:sz w:val="26"/>
+          <w:szCs w:val="26"/>
+        </w:rPr>
+      </w:pPr>
+      <w:r>
+        <w:rPr>
+          <w:rFonts w:ascii="Times New Roman" w:hAnsi="Times New Roman" w:cs="Times New Roman"/>
+          <w:noProof/>
+          <w:sz w:val="26"/>
+          <w:szCs w:val="26"/>
+        </w:rPr>
+        <w:drawing>
+          <wp:inline distT="0" distB="0" distL="0" distR="0" wp14:anchorId="4DE0C63B" wp14:editId="0A40E791">
+            <wp:extent cx="6151880" cy="3459480"/>
+            <wp:effectExtent l="0" t="0" r="1270" b="7620"/>
+            <wp:docPr id="94396457" name="Picture 1"/>
+            <wp:cNvGraphicFramePr>
+              <a:graphicFrameLocks xmlns:a="http://schemas.openxmlformats.org/drawingml/2006/main" noChangeAspect="1"/>
+            </wp:cNvGraphicFramePr>
+            <a:graphic xmlns:a="http://schemas.openxmlformats.org/drawingml/2006/main">
+              <a:graphicData uri="http://schemas.openxmlformats.org/drawingml/2006/picture">
+                <pic:pic xmlns:pic="http://schemas.openxmlformats.org/drawingml/2006/picture">
+                  <pic:nvPicPr>
+                    <pic:cNvPr id="94396457" name=""/>
+                    <pic:cNvPicPr/>
+                  </pic:nvPicPr>
+                  <pic:blipFill>
+                    <a:blip r:embed="rId25"/>
+                    <a:stretch>
+                      <a:fillRect/>
+                    </a:stretch>
+                  </pic:blipFill>
+                  <pic:spPr>
+                    <a:xfrm>
+                      <a:off x="0" y="0"/>
+                      <a:ext cx="6151880" cy="3459480"/>
+                    </a:xfrm>
+                    <a:prstGeom prst="rect">
+                      <a:avLst/>
+                    </a:prstGeom>
+                  </pic:spPr>
+                </pic:pic>
+              </a:graphicData>
+            </a:graphic>
+          </wp:inline>
+        </w:drawing>
+      </w:r>
+    </w:p>
+    <w:p>
+      <w:pPr>
+        <w:pStyle w:val="ListParagraph"/>
+        <w:numPr>
+          <w:ilvl w:val="0"/>
+          <w:numId w:val="4"/>
+        </w:numPr>
+        <w:rPr>
+          <w:rFonts w:ascii="Times New Roman" w:hAnsi="Times New Roman" w:cs="Times New Roman"/>
+          <w:sz w:val="26"/>
+          <w:szCs w:val="26"/>
+        </w:rPr>
+      </w:pPr>
+      <w:r>
+        <w:rPr>
+          <w:rFonts w:ascii="Times New Roman" w:hAnsi="Times New Roman" w:cs="Times New Roman"/>
+          <w:sz w:val="26"/>
+          <w:szCs w:val="26"/>
+        </w:rPr>
+        <w:t>Form giao diện chi tiết phiếu sử dụng dịch vụ</w:t>
+      </w:r>
+    </w:p>
+    <w:p>
+      <w:pPr>
+        <w:rPr>
+          <w:rFonts w:ascii="Times New Roman" w:hAnsi="Times New Roman" w:cs="Times New Roman"/>
+          <w:sz w:val="26"/>
+          <w:szCs w:val="26"/>
+        </w:rPr>
+      </w:pPr>
+      <w:r>
+        <w:rPr>
+          <w:rFonts w:ascii="Times New Roman" w:hAnsi="Times New Roman" w:cs="Times New Roman"/>
+          <w:noProof/>
+          <w:sz w:val="26"/>
+          <w:szCs w:val="26"/>
+        </w:rPr>
+        <w:lastRenderedPageBreak/>
+        <w:drawing>
+          <wp:inline distT="0" distB="0" distL="0" distR="0" wp14:anchorId="5AEBE96B" wp14:editId="6885AA85">
+            <wp:extent cx="6151880" cy="3459480"/>
+            <wp:effectExtent l="0" t="0" r="1270" b="7620"/>
+            <wp:docPr id="366363611" name="Picture 1"/>
+            <wp:cNvGraphicFramePr>
+              <a:graphicFrameLocks xmlns:a="http://schemas.openxmlformats.org/drawingml/2006/main" noChangeAspect="1"/>
+            </wp:cNvGraphicFramePr>
+            <a:graphic xmlns:a="http://schemas.openxmlformats.org/drawingml/2006/main">
+              <a:graphicData uri="http://schemas.openxmlformats.org/drawingml/2006/picture">
+                <pic:pic xmlns:pic="http://schemas.openxmlformats.org/drawingml/2006/picture">
+                  <pic:nvPicPr>
+                    <pic:cNvPr id="366363611" name=""/>
+                    <pic:cNvPicPr/>
+                  </pic:nvPicPr>
+                  <pic:blipFill>
+                    <a:blip r:embed="rId26"/>
+                    <a:stretch>
+                      <a:fillRect/>
+                    </a:stretch>
+                  </pic:blipFill>
+                  <pic:spPr>
+                    <a:xfrm>
+                      <a:off x="0" y="0"/>
+                      <a:ext cx="6151880" cy="3459480"/>
+                    </a:xfrm>
+                    <a:prstGeom prst="rect">
+                      <a:avLst/>
+                    </a:prstGeom>
+                  </pic:spPr>
+                </pic:pic>
+              </a:graphicData>
+            </a:graphic>
+          </wp:inline>
+        </w:drawing>
+      </w:r>
+    </w:p>
+    <w:p>
+      <w:pPr>
+        <w:pStyle w:val="ListParagraph"/>
+        <w:numPr>
+          <w:ilvl w:val="0"/>
+          <w:numId w:val="4"/>
+        </w:numPr>
+        <w:rPr>
+          <w:rFonts w:ascii="Times New Roman" w:hAnsi="Times New Roman" w:cs="Times New Roman"/>
+          <w:sz w:val="26"/>
+          <w:szCs w:val="26"/>
+        </w:rPr>
+      </w:pPr>
+      <w:r>
+        <w:rPr>
+          <w:rFonts w:ascii="Times New Roman" w:hAnsi="Times New Roman" w:cs="Times New Roman"/>
+          <w:sz w:val="26"/>
+          <w:szCs w:val="26"/>
+        </w:rPr>
+        <w:t>Form giao diện quản lý phiếu đền bù</w:t>
+      </w:r>
+    </w:p>
+    <w:p>
+      <w:pPr>
+        <w:rPr>
+          <w:rFonts w:ascii="Times New Roman" w:hAnsi="Times New Roman" w:cs="Times New Roman"/>
+          <w:sz w:val="26"/>
+          <w:szCs w:val="26"/>
+        </w:rPr>
+      </w:pPr>
+      <w:r>
+        <w:rPr>
+          <w:rFonts w:ascii="Times New Roman" w:hAnsi="Times New Roman" w:cs="Times New Roman"/>
+          <w:noProof/>
+          <w:sz w:val="26"/>
+          <w:szCs w:val="26"/>
+        </w:rPr>
+        <w:drawing>
+          <wp:inline distT="0" distB="0" distL="0" distR="0" wp14:anchorId="4C767848" wp14:editId="033D8E28">
+            <wp:extent cx="6151880" cy="3459480"/>
+            <wp:effectExtent l="0" t="0" r="1270" b="7620"/>
+            <wp:docPr id="229351554" name="Picture 1"/>
+            <wp:cNvGraphicFramePr>
+              <a:graphicFrameLocks xmlns:a="http://schemas.openxmlformats.org/drawingml/2006/main" noChangeAspect="1"/>
+            </wp:cNvGraphicFramePr>
+            <a:graphic xmlns:a="http://schemas.openxmlformats.org/drawingml/2006/main">
+              <a:graphicData uri="http://schemas.openxmlformats.org/drawingml/2006/picture">
+                <pic:pic xmlns:pic="http://schemas.openxmlformats.org/drawingml/2006/picture">
+                  <pic:nvPicPr>
+                    <pic:cNvPr id="229351554" name=""/>
+                    <pic:cNvPicPr/>
+                  </pic:nvPicPr>
+                  <pic:blipFill>
+                    <a:blip r:embed="rId27"/>
+                    <a:stretch>
+                      <a:fillRect/>
+                    </a:stretch>
+                  </pic:blipFill>
+                  <pic:spPr>
+                    <a:xfrm>
+                      <a:off x="0" y="0"/>
+                      <a:ext cx="6151880" cy="3459480"/>
+                    </a:xfrm>
+                    <a:prstGeom prst="rect">
+                      <a:avLst/>
+                    </a:prstGeom>
+                  </pic:spPr>
+                </pic:pic>
+              </a:graphicData>
+            </a:graphic>
+          </wp:inline>
+        </w:drawing>
+      </w:r>
+    </w:p>
+    <w:p>
+      <w:pPr>
+        <w:pStyle w:val="ListParagraph"/>
+        <w:numPr>
+          <w:ilvl w:val="0"/>
+          <w:numId w:val="4"/>
+        </w:numPr>
+        <w:rPr>
+          <w:rFonts w:ascii="Times New Roman" w:hAnsi="Times New Roman" w:cs="Times New Roman"/>
+          <w:sz w:val="26"/>
+          <w:szCs w:val="26"/>
+        </w:rPr>
+      </w:pPr>
+      <w:r>
+        <w:rPr>
+          <w:rFonts w:ascii="Times New Roman" w:hAnsi="Times New Roman" w:cs="Times New Roman"/>
+          <w:sz w:val="26"/>
+          <w:szCs w:val="26"/>
+        </w:rPr>
+        <w:t>Form giao diện chi tiết phiếu đền bù</w:t>
+      </w:r>
+    </w:p>
+    <w:p>
+      <w:pPr>
+        <w:rPr>
+          <w:rFonts w:ascii="Times New Roman" w:hAnsi="Times New Roman" w:cs="Times New Roman"/>
+          <w:sz w:val="26"/>
+          <w:szCs w:val="26"/>
+        </w:rPr>
+      </w:pPr>
+      <w:r>
+        <w:rPr>
+          <w:rFonts w:ascii="Times New Roman" w:hAnsi="Times New Roman" w:cs="Times New Roman"/>
+          <w:noProof/>
+          <w:sz w:val="26"/>
+          <w:szCs w:val="26"/>
+        </w:rPr>
+        <w:lastRenderedPageBreak/>
+        <w:drawing>
+          <wp:inline distT="0" distB="0" distL="0" distR="0" wp14:anchorId="30D43BC7" wp14:editId="1CA0479B">
+            <wp:extent cx="6151880" cy="3459480"/>
+            <wp:effectExtent l="0" t="0" r="1270" b="7620"/>
+            <wp:docPr id="854862503" name="Picture 1"/>
+            <wp:cNvGraphicFramePr>
+              <a:graphicFrameLocks xmlns:a="http://schemas.openxmlformats.org/drawingml/2006/main" noChangeAspect="1"/>
+            </wp:cNvGraphicFramePr>
+            <a:graphic xmlns:a="http://schemas.openxmlformats.org/drawingml/2006/main">
+              <a:graphicData uri="http://schemas.openxmlformats.org/drawingml/2006/picture">
+                <pic:pic xmlns:pic="http://schemas.openxmlformats.org/drawingml/2006/picture">
+                  <pic:nvPicPr>
+                    <pic:cNvPr id="854862503" name=""/>
+                    <pic:cNvPicPr/>
+                  </pic:nvPicPr>
+                  <pic:blipFill>
+                    <a:blip r:embed="rId28"/>
+                    <a:stretch>
+                      <a:fillRect/>
+                    </a:stretch>
+                  </pic:blipFill>
+                  <pic:spPr>
+                    <a:xfrm>
+                      <a:off x="0" y="0"/>
+                      <a:ext cx="6151880" cy="3459480"/>
+                    </a:xfrm>
+                    <a:prstGeom prst="rect">
+                      <a:avLst/>
+                    </a:prstGeom>
+                  </pic:spPr>
+                </pic:pic>
+              </a:graphicData>
+            </a:graphic>
+          </wp:inline>
+        </w:drawing>
+      </w:r>
+    </w:p>
+    <w:p>
+      <w:pPr>
+        <w:pStyle w:val="ListParagraph"/>
+        <w:numPr>
+          <w:ilvl w:val="0"/>
+          <w:numId w:val="4"/>
+        </w:numPr>
+        <w:rPr>
+          <w:rFonts w:ascii="Times New Roman" w:hAnsi="Times New Roman" w:cs="Times New Roman"/>
+          <w:sz w:val="26"/>
+          <w:szCs w:val="26"/>
+        </w:rPr>
+      </w:pPr>
+      <w:r>
+        <w:rPr>
+          <w:rFonts w:ascii="Times New Roman" w:hAnsi="Times New Roman" w:cs="Times New Roman"/>
+          <w:sz w:val="26"/>
+          <w:szCs w:val="26"/>
+        </w:rPr>
+        <w:t xml:space="preserve">Form giao diện quản lý hoá đơn </w:t>
+      </w:r>
+    </w:p>
+    <w:p>
+      <w:pPr>
+        <w:rPr>
+          <w:rFonts w:ascii="Times New Roman" w:hAnsi="Times New Roman" w:cs="Times New Roman"/>
+          <w:sz w:val="26"/>
+          <w:szCs w:val="26"/>
+        </w:rPr>
+      </w:pPr>
+      <w:r>
+        <w:rPr>
+          <w:rFonts w:ascii="Times New Roman" w:hAnsi="Times New Roman" w:cs="Times New Roman"/>
+          <w:noProof/>
+          <w:sz w:val="26"/>
+          <w:szCs w:val="26"/>
+        </w:rPr>
+        <w:drawing>
+          <wp:inline distT="0" distB="0" distL="0" distR="0" wp14:anchorId="065A01D8" wp14:editId="28AEAAB3">
+            <wp:extent cx="6151880" cy="3459480"/>
+            <wp:effectExtent l="0" t="0" r="1270" b="7620"/>
+            <wp:docPr id="886423058" name="Picture 1"/>
+            <wp:cNvGraphicFramePr>
+              <a:graphicFrameLocks xmlns:a="http://schemas.openxmlformats.org/drawingml/2006/main" noChangeAspect="1"/>
+            </wp:cNvGraphicFramePr>
+            <a:graphic xmlns:a="http://schemas.openxmlformats.org/drawingml/2006/main">
+              <a:graphicData uri="http://schemas.openxmlformats.org/drawingml/2006/picture">
+                <pic:pic xmlns:pic="http://schemas.openxmlformats.org/drawingml/2006/picture">
+                  <pic:nvPicPr>
+                    <pic:cNvPr id="886423058" name=""/>
+                    <pic:cNvPicPr/>
+                  </pic:nvPicPr>
+                  <pic:blipFill>
+                    <a:blip r:embed="rId29"/>
+                    <a:stretch>
+                      <a:fillRect/>
+                    </a:stretch>
+                  </pic:blipFill>
+                  <pic:spPr>
+                    <a:xfrm>
+                      <a:off x="0" y="0"/>
+                      <a:ext cx="6151880" cy="3459480"/>
+                    </a:xfrm>
+                    <a:prstGeom prst="rect">
+                      <a:avLst/>
+                    </a:prstGeom>
+                  </pic:spPr>
+                </pic:pic>
+              </a:graphicData>
+            </a:graphic>
+          </wp:inline>
+        </w:drawing>
+      </w:r>
+    </w:p>
+    <w:p>
+      <w:pPr>
+        <w:pStyle w:val="ListParagraph"/>
+        <w:numPr>
+          <w:ilvl w:val="0"/>
+          <w:numId w:val="4"/>
+        </w:numPr>
+        <w:rPr>
+          <w:rFonts w:ascii="Times New Roman" w:hAnsi="Times New Roman" w:cs="Times New Roman"/>
+          <w:sz w:val="26"/>
+          <w:szCs w:val="26"/>
+        </w:rPr>
+      </w:pPr>
+      <w:r>
+        <w:rPr>
+          <w:rFonts w:ascii="Times New Roman" w:hAnsi="Times New Roman" w:cs="Times New Roman"/>
+          <w:sz w:val="26"/>
+          <w:szCs w:val="26"/>
+        </w:rPr>
+        <w:t>Form giao diện quản lý thanh toán</w:t>
+      </w:r>
+    </w:p>
+    <w:p>
+      <w:pPr>
+        <w:rPr>
+          <w:rFonts w:ascii="Times New Roman" w:hAnsi="Times New Roman" w:cs="Times New Roman"/>
+          <w:sz w:val="26"/>
+          <w:szCs w:val="26"/>
+        </w:rPr>
+      </w:pPr>
+      <w:r>
+        <w:rPr>
+          <w:rFonts w:ascii="Times New Roman" w:hAnsi="Times New Roman" w:cs="Times New Roman"/>
+          <w:noProof/>
+          <w:sz w:val="26"/>
+          <w:szCs w:val="26"/>
+        </w:rPr>
+        <w:lastRenderedPageBreak/>
+        <w:drawing>
+          <wp:inline distT="0" distB="0" distL="0" distR="0" wp14:anchorId="79ABA829" wp14:editId="5F7659AE">
+            <wp:extent cx="6151880" cy="3459480"/>
+            <wp:effectExtent l="0" t="0" r="1270" b="7620"/>
+            <wp:docPr id="260508901" name="Picture 1"/>
+            <wp:cNvGraphicFramePr>
+              <a:graphicFrameLocks xmlns:a="http://schemas.openxmlformats.org/drawingml/2006/main" noChangeAspect="1"/>
+            </wp:cNvGraphicFramePr>
+            <a:graphic xmlns:a="http://schemas.openxmlformats.org/drawingml/2006/main">
+              <a:graphicData uri="http://schemas.openxmlformats.org/drawingml/2006/picture">
+                <pic:pic xmlns:pic="http://schemas.openxmlformats.org/drawingml/2006/picture">
+                  <pic:nvPicPr>
+                    <pic:cNvPr id="260508901" name=""/>
+                    <pic:cNvPicPr/>
+                  </pic:nvPicPr>
+                  <pic:blipFill>
+                    <a:blip r:embed="rId30"/>
+                    <a:stretch>
+                      <a:fillRect/>
+                    </a:stretch>
+                  </pic:blipFill>
+                  <pic:spPr>
+                    <a:xfrm>
+                      <a:off x="0" y="0"/>
+                      <a:ext cx="6151880" cy="3459480"/>
+                    </a:xfrm>
+                    <a:prstGeom prst="rect">
+                      <a:avLst/>
+                    </a:prstGeom>
+                  </pic:spPr>
+                </pic:pic>
+              </a:graphicData>
+            </a:graphic>
+          </wp:inline>
+        </w:drawing>
+      </w:r>
+    </w:p>
     <w:sectPr>
       <w:type w:val="continuous"/>
       <w:pgSz w:w="12240" w:h="15840"/>
@@ -1763,6 +8035,127 @@
     </w:lvl>
   </w:abstractNum>
   <w:abstractNum w:abstractNumId="1" w15:restartNumberingAfterBreak="0">
+    <w:nsid w:val="58737539"/>
+    <w:multiLevelType w:val="multilevel"/>
+    <w:tmpl w:val="AA04D5B6"/>
+    <w:lvl w:ilvl="0">
+      <w:start w:val="1"/>
+      <w:numFmt w:val="decimal"/>
+      <w:lvlText w:val="%1."/>
+      <w:lvlJc w:val="left"/>
+      <w:pPr>
+        <w:ind w:left="720" w:hanging="360"/>
+      </w:pPr>
+      <w:rPr>
+        <w:rFonts w:hint="default"/>
+      </w:rPr>
+    </w:lvl>
+    <w:lvl w:ilvl="1">
+      <w:start w:val="1"/>
+      <w:numFmt w:val="decimal"/>
+      <w:isLgl/>
+      <w:lvlText w:val="%1.%2."/>
+      <w:lvlJc w:val="left"/>
+      <w:pPr>
+        <w:ind w:left="1080" w:hanging="720"/>
+      </w:pPr>
+      <w:rPr>
+        <w:rFonts w:hint="default"/>
+      </w:rPr>
+    </w:lvl>
+    <w:lvl w:ilvl="2">
+      <w:start w:val="1"/>
+      <w:numFmt w:val="decimal"/>
+      <w:isLgl/>
+      <w:lvlText w:val="%1.%2.%3."/>
+      <w:lvlJc w:val="left"/>
+      <w:pPr>
+        <w:ind w:left="1080" w:hanging="720"/>
+      </w:pPr>
+      <w:rPr>
+        <w:rFonts w:hint="default"/>
+      </w:rPr>
+    </w:lvl>
+    <w:lvl w:ilvl="3">
+      <w:start w:val="1"/>
+      <w:numFmt w:val="decimal"/>
+      <w:isLgl/>
+      <w:lvlText w:val="%1.%2.%3.%4."/>
+      <w:lvlJc w:val="left"/>
+      <w:pPr>
+        <w:ind w:left="1440" w:hanging="1080"/>
+      </w:pPr>
+      <w:rPr>
+        <w:rFonts w:hint="default"/>
+      </w:rPr>
+    </w:lvl>
+    <w:lvl w:ilvl="4">
+      <w:start w:val="1"/>
+      <w:numFmt w:val="decimal"/>
+      <w:isLgl/>
+      <w:lvlText w:val="%1.%2.%3.%4.%5."/>
+      <w:lvlJc w:val="left"/>
+      <w:pPr>
+        <w:ind w:left="1440" w:hanging="1080"/>
+      </w:pPr>
+      <w:rPr>
+        <w:rFonts w:hint="default"/>
+      </w:rPr>
+    </w:lvl>
+    <w:lvl w:ilvl="5">
+      <w:start w:val="1"/>
+      <w:numFmt w:val="decimal"/>
+      <w:isLgl/>
+      <w:lvlText w:val="%1.%2.%3.%4.%5.%6."/>
+      <w:lvlJc w:val="left"/>
+      <w:pPr>
+        <w:ind w:left="1800" w:hanging="1440"/>
+      </w:pPr>
+      <w:rPr>
+        <w:rFonts w:hint="default"/>
+      </w:rPr>
+    </w:lvl>
+    <w:lvl w:ilvl="6">
+      <w:start w:val="1"/>
+      <w:numFmt w:val="decimal"/>
+      <w:isLgl/>
+      <w:lvlText w:val="%1.%2.%3.%4.%5.%6.%7."/>
+      <w:lvlJc w:val="left"/>
+      <w:pPr>
+        <w:ind w:left="1800" w:hanging="1440"/>
+      </w:pPr>
+      <w:rPr>
+        <w:rFonts w:hint="default"/>
+      </w:rPr>
+    </w:lvl>
+    <w:lvl w:ilvl="7">
+      <w:start w:val="1"/>
+      <w:numFmt w:val="decimal"/>
+      <w:isLgl/>
+      <w:lvlText w:val="%1.%2.%3.%4.%5.%6.%7.%8."/>
+      <w:lvlJc w:val="left"/>
+      <w:pPr>
+        <w:ind w:left="2160" w:hanging="1800"/>
+      </w:pPr>
+      <w:rPr>
+        <w:rFonts w:hint="default"/>
+      </w:rPr>
+    </w:lvl>
+    <w:lvl w:ilvl="8">
+      <w:start w:val="1"/>
+      <w:numFmt w:val="decimal"/>
+      <w:isLgl/>
+      <w:lvlText w:val="%1.%2.%3.%4.%5.%6.%7.%8.%9."/>
+      <w:lvlJc w:val="left"/>
+      <w:pPr>
+        <w:ind w:left="2160" w:hanging="1800"/>
+      </w:pPr>
+      <w:rPr>
+        <w:rFonts w:hint="default"/>
+      </w:rPr>
+    </w:lvl>
+  </w:abstractNum>
+  <w:abstractNum w:abstractNumId="2" w15:restartNumberingAfterBreak="0">
     <w:nsid w:val="71300EFE"/>
     <w:multiLevelType w:val="multilevel"/>
     <w:tmpl w:val="8E167028"/>
@@ -1911,7 +8304,7 @@
       </w:rPr>
     </w:lvl>
   </w:abstractNum>
-  <w:abstractNum w:abstractNumId="2" w15:restartNumberingAfterBreak="0">
+  <w:abstractNum w:abstractNumId="3" w15:restartNumberingAfterBreak="0">
     <w:nsid w:val="7D057874"/>
     <w:multiLevelType w:val="hybridMultilevel"/>
     <w:tmpl w:val="0988ECB8"/>
@@ -2027,10 +8420,13 @@
     <w:abstractNumId w:val="0"/>
   </w:num>
   <w:num w:numId="2" w16cid:durableId="429854549">
-    <w:abstractNumId w:val="1"/>
+    <w:abstractNumId w:val="2"/>
   </w:num>
   <w:num w:numId="3" w16cid:durableId="581645562">
-    <w:abstractNumId w:val="2"/>
+    <w:abstractNumId w:val="3"/>
+  </w:num>
+  <w:num w:numId="4" w16cid:durableId="975767240">
+    <w:abstractNumId w:val="1"/>
   </w:num>
 </w:numbering>
 </file>
@@ -2951,6 +9347,48 @@
       <w:spacing w:val="5"/>
     </w:rPr>
   </w:style>
+  <w:style w:type="table" w:styleId="TableGrid">
+    <w:name w:val="Table Grid"/>
+    <w:basedOn w:val="TableNormal"/>
+    <w:uiPriority w:val="39"/>
+    <w:rsid w:val="003A38A6"/>
+    <w:pPr>
+      <w:spacing w:after="0" w:line="240" w:lineRule="auto"/>
+    </w:pPr>
+    <w:rPr>
+      <w:rFonts w:ascii="Times New Roman" w:eastAsia="Times New Roman" w:hAnsi="Times New Roman" w:cs="Times New Roman"/>
+      <w:kern w:val="0"/>
+      <w:sz w:val="26"/>
+      <w:szCs w:val="26"/>
+      <w:lang w:bidi="ar-SA"/>
+      <w14:ligatures w14:val="none"/>
+    </w:rPr>
+    <w:tblPr>
+      <w:tblBorders>
+        <w:top w:val="single" w:sz="4" w:space="0" w:color="auto"/>
+        <w:left w:val="single" w:sz="4" w:space="0" w:color="auto"/>
+        <w:bottom w:val="single" w:sz="4" w:space="0" w:color="auto"/>
+        <w:right w:val="single" w:sz="4" w:space="0" w:color="auto"/>
+        <w:insideH w:val="single" w:sz="4" w:space="0" w:color="auto"/>
+        <w:insideV w:val="single" w:sz="4" w:space="0" w:color="auto"/>
+      </w:tblBorders>
+    </w:tblPr>
+  </w:style>
+  <w:style w:type="paragraph" w:customStyle="1" w:styleId="msonormal0">
+    <w:name w:val="msonormal"/>
+    <w:basedOn w:val="Normal"/>
+    <w:rsid w:val="00F01171"/>
+    <w:pPr>
+      <w:spacing w:before="100" w:beforeAutospacing="1" w:after="100" w:afterAutospacing="1" w:line="240" w:lineRule="auto"/>
+    </w:pPr>
+    <w:rPr>
+      <w:rFonts w:ascii="Times New Roman" w:eastAsia="Times New Roman" w:hAnsi="Times New Roman" w:cs="Times New Roman"/>
+      <w:kern w:val="0"/>
+      <w:szCs w:val="24"/>
+      <w:lang w:bidi="ar-SA"/>
+      <w14:ligatures w14:val="none"/>
+    </w:rPr>
+  </w:style>
 </w:styles>
 </file>
 

--- a/LAB3/1250080012_Vutuananh_lab3.docx
+++ b/LAB3/1250080012_Vutuananh_lab3.docx
@@ -2,6 +2,20 @@
 <file path=word/document.xml><?xml version="1.0" encoding="utf-8"?>
 <w:document xmlns:wpc="http://schemas.microsoft.com/office/word/2010/wordprocessingCanvas" xmlns:cx="http://schemas.microsoft.com/office/drawing/2014/chartex" xmlns:cx1="http://schemas.microsoft.com/office/drawing/2015/9/8/chartex" xmlns:cx2="http://schemas.microsoft.com/office/drawing/2015/10/21/chartex" xmlns:cx3="http://schemas.microsoft.com/office/drawing/2016/5/9/chartex" xmlns:cx4="http://schemas.microsoft.com/office/drawing/2016/5/10/chartex" xmlns:cx5="http://schemas.microsoft.com/office/drawing/2016/5/11/chartex" xmlns:cx6="http://schemas.microsoft.com/office/drawing/2016/5/12/chartex" xmlns:cx7="http://schemas.microsoft.com/office/drawing/2016/5/13/chartex" xmlns:cx8="http://schemas.microsoft.com/office/drawing/2016/5/14/chartex" xmlns:mc="http://schemas.openxmlformats.org/markup-compatibility/2006" xmlns:aink="http://schemas.microsoft.com/office/drawing/2016/ink" xmlns:am3d="http://schemas.microsoft.com/office/drawing/2017/model3d" xmlns:o="urn:schemas-microsoft-com:office:office" xmlns:oel="http://schemas.microsoft.com/office/2019/extlst" xmlns:r="http://schemas.openxmlformats.org/officeDocument/2006/relationships" xmlns:m="http://schemas.openxmlformats.org/officeDocument/2006/math" xmlns:v="urn:schemas-microsoft-com:vml" xmlns:wp14="http://schemas.microsoft.com/office/word/2010/wordprocessingDrawing" xmlns:wp="http://schemas.openxmlformats.org/drawingml/2006/wordprocessingDrawing" xmlns:w10="urn:schemas-microsoft-com:office:word" xmlns:w="http://schemas.openxmlformats.org/wordprocessingml/2006/main" xmlns:w14="http://schemas.microsoft.com/office/word/2010/wordml" xmlns:w15="http://schemas.microsoft.com/office/word/2012/wordml" xmlns:w16cex="http://schemas.microsoft.com/office/word/2018/wordml/cex" xmlns:w16cid="http://schemas.microsoft.com/office/word/2016/wordml/cid" xmlns:w16="http://schemas.microsoft.com/office/word/2018/wordml" xmlns:w16du="http://schemas.microsoft.com/office/word/2023/wordml/word16du" xmlns:w16sdtdh="http://schemas.microsoft.com/office/word/2020/wordml/sdtdatahash" xmlns:w16sdtfl="http://schemas.microsoft.com/office/word/2024/wordml/sdtformatlock" xmlns:w16se="http://schemas.microsoft.com/office/word/2015/wordml/symex" xmlns:wpg="http://schemas.microsoft.com/office/word/2010/wordprocessingGroup" xmlns:wpi="http://schemas.microsoft.com/office/word/2010/wordprocessingInk" xmlns:wne="http://schemas.microsoft.com/office/word/2006/wordml" xmlns:wps="http://schemas.microsoft.com/office/word/2010/wordprocessingShape" mc:Ignorable="w14 w15 w16se w16cid w16 w16cex w16sdtdh w16sdtfl w16du wp14">
   <w:body>
+    <w:p>
+      <w:pPr>
+        <w:ind w:left="720" w:hanging="360"/>
+        <w:rPr>
+          <w:rFonts w:ascii="Times New Roman" w:hAnsi="Times New Roman" w:cs="Times New Roman"/>
+        </w:rPr>
+      </w:pPr>
+      <w:r>
+        <w:rPr>
+          <w:rFonts w:ascii="Times New Roman" w:hAnsi="Times New Roman" w:cs="Times New Roman"/>
+        </w:rPr>
+        <w:t>Lab3: quản lý khách sạn</w:t>
+      </w:r>
+    </w:p>
     <w:p>
       <w:pPr>
         <w:pStyle w:val="ListParagraph"/>
@@ -433,13 +447,7 @@
               <w:jc w:val="center"/>
             </w:pPr>
             <w:r>
-              <w:t>Lưu danh mục khu vực/phòng/tiện nghi</w:t>
-            </w:r>
-            <w:r>
-              <w:t xml:space="preserve">, </w:t>
-            </w:r>
-            <w:r>
-              <w:t>Lập phiếu lắp đặt/luân chuyển thiết bị.</w:t>
+              <w:t>Lưu danh mục khu vực/phòng/tiện nghi, Lập phiếu lắp đặt/luân chuyển thiết bị.</w:t>
             </w:r>
           </w:p>
         </w:tc>
@@ -453,13 +461,7 @@
               <w:jc w:val="center"/>
             </w:pPr>
             <w:r>
-              <w:t>Danh sách Phòng, Tiện nghi</w:t>
-            </w:r>
-            <w:r>
-              <w:t xml:space="preserve">, </w:t>
-            </w:r>
-            <w:r>
-              <w:t>Lịch sử lắp đặt/luân chuyển thiết bị</w:t>
+              <w:t>Danh sách Phòng, Tiện nghi, Lịch sử lắp đặt/luân chuyển thiết bị</w:t>
             </w:r>
           </w:p>
         </w:tc>
@@ -506,25 +508,7 @@
               <w:jc w:val="center"/>
             </w:pPr>
             <w:r>
-              <w:t>Kiểm tra sức chứa phòng &amp; trùng lịch đặt</w:t>
-            </w:r>
-            <w:r>
-              <w:t xml:space="preserve">, </w:t>
-            </w:r>
-            <w:r>
-              <w:t>Lập phiếu đặt phòng và thu tiền cọc</w:t>
-            </w:r>
-            <w:r>
-              <w:t xml:space="preserve">, </w:t>
-            </w:r>
-            <w:r>
-              <w:t>Ghi nhận thông tin người lưu trú thực tế</w:t>
-            </w:r>
-            <w:r>
-              <w:t xml:space="preserve">, </w:t>
-            </w:r>
-            <w:r>
-              <w:t>Chuyển trạng thái phòng</w:t>
+              <w:t>Kiểm tra sức chứa phòng &amp; trùng lịch đặt, Lập phiếu đặt phòng và thu tiền cọc, Ghi nhận thông tin người lưu trú thực tế, Chuyển trạng thái phòng</w:t>
             </w:r>
           </w:p>
         </w:tc>
@@ -538,19 +522,7 @@
               <w:jc w:val="center"/>
             </w:pPr>
             <w:r>
-              <w:t>Phiếu đặt phòng</w:t>
-            </w:r>
-            <w:r>
-              <w:t xml:space="preserve">, </w:t>
-            </w:r>
-            <w:r>
-              <w:t>Danh sách người lưu trú</w:t>
-            </w:r>
-            <w:r>
-              <w:t xml:space="preserve">, </w:t>
-            </w:r>
-            <w:r>
-              <w:t>Cập nhật sơ đồ trạng thái phòng.</w:t>
+              <w:t>Phiếu đặt phòng, Danh sách người lưu trú, Cập nhật sơ đồ trạng thái phòng.</w:t>
             </w:r>
           </w:p>
         </w:tc>
@@ -603,20 +575,12 @@
               <w:jc w:val="both"/>
             </w:pPr>
             <w:r>
-              <w:t>Tìm/tạo phiếu dịch vụ theo phòng + ngày</w:t>
-            </w:r>
-            <w:r>
-              <w:t xml:space="preserve">, </w:t>
-            </w:r>
-            <w:r>
-              <w:t xml:space="preserve">Kiểm tra dịch vụ đã dùng trong ngày; cộng dồn số </w:t>
+              <w:lastRenderedPageBreak/>
+              <w:t xml:space="preserve">Tìm/tạo phiếu dịch vụ theo phòng + ngày, Kiểm tra dịch vụ đã dùng trong </w:t>
             </w:r>
             <w:r>
               <w:lastRenderedPageBreak/>
-              <w:t>lượng nếu trùng dịch vụ</w:t>
-            </w:r>
-            <w:r>
-              <w:t xml:space="preserve"> </w:t>
+              <w:t xml:space="preserve">ngày; cộng dồn số lượng nếu trùng dịch vụ </w:t>
             </w:r>
           </w:p>
         </w:tc>
@@ -631,13 +595,7 @@
             </w:pPr>
             <w:r>
               <w:lastRenderedPageBreak/>
-              <w:t>Phiếu sử dụng dịch vụ</w:t>
-            </w:r>
-            <w:r>
-              <w:t xml:space="preserve">, </w:t>
-            </w:r>
-            <w:r>
-              <w:t>Tổng hợp thành tiền dịch vụ</w:t>
+              <w:t>Phiếu sử dụng dịch vụ, Tổng hợp thành tiền dịch vụ</w:t>
             </w:r>
           </w:p>
         </w:tc>
@@ -695,25 +653,7 @@
               </m:r>
             </m:oMath>
             <w:r>
-              <w:t xml:space="preserve"> Lập phiếu đền bù nếu hỏng/mất</w:t>
-            </w:r>
-            <w:r>
-              <w:t xml:space="preserve">, </w:t>
-            </w:r>
-            <w:r>
-              <w:t>Lập Hóa đơn = Tiền phòng + Tiền dịch vụ</w:t>
-            </w:r>
-            <w:r>
-              <w:t xml:space="preserve">, </w:t>
-            </w:r>
-            <w:r>
-              <w:t>Ghi nhận thanh toán (cho phép thanh toán nhiều lần/nhiều hình thức)</w:t>
-            </w:r>
-            <w:r>
-              <w:t xml:space="preserve">, </w:t>
-            </w:r>
-            <w:r>
-              <w:t>Xác nhận hóa đơn đã thanh toán</w:t>
+              <w:t xml:space="preserve"> Lập phiếu đền bù nếu hỏng/mất, Lập Hóa đơn = Tiền phòng + Tiền dịch vụ, Ghi nhận thanh toán (cho phép thanh toán nhiều lần/nhiều hình thức), Xác nhận hóa đơn đã thanh toán</w:t>
             </w:r>
           </w:p>
         </w:tc>
@@ -727,25 +667,7 @@
               <w:jc w:val="center"/>
             </w:pPr>
             <w:r>
-              <w:t>Phiếu đền bù</w:t>
-            </w:r>
-            <w:r>
-              <w:t xml:space="preserve">,  </w:t>
-            </w:r>
-            <w:r>
-              <w:t>Hóa đơn thanh toán</w:t>
-            </w:r>
-            <w:r>
-              <w:t xml:space="preserve">, </w:t>
-            </w:r>
-            <w:r>
-              <w:t>Biên nhận giao dịch</w:t>
-            </w:r>
-            <w:r>
-              <w:t xml:space="preserve">, </w:t>
-            </w:r>
-            <w:r>
-              <w:t>Trạng thái phòng "Trống"</w:t>
+              <w:t>Phiếu đền bù,  Hóa đơn thanh toán, Biên nhận giao dịch, Trạng thái phòng "Trống"</w:t>
             </w:r>
           </w:p>
         </w:tc>
@@ -792,13 +714,7 @@
               <w:jc w:val="center"/>
             </w:pPr>
             <w:r>
-              <w:t>Tổng hợp số liệu phiếu đặt, đang ở, hóa đơn, doanh thu, đền bù</w:t>
-            </w:r>
-            <w:r>
-              <w:t xml:space="preserve">, </w:t>
-            </w:r>
-            <w:r>
-              <w:t>Thống kê chi tiết số lượng và doanh thu theo từng dịch vụ</w:t>
+              <w:t>Tổng hợp số liệu phiếu đặt, đang ở, hóa đơn, doanh thu, đền bù, Thống kê chi tiết số lượng và doanh thu theo từng dịch vụ</w:t>
             </w:r>
           </w:p>
         </w:tc>
@@ -812,13 +728,7 @@
               <w:jc w:val="center"/>
             </w:pPr>
             <w:r>
-              <w:t>Bảng thống kê tổng hợp</w:t>
-            </w:r>
-            <w:r>
-              <w:t xml:space="preserve">, </w:t>
-            </w:r>
-            <w:r>
-              <w:t>Báo cáo chi tiết dịch vụ</w:t>
+              <w:t>Bảng thống kê tổng hợp, Báo cáo chi tiết dịch vụ</w:t>
             </w:r>
           </w:p>
         </w:tc>
@@ -980,11 +890,11 @@
               <w:jc w:val="both"/>
             </w:pPr>
             <w:r>
-              <w:t xml:space="preserve">Kế thừa từ Nhân viên. Quản lý thông tin khách hàng, lập </w:t>
+              <w:t xml:space="preserve">Kế thừa từ Nhân viên. Quản lý thông </w:t>
             </w:r>
             <w:r>
               <w:lastRenderedPageBreak/>
-              <w:t>phiếu đặt phòng, ghi nhận người lưu trú, làm thủ tục nhận phòng (check-in) và đánh dấu No-show</w:t>
+              <w:t>tin khách hàng, lập phiếu đặt phòng, ghi nhận người lưu trú, làm thủ tục nhận phòng (check-in) và đánh dấu No-show</w:t>
             </w:r>
           </w:p>
         </w:tc>
@@ -1194,15 +1104,7 @@
           <w:sz w:val="26"/>
           <w:szCs w:val="26"/>
         </w:rPr>
-        <w:t xml:space="preserve">BR01: </w:t>
-      </w:r>
-      <w:r>
-        <w:rPr>
-          <w:rFonts w:ascii="Times New Roman" w:hAnsi="Times New Roman" w:cs="Times New Roman"/>
-          <w:sz w:val="26"/>
-          <w:szCs w:val="26"/>
-        </w:rPr>
-        <w:t>Một khu vực có nhiều phòng; một phòng bắt buộc thuộc về một khu vực cụ thể.</w:t>
+        <w:t>BR01: Một khu vực có nhiều phòng; một phòng bắt buộc thuộc về một khu vực cụ thể.</w:t>
       </w:r>
     </w:p>
     <w:p>
@@ -1225,15 +1127,7 @@
           <w:sz w:val="26"/>
           <w:szCs w:val="26"/>
         </w:rPr>
-        <w:t xml:space="preserve">BR02: </w:t>
-      </w:r>
-      <w:r>
-        <w:rPr>
-          <w:rFonts w:ascii="Times New Roman" w:hAnsi="Times New Roman" w:cs="Times New Roman"/>
-          <w:sz w:val="26"/>
-          <w:szCs w:val="26"/>
-        </w:rPr>
-        <w:t>Mỗi phòng có sức chứa tối đa (số người tối đa) và đơn giá thuê tính theo ngày.</w:t>
+        <w:t>BR02: Mỗi phòng có sức chứa tối đa (số người tối đa) và đơn giá thuê tính theo ngày.</w:t>
       </w:r>
     </w:p>
     <w:p>
@@ -1256,15 +1150,8 @@
           <w:sz w:val="26"/>
           <w:szCs w:val="26"/>
         </w:rPr>
-        <w:t xml:space="preserve">BR03: </w:t>
-      </w:r>
-      <w:r>
-        <w:rPr>
-          <w:rFonts w:ascii="Times New Roman" w:hAnsi="Times New Roman" w:cs="Times New Roman"/>
-          <w:sz w:val="26"/>
-          <w:szCs w:val="26"/>
-        </w:rPr>
-        <w:t>Một tiện nghi có số thứ tự phân biệt trong cùng một loại tiện nghi.</w:t>
+        <w:lastRenderedPageBreak/>
+        <w:t>BR03: Một tiện nghi có số thứ tự phân biệt trong cùng một loại tiện nghi.</w:t>
       </w:r>
     </w:p>
     <w:p>
@@ -1287,16 +1174,7 @@
           <w:sz w:val="26"/>
           <w:szCs w:val="26"/>
         </w:rPr>
-        <w:lastRenderedPageBreak/>
-        <w:t xml:space="preserve">BR04: </w:t>
-      </w:r>
-      <w:r>
-        <w:rPr>
-          <w:rFonts w:ascii="Times New Roman" w:hAnsi="Times New Roman" w:cs="Times New Roman"/>
-          <w:sz w:val="26"/>
-          <w:szCs w:val="26"/>
-        </w:rPr>
-        <w:t>Trong một ngày, một thiết bị tiện nghi cụ thể chỉ được lắp đặt/trang bị cho duy nhất một phòng.</w:t>
+        <w:t>BR04: Trong một ngày, một thiết bị tiện nghi cụ thể chỉ được lắp đặt/trang bị cho duy nhất một phòng.</w:t>
       </w:r>
     </w:p>
     <w:p>
@@ -1319,15 +1197,7 @@
           <w:sz w:val="26"/>
           <w:szCs w:val="26"/>
         </w:rPr>
-        <w:t xml:space="preserve">BR05: </w:t>
-      </w:r>
-      <w:r>
-        <w:rPr>
-          <w:rFonts w:ascii="Times New Roman" w:hAnsi="Times New Roman" w:cs="Times New Roman"/>
-          <w:sz w:val="26"/>
-          <w:szCs w:val="26"/>
-        </w:rPr>
-        <w:t>Phiếu đặt phòng lưu trữ thông tin phòng, ngày nhận, ngày trả dự kiến, tiền cọc và kênh đặt phòng.</w:t>
+        <w:t>BR05: Phiếu đặt phòng lưu trữ thông tin phòng, ngày nhận, ngày trả dự kiến, tiền cọc và kênh đặt phòng.</w:t>
       </w:r>
     </w:p>
     <w:p>
@@ -1350,15 +1220,7 @@
           <w:sz w:val="26"/>
           <w:szCs w:val="26"/>
         </w:rPr>
-        <w:t xml:space="preserve">BR06: </w:t>
-      </w:r>
-      <w:r>
-        <w:rPr>
-          <w:rFonts w:ascii="Times New Roman" w:hAnsi="Times New Roman" w:cs="Times New Roman"/>
-          <w:sz w:val="26"/>
-          <w:szCs w:val="26"/>
-        </w:rPr>
-        <w:t>Hệ thống bắt buộc ghi nhận Họ tên, Số CCCD/CMND và Quốc tịch của từng người lưu trú thực tế tại phòng.</w:t>
+        <w:t>BR06: Hệ thống bắt buộc ghi nhận Họ tên, Số CCCD/CMND và Quốc tịch của từng người lưu trú thực tế tại phòng.</w:t>
       </w:r>
     </w:p>
     <w:p>
@@ -1381,15 +1243,7 @@
           <w:sz w:val="26"/>
           <w:szCs w:val="26"/>
         </w:rPr>
-        <w:t xml:space="preserve">BR07: </w:t>
-      </w:r>
-      <w:r>
-        <w:rPr>
-          <w:rFonts w:ascii="Times New Roman" w:hAnsi="Times New Roman" w:cs="Times New Roman"/>
-          <w:sz w:val="26"/>
-          <w:szCs w:val="26"/>
-        </w:rPr>
-        <w:t>Cùng một dịch vụ được sử dụng nhiều lần trong cùng một ngày tại một phòng sẽ được tự động cộng dồn số lượng thành một dòng duy nhất.</w:t>
+        <w:t>BR07: Cùng một dịch vụ được sử dụng nhiều lần trong cùng một ngày tại một phòng sẽ được tự động cộng dồn số lượng thành một dòng duy nhất.</w:t>
       </w:r>
     </w:p>
     <w:p>
@@ -1412,15 +1266,7 @@
           <w:sz w:val="26"/>
           <w:szCs w:val="26"/>
         </w:rPr>
-        <w:t xml:space="preserve">BR08: </w:t>
-      </w:r>
-      <w:r>
-        <w:rPr>
-          <w:rFonts w:ascii="Times New Roman" w:hAnsi="Times New Roman" w:cs="Times New Roman"/>
-          <w:sz w:val="26"/>
-          <w:szCs w:val="26"/>
-        </w:rPr>
-        <w:t>Khi có hư hỏng hoặc mất mát tiện nghi, nhân viên phải lập Phiếu đền bù dựa trên loại tiện nghi và mức độ thiệt hại đã quy định.</w:t>
+        <w:t>BR08: Khi có hư hỏng hoặc mất mát tiện nghi, nhân viên phải lập Phiếu đền bù dựa trên loại tiện nghi và mức độ thiệt hại đã quy định.</w:t>
       </w:r>
     </w:p>
     <w:p>
@@ -1443,15 +1289,7 @@
           <w:sz w:val="26"/>
           <w:szCs w:val="26"/>
         </w:rPr>
-        <w:t xml:space="preserve">BR09: </w:t>
-      </w:r>
-      <w:r>
-        <w:rPr>
-          <w:rFonts w:ascii="Times New Roman" w:hAnsi="Times New Roman" w:cs="Times New Roman"/>
-          <w:sz w:val="26"/>
-          <w:szCs w:val="26"/>
-        </w:rPr>
-        <w:t>Hóa đơn tổng tiền thanh toán = Tiền thuê phòng + Tiền dịch vụ phát sinh.</w:t>
+        <w:t>BR09: Hóa đơn tổng tiền thanh toán = Tiền thuê phòng + Tiền dịch vụ phát sinh.</w:t>
       </w:r>
     </w:p>
     <w:p>
@@ -1474,15 +1312,7 @@
           <w:sz w:val="26"/>
           <w:szCs w:val="26"/>
         </w:rPr>
-        <w:t xml:space="preserve">BR10: </w:t>
-      </w:r>
-      <w:r>
-        <w:rPr>
-          <w:rFonts w:ascii="Times New Roman" w:hAnsi="Times New Roman" w:cs="Times New Roman"/>
-          <w:sz w:val="26"/>
-          <w:szCs w:val="26"/>
-        </w:rPr>
-        <w:t>Hệ thống hỗ trợ 4 phương thức thanh toán linh hoạt: Tiền mặt, Chuyển khoản, Thẻ, Ví điện tử.</w:t>
+        <w:t>BR10: Hệ thống hỗ trợ 4 phương thức thanh toán linh hoạt: Tiền mặt, Chuyển khoản, Thẻ, Ví điện tử.</w:t>
       </w:r>
     </w:p>
     <w:p>
@@ -1528,15 +1358,7 @@
           <w:sz w:val="26"/>
           <w:szCs w:val="26"/>
         </w:rPr>
-        <w:t xml:space="preserve">QD01: </w:t>
-      </w:r>
-      <w:r>
-        <w:rPr>
-          <w:rFonts w:ascii="Times New Roman" w:hAnsi="Times New Roman" w:cs="Times New Roman"/>
-          <w:sz w:val="26"/>
-          <w:szCs w:val="26"/>
-        </w:rPr>
-        <w:t>Bổ sung các trường trạng thái (TrangThai) cho Phòng, Phiếu đặt phòng và Hóa đơn để điều khiển luồng giao diện. Kiểm tra phòng trống dựa trên thuật toán kiểm tra khoảng thời gian giao nhau (trùng lịch), không chỉ phụ thuộc vào trạng thái hiện tại.</w:t>
+        <w:t>QD01: Bổ sung các trường trạng thái (TrangThai) cho Phòng, Phiếu đặt phòng và Hóa đơn để điều khiển luồng giao diện. Kiểm tra phòng trống dựa trên thuật toán kiểm tra khoảng thời gian giao nhau (trùng lịch), không chỉ phụ thuộc vào trạng thái hiện tại.</w:t>
       </w:r>
     </w:p>
     <w:p>
@@ -1559,15 +1381,7 @@
           <w:sz w:val="26"/>
           <w:szCs w:val="26"/>
         </w:rPr>
-        <w:t xml:space="preserve">QD02: </w:t>
-      </w:r>
-      <w:r>
-        <w:rPr>
-          <w:rFonts w:ascii="Times New Roman" w:hAnsi="Times New Roman" w:cs="Times New Roman"/>
-          <w:sz w:val="26"/>
-          <w:szCs w:val="26"/>
-        </w:rPr>
-        <w:t>Số ngày tính tiền do nhân viên xác nhận khi lập hóa đơn để linh hoạt theo thời gian nhận/trả thực tế của khách.</w:t>
+        <w:t>QD02: Số ngày tính tiền do nhân viên xác nhận khi lập hóa đơn để linh hoạt theo thời gian nhận/trả thực tế của khách.</w:t>
       </w:r>
     </w:p>
     <w:p>
@@ -1590,23 +1404,7 @@
           <w:sz w:val="26"/>
           <w:szCs w:val="26"/>
         </w:rPr>
-        <w:t xml:space="preserve">QD03: </w:t>
-      </w:r>
-      <w:r>
-        <w:rPr>
-          <w:rFonts w:ascii="Times New Roman" w:hAnsi="Times New Roman" w:cs="Times New Roman"/>
-          <w:sz w:val="26"/>
-          <w:szCs w:val="26"/>
-        </w:rPr>
-        <w:t>Mức đền bù được cấu hình sẵn trong bảng QuyDinhDenBu giúp nhân viên tra cứu và áp dụng chuẩn xác khi lập phiếu</w:t>
-      </w:r>
-      <w:r>
-        <w:rPr>
-          <w:rFonts w:ascii="Times New Roman" w:hAnsi="Times New Roman" w:cs="Times New Roman"/>
-          <w:sz w:val="26"/>
-          <w:szCs w:val="26"/>
-        </w:rPr>
-        <w:t>.</w:t>
+        <w:t>QD03: Mức đền bù được cấu hình sẵn trong bảng QuyDinhDenBu giúp nhân viên tra cứu và áp dụng chuẩn xác khi lập phiếu.</w:t>
       </w:r>
     </w:p>
     <w:p>
@@ -1629,15 +1427,7 @@
           <w:sz w:val="26"/>
           <w:szCs w:val="26"/>
         </w:rPr>
-        <w:t xml:space="preserve">QD04: </w:t>
-      </w:r>
-      <w:r>
-        <w:rPr>
-          <w:rFonts w:ascii="Times New Roman" w:hAnsi="Times New Roman" w:cs="Times New Roman"/>
-          <w:sz w:val="26"/>
-          <w:szCs w:val="26"/>
-        </w:rPr>
-        <w:t>Một hóa đơn có thể chứa nhiều giao dịch thanh toán (bảng ThanhToan) để cho phép khách thanh toán làm nhiều lần hoặc kết hợp nhiều hình thức thanh toán.</w:t>
+        <w:t>QD04: Một hóa đơn có thể chứa nhiều giao dịch thanh toán (bảng ThanhToan) để cho phép khách thanh toán làm nhiều lần hoặc kết hợp nhiều hình thức thanh toán.</w:t>
       </w:r>
     </w:p>
     <w:p>
@@ -1698,6 +1488,7 @@
       <w:r>
         <w:rPr>
           <w:rFonts w:ascii="Times New Roman" w:hAnsi="Times New Roman" w:cs="Times New Roman"/>
+          <w:noProof/>
           <w:sz w:val="26"/>
           <w:szCs w:val="26"/>
         </w:rPr>
@@ -1774,6 +1565,7 @@
       <w:r>
         <w:rPr>
           <w:rFonts w:ascii="Times New Roman" w:hAnsi="Times New Roman" w:cs="Times New Roman"/>
+          <w:noProof/>
           <w:sz w:val="26"/>
           <w:szCs w:val="26"/>
         </w:rPr>
@@ -1849,6 +1641,7 @@
       <w:r>
         <w:rPr>
           <w:rFonts w:ascii="Times New Roman" w:hAnsi="Times New Roman" w:cs="Times New Roman"/>
+          <w:noProof/>
           <w:sz w:val="26"/>
           <w:szCs w:val="26"/>
         </w:rPr>
@@ -1948,6 +1741,7 @@
       <w:r>
         <w:rPr>
           <w:rFonts w:ascii="Times New Roman" w:hAnsi="Times New Roman" w:cs="Times New Roman"/>
+          <w:noProof/>
           <w:sz w:val="26"/>
           <w:szCs w:val="26"/>
         </w:rPr>
@@ -2024,6 +1818,7 @@
       <w:r>
         <w:rPr>
           <w:rFonts w:ascii="Times New Roman" w:hAnsi="Times New Roman" w:cs="Times New Roman"/>
+          <w:noProof/>
           <w:sz w:val="26"/>
           <w:szCs w:val="26"/>
         </w:rPr>
@@ -2123,6 +1918,7 @@
       <w:r>
         <w:rPr>
           <w:rFonts w:ascii="Times New Roman" w:hAnsi="Times New Roman" w:cs="Times New Roman"/>
+          <w:noProof/>
           <w:sz w:val="26"/>
           <w:szCs w:val="26"/>
         </w:rPr>
@@ -2222,6 +2018,7 @@
       <w:r>
         <w:rPr>
           <w:rFonts w:ascii="Times New Roman" w:hAnsi="Times New Roman" w:cs="Times New Roman"/>
+          <w:noProof/>
           <w:sz w:val="26"/>
           <w:szCs w:val="26"/>
         </w:rPr>
@@ -9034,6 +8831,7 @@
   <w:style w:type="character" w:default="1" w:styleId="DefaultParagraphFont">
     <w:name w:val="Default Paragraph Font"/>
     <w:uiPriority w:val="1"/>
+    <w:semiHidden/>
     <w:unhideWhenUsed/>
   </w:style>
   <w:style w:type="table" w:default="1" w:styleId="TableNormal">
